--- a/DCS_FINAL/final_report_dcs151.docx
+++ b/DCS_FINAL/final_report_dcs151.docx
@@ -157,9 +157,6 @@
             <w:pPr>
               <w:spacing w:afterLines="50" w:after="180"/>
               <w:jc w:val="both"/>
-              <w:rPr>
-                <w:rFonts w:hint="eastAsia"/>
-              </w:rPr>
             </w:pPr>
             <w:r>
               <w:t>Student ID:</w:t>
@@ -563,163 +560,147 @@
     <w:p>
       <w:pPr>
         <w:rPr>
+          <w:rFonts w:eastAsia="標楷體"/>
+        </w:rPr>
+      </w:pPr>
+      <w:r>
+        <w:rPr>
+          <w:rFonts w:eastAsia="標楷體"/>
+        </w:rPr>
+        <w:t>在修這堂課之前，就有聽說過這是一堂很硬的課，自己從學期初就在想要不要退選</w:t>
+      </w:r>
+      <w:r>
+        <w:rPr>
+          <w:rFonts w:eastAsia="標楷體"/>
+        </w:rPr>
+        <w:t>w(</w:t>
+      </w:r>
+      <w:r>
+        <w:rPr>
+          <w:rFonts w:eastAsia="標楷體"/>
+        </w:rPr>
+        <w:t>二下的必修好多，這學期修了</w:t>
+      </w:r>
+      <w:r>
+        <w:rPr>
+          <w:rFonts w:eastAsia="標楷體"/>
+        </w:rPr>
+        <w:t>26</w:t>
+      </w:r>
+      <w:r>
+        <w:rPr>
+          <w:rFonts w:eastAsia="標楷體"/>
+        </w:rPr>
+        <w:t>學分</w:t>
+      </w:r>
+      <w:r>
+        <w:rPr>
           <w:rFonts w:eastAsia="標楷體" w:hint="eastAsia"/>
         </w:rPr>
-      </w:pPr>
+        <w:t>Q</w:t>
+      </w:r>
       <w:r>
         <w:rPr>
           <w:rFonts w:eastAsia="標楷體"/>
         </w:rPr>
-        <w:t>在修這堂課之前，就有聽說過這是一堂很硬的課，自己從學期初就在想要不要退選</w:t>
+        <w:t>)</w:t>
       </w:r>
       <w:r>
         <w:rPr>
           <w:rFonts w:eastAsia="標楷體"/>
         </w:rPr>
-        <w:t>w(</w:t>
+        <w:t>，</w:t>
+      </w:r>
+      <w:r>
+        <w:rPr>
+          <w:rFonts w:eastAsia="標楷體" w:hint="eastAsia"/>
+        </w:rPr>
+        <w:t>但</w:t>
       </w:r>
       <w:r>
         <w:rPr>
           <w:rFonts w:eastAsia="標楷體"/>
         </w:rPr>
-        <w:t>二下的必修</w:t>
-      </w:r>
-      <w:proofErr w:type="gramStart"/>
+        <w:t>還是很開心自己可以堅持到最後</w:t>
+      </w:r>
       <w:r>
         <w:rPr>
           <w:rFonts w:eastAsia="標楷體"/>
         </w:rPr>
-        <w:t>好多，</w:t>
-      </w:r>
-      <w:proofErr w:type="gramEnd"/>
+        <w:t>XD</w:t>
+      </w:r>
       <w:r>
         <w:rPr>
           <w:rFonts w:eastAsia="標楷體"/>
         </w:rPr>
-        <w:t>這學期修了</w:t>
+        <w:t>，也感謝所有認真出題的助教，這次的</w:t>
       </w:r>
       <w:r>
         <w:rPr>
           <w:rFonts w:eastAsia="標楷體"/>
         </w:rPr>
-        <w:t>26</w:t>
+        <w:t>Fina</w:t>
+      </w:r>
+      <w:r>
+        <w:rPr>
+          <w:rFonts w:eastAsia="標楷體" w:hint="eastAsia"/>
+        </w:rPr>
+        <w:t>l Project</w:t>
       </w:r>
       <w:r>
         <w:rPr>
           <w:rFonts w:eastAsia="標楷體"/>
         </w:rPr>
-        <w:t>學分</w:t>
+        <w:t>我花了蠻多時間</w:t>
       </w:r>
       <w:r>
         <w:rPr>
           <w:rFonts w:eastAsia="標楷體" w:hint="eastAsia"/>
         </w:rPr>
-        <w:t>Q</w:t>
+        <w:t>，</w:t>
+      </w:r>
+      <w:r>
+        <w:rPr>
+          <w:rFonts w:eastAsia="標楷體" w:hint="eastAsia"/>
+        </w:rPr>
+        <w:t>想了很多架構，也學習到了很多，由於程式很龐大，大概快</w:t>
+      </w:r>
+      <w:r>
+        <w:rPr>
+          <w:rFonts w:eastAsia="標楷體" w:hint="eastAsia"/>
+        </w:rPr>
+        <w:t>2000</w:t>
+      </w:r>
+      <w:r>
+        <w:rPr>
+          <w:rFonts w:eastAsia="標楷體" w:hint="eastAsia"/>
+        </w:rPr>
+        <w:t>行，因此我覺得</w:t>
       </w:r>
       <w:r>
         <w:rPr>
           <w:rFonts w:eastAsia="標楷體"/>
         </w:rPr>
-        <w:t>)</w:t>
-      </w:r>
-      <w:r>
-        <w:rPr>
-          <w:rFonts w:eastAsia="標楷體"/>
-        </w:rPr>
-        <w:t>，</w:t>
+        <w:t>c</w:t>
       </w:r>
       <w:r>
         <w:rPr>
           <w:rFonts w:eastAsia="標楷體" w:hint="eastAsia"/>
         </w:rPr>
-        <w:t>但</w:t>
-      </w:r>
-      <w:r>
-        <w:rPr>
-          <w:rFonts w:eastAsia="標楷體"/>
-        </w:rPr>
-        <w:t>還是很開心自己可以堅持到最後</w:t>
-      </w:r>
-      <w:r>
-        <w:rPr>
-          <w:rFonts w:eastAsia="標楷體"/>
-        </w:rPr>
-        <w:t>XD</w:t>
-      </w:r>
-      <w:r>
-        <w:rPr>
-          <w:rFonts w:eastAsia="標楷體"/>
-        </w:rPr>
-        <w:t>，也感謝所有認真出題的助教，這次的</w:t>
-      </w:r>
-      <w:r>
-        <w:rPr>
-          <w:rFonts w:eastAsia="標楷體"/>
-        </w:rPr>
-        <w:t>Fina</w:t>
+        <w:t>oding style</w:t>
       </w:r>
       <w:r>
         <w:rPr>
           <w:rFonts w:eastAsia="標楷體" w:hint="eastAsia"/>
         </w:rPr>
-        <w:t>l Project</w:t>
-      </w:r>
-      <w:r>
-        <w:rPr>
-          <w:rFonts w:eastAsia="標楷體"/>
-        </w:rPr>
-        <w:t>我花了蠻多時間</w:t>
+        <w:t>特別重要，否則寫著寫著就不知道自己在寫甚麼，</w:t>
       </w:r>
       <w:r>
         <w:rPr>
           <w:rFonts w:eastAsia="標楷體" w:hint="eastAsia"/>
         </w:rPr>
-        <w:t>，</w:t>
-      </w:r>
-      <w:r>
-        <w:rPr>
-          <w:rFonts w:eastAsia="標楷體" w:hint="eastAsia"/>
-        </w:rPr>
-        <w:t>想了很多架構，也學習到了很多，由於程式很龐大，大概快</w:t>
-      </w:r>
-      <w:r>
-        <w:rPr>
-          <w:rFonts w:eastAsia="標楷體" w:hint="eastAsia"/>
-        </w:rPr>
-        <w:t>2000</w:t>
-      </w:r>
-      <w:r>
-        <w:rPr>
-          <w:rFonts w:eastAsia="標楷體" w:hint="eastAsia"/>
-        </w:rPr>
-        <w:t>行，因此我覺得</w:t>
-      </w:r>
-      <w:r>
-        <w:rPr>
-          <w:rFonts w:eastAsia="標楷體"/>
-        </w:rPr>
-        <w:t>c</w:t>
-      </w:r>
-      <w:r>
-        <w:rPr>
-          <w:rFonts w:eastAsia="標楷體" w:hint="eastAsia"/>
-        </w:rPr>
-        <w:t>oding style</w:t>
-      </w:r>
-      <w:r>
-        <w:rPr>
-          <w:rFonts w:eastAsia="標楷體" w:hint="eastAsia"/>
-        </w:rPr>
-        <w:t>特別重要，否則寫著寫著就不知道自己在寫</w:t>
-      </w:r>
-      <w:proofErr w:type="gramStart"/>
-      <w:r>
-        <w:rPr>
-          <w:rFonts w:eastAsia="標楷體" w:hint="eastAsia"/>
-        </w:rPr>
-        <w:t>甚麼，</w:t>
-      </w:r>
-      <w:proofErr w:type="gramEnd"/>
+        <w:t>不然無腦</w:t>
+      </w:r>
       <w:r>
         <w:rPr>
           <w:rFonts w:eastAsia="標楷體" w:hint="eastAsia"/>

--- a/DCS_FINAL/final_report_dcs151.docx
+++ b/DCS_FINAL/final_report_dcs151.docx
@@ -559,169 +559,6 @@
     </w:p>
     <w:p>
       <w:pPr>
-        <w:rPr>
-          <w:rFonts w:eastAsia="標楷體"/>
-        </w:rPr>
-      </w:pPr>
-      <w:r>
-        <w:rPr>
-          <w:rFonts w:eastAsia="標楷體"/>
-        </w:rPr>
-        <w:t>在修這堂課之前，就有聽說過這是一堂很硬的課，自己從學期初就在想要不要退選</w:t>
-      </w:r>
-      <w:r>
-        <w:rPr>
-          <w:rFonts w:eastAsia="標楷體"/>
-        </w:rPr>
-        <w:t>w(</w:t>
-      </w:r>
-      <w:r>
-        <w:rPr>
-          <w:rFonts w:eastAsia="標楷體"/>
-        </w:rPr>
-        <w:t>二下的必修好多，這學期修了</w:t>
-      </w:r>
-      <w:r>
-        <w:rPr>
-          <w:rFonts w:eastAsia="標楷體"/>
-        </w:rPr>
-        <w:t>26</w:t>
-      </w:r>
-      <w:r>
-        <w:rPr>
-          <w:rFonts w:eastAsia="標楷體"/>
-        </w:rPr>
-        <w:t>學分</w:t>
-      </w:r>
-      <w:r>
-        <w:rPr>
-          <w:rFonts w:eastAsia="標楷體" w:hint="eastAsia"/>
-        </w:rPr>
-        <w:t>Q</w:t>
-      </w:r>
-      <w:r>
-        <w:rPr>
-          <w:rFonts w:eastAsia="標楷體"/>
-        </w:rPr>
-        <w:t>)</w:t>
-      </w:r>
-      <w:r>
-        <w:rPr>
-          <w:rFonts w:eastAsia="標楷體"/>
-        </w:rPr>
-        <w:t>，</w:t>
-      </w:r>
-      <w:r>
-        <w:rPr>
-          <w:rFonts w:eastAsia="標楷體" w:hint="eastAsia"/>
-        </w:rPr>
-        <w:t>但</w:t>
-      </w:r>
-      <w:r>
-        <w:rPr>
-          <w:rFonts w:eastAsia="標楷體"/>
-        </w:rPr>
-        <w:t>還是很開心自己可以堅持到最後</w:t>
-      </w:r>
-      <w:r>
-        <w:rPr>
-          <w:rFonts w:eastAsia="標楷體"/>
-        </w:rPr>
-        <w:t>XD</w:t>
-      </w:r>
-      <w:r>
-        <w:rPr>
-          <w:rFonts w:eastAsia="標楷體"/>
-        </w:rPr>
-        <w:t>，也感謝所有認真出題的助教，這次的</w:t>
-      </w:r>
-      <w:r>
-        <w:rPr>
-          <w:rFonts w:eastAsia="標楷體"/>
-        </w:rPr>
-        <w:t>Fina</w:t>
-      </w:r>
-      <w:r>
-        <w:rPr>
-          <w:rFonts w:eastAsia="標楷體" w:hint="eastAsia"/>
-        </w:rPr>
-        <w:t>l Project</w:t>
-      </w:r>
-      <w:r>
-        <w:rPr>
-          <w:rFonts w:eastAsia="標楷體"/>
-        </w:rPr>
-        <w:t>我花了蠻多時間</w:t>
-      </w:r>
-      <w:r>
-        <w:rPr>
-          <w:rFonts w:eastAsia="標楷體" w:hint="eastAsia"/>
-        </w:rPr>
-        <w:t>，</w:t>
-      </w:r>
-      <w:r>
-        <w:rPr>
-          <w:rFonts w:eastAsia="標楷體" w:hint="eastAsia"/>
-        </w:rPr>
-        <w:t>想了很多架構，也學習到了很多，由於程式很龐大，大概快</w:t>
-      </w:r>
-      <w:r>
-        <w:rPr>
-          <w:rFonts w:eastAsia="標楷體" w:hint="eastAsia"/>
-        </w:rPr>
-        <w:t>2000</w:t>
-      </w:r>
-      <w:r>
-        <w:rPr>
-          <w:rFonts w:eastAsia="標楷體" w:hint="eastAsia"/>
-        </w:rPr>
-        <w:t>行，因此我覺得</w:t>
-      </w:r>
-      <w:r>
-        <w:rPr>
-          <w:rFonts w:eastAsia="標楷體"/>
-        </w:rPr>
-        <w:t>c</w:t>
-      </w:r>
-      <w:r>
-        <w:rPr>
-          <w:rFonts w:eastAsia="標楷體" w:hint="eastAsia"/>
-        </w:rPr>
-        <w:t>oding style</w:t>
-      </w:r>
-      <w:r>
-        <w:rPr>
-          <w:rFonts w:eastAsia="標楷體" w:hint="eastAsia"/>
-        </w:rPr>
-        <w:t>特別重要，否則寫著寫著就不知道自己在寫甚麼，</w:t>
-      </w:r>
-      <w:r>
-        <w:rPr>
-          <w:rFonts w:eastAsia="標楷體" w:hint="eastAsia"/>
-        </w:rPr>
-        <w:t>不然無腦</w:t>
-      </w:r>
-      <w:r>
-        <w:rPr>
-          <w:rFonts w:eastAsia="標楷體" w:hint="eastAsia"/>
-        </w:rPr>
-        <w:t>問</w:t>
-      </w:r>
-      <w:r>
-        <w:rPr>
-          <w:rFonts w:eastAsia="標楷體" w:hint="eastAsia"/>
-        </w:rPr>
-        <w:t>AI</w:t>
-      </w:r>
-      <w:r>
-        <w:rPr>
-          <w:rFonts w:eastAsia="標楷體" w:hint="eastAsia"/>
-        </w:rPr>
-        <w:t>就會慢慢跟自己的程式碼脫節。</w:t>
-      </w:r>
-    </w:p>
-    <w:p>
-      <w:pPr>
         <w:pStyle w:val="par1"/>
         <w:widowControl/>
         <w:pBdr>
@@ -762,7 +599,6 @@
         <w:ind w:leftChars="0"/>
       </w:pPr>
       <w:r>
-        <w:lastRenderedPageBreak/>
         <w:t>S</w:t>
       </w:r>
       <w:r>

--- a/DCS_FINAL/final_report_dcs151.docx
+++ b/DCS_FINAL/final_report_dcs151.docx
@@ -7,6 +7,7 @@
         <w:spacing w:after="240" w:line="360" w:lineRule="auto"/>
         <w:jc w:val="center"/>
         <w:rPr>
+          <w:rFonts w:eastAsia="標楷體"/>
           <w:sz w:val="44"/>
           <w:szCs w:val="44"/>
           <w:bdr w:val="single" w:sz="4" w:space="0" w:color="auto"/>
@@ -15,6 +16,7 @@
       </w:pPr>
       <w:r>
         <w:rPr>
+          <w:rFonts w:eastAsia="標楷體"/>
           <w:b/>
           <w:sz w:val="44"/>
           <w:szCs w:val="44"/>
@@ -24,6 +26,7 @@
       </w:r>
       <w:r>
         <w:rPr>
+          <w:rFonts w:eastAsia="標楷體"/>
           <w:b/>
           <w:sz w:val="44"/>
           <w:szCs w:val="44"/>
@@ -33,6 +36,7 @@
       </w:r>
       <w:r>
         <w:rPr>
+          <w:rFonts w:eastAsia="標楷體"/>
           <w:b/>
           <w:sz w:val="44"/>
           <w:szCs w:val="44"/>
@@ -42,6 +46,7 @@
       </w:r>
       <w:r>
         <w:rPr>
+          <w:rFonts w:eastAsia="標楷體"/>
           <w:b/>
           <w:sz w:val="44"/>
           <w:szCs w:val="44"/>
@@ -51,6 +56,7 @@
       </w:r>
       <w:r>
         <w:rPr>
+          <w:rFonts w:eastAsia="標楷體"/>
           <w:b/>
           <w:sz w:val="44"/>
           <w:szCs w:val="44"/>
@@ -60,6 +66,7 @@
       </w:r>
       <w:r>
         <w:rPr>
+          <w:rFonts w:eastAsia="標楷體"/>
           <w:b/>
           <w:sz w:val="44"/>
           <w:szCs w:val="44"/>
@@ -69,6 +76,7 @@
       </w:r>
       <w:r>
         <w:rPr>
+          <w:rFonts w:eastAsia="標楷體"/>
           <w:b/>
           <w:sz w:val="44"/>
           <w:szCs w:val="44"/>
@@ -82,12 +90,14 @@
         <w:spacing w:afterLines="50" w:after="180"/>
         <w:jc w:val="center"/>
         <w:rPr>
+          <w:rFonts w:eastAsia="標楷體"/>
           <w:sz w:val="40"/>
           <w:szCs w:val="40"/>
         </w:rPr>
       </w:pPr>
       <w:r>
         <w:rPr>
+          <w:rFonts w:eastAsia="標楷體"/>
           <w:sz w:val="40"/>
           <w:szCs w:val="40"/>
         </w:rPr>
@@ -95,6 +105,7 @@
       </w:r>
       <w:r>
         <w:rPr>
+          <w:rFonts w:eastAsia="標楷體"/>
           <w:sz w:val="40"/>
           <w:szCs w:val="40"/>
         </w:rPr>
@@ -130,19 +141,25 @@
             <w:pPr>
               <w:spacing w:afterLines="50" w:after="180"/>
               <w:jc w:val="both"/>
+              <w:rPr>
+                <w:rFonts w:eastAsia="標楷體"/>
+              </w:rPr>
             </w:pPr>
             <w:r>
+              <w:rPr>
+                <w:rFonts w:eastAsia="標楷體"/>
+              </w:rPr>
               <w:t>Name:</w:t>
             </w:r>
             <w:r>
               <w:rPr>
-                <w:rFonts w:hint="eastAsia"/>
+                <w:rFonts w:eastAsia="標楷體"/>
               </w:rPr>
               <w:t xml:space="preserve"> </w:t>
             </w:r>
             <w:r>
               <w:rPr>
-                <w:rFonts w:hint="eastAsia"/>
+                <w:rFonts w:eastAsia="標楷體"/>
               </w:rPr>
               <w:t>楊庭瑞</w:t>
             </w:r>
@@ -157,13 +174,19 @@
             <w:pPr>
               <w:spacing w:afterLines="50" w:after="180"/>
               <w:jc w:val="both"/>
+              <w:rPr>
+                <w:rFonts w:eastAsia="標楷體"/>
+              </w:rPr>
             </w:pPr>
             <w:r>
+              <w:rPr>
+                <w:rFonts w:eastAsia="標楷體"/>
+              </w:rPr>
               <w:t>Student ID:</w:t>
             </w:r>
             <w:r>
               <w:rPr>
-                <w:rFonts w:hint="eastAsia"/>
+                <w:rFonts w:eastAsia="標楷體"/>
               </w:rPr>
               <w:t xml:space="preserve"> 113511266</w:t>
             </w:r>
@@ -178,19 +201,25 @@
             <w:pPr>
               <w:spacing w:afterLines="50" w:after="180"/>
               <w:jc w:val="both"/>
+              <w:rPr>
+                <w:rFonts w:eastAsia="標楷體"/>
+              </w:rPr>
             </w:pPr>
             <w:r>
+              <w:rPr>
+                <w:rFonts w:eastAsia="標楷體"/>
+              </w:rPr>
               <w:t>Server Account:</w:t>
             </w:r>
             <w:r>
               <w:rPr>
-                <w:rFonts w:hint="eastAsia"/>
+                <w:rFonts w:eastAsia="標楷體"/>
               </w:rPr>
               <w:t xml:space="preserve"> dcs</w:t>
             </w:r>
             <w:r>
               <w:rPr>
-                <w:rFonts w:hint="eastAsia"/>
+                <w:rFonts w:eastAsia="標楷體"/>
               </w:rPr>
               <w:t>151</w:t>
             </w:r>
@@ -198,74 +227,6 @@
         </w:tc>
       </w:tr>
     </w:tbl>
-    <w:p>
-      <w:pPr>
-        <w:jc w:val="center"/>
-        <w:rPr>
-          <w:i/>
-        </w:rPr>
-      </w:pPr>
-      <w:r>
-        <w:rPr>
-          <w:rFonts w:hint="eastAsia"/>
-          <w:i/>
-        </w:rPr>
-        <w:t>*Report can be written in either English or Chinese.</w:t>
-      </w:r>
-    </w:p>
-    <w:p>
-      <w:pPr>
-        <w:jc w:val="center"/>
-        <w:rPr>
-          <w:i/>
-        </w:rPr>
-      </w:pPr>
-      <w:r>
-        <w:rPr>
-          <w:rFonts w:hint="eastAsia"/>
-          <w:i/>
-        </w:rPr>
-        <w:t>*</w:t>
-      </w:r>
-      <w:r>
-        <w:rPr>
-          <w:i/>
-        </w:rPr>
-        <w:t>Repor</w:t>
-      </w:r>
-      <w:r>
-        <w:rPr>
-          <w:i/>
-        </w:rPr>
-        <w:t xml:space="preserve">ts must not exceed </w:t>
-      </w:r>
-      <w:r>
-        <w:rPr>
-          <w:b/>
-          <w:bCs/>
-          <w:i/>
-        </w:rPr>
-        <w:t>four</w:t>
-      </w:r>
-      <w:r>
-        <w:rPr>
-          <w:i/>
-        </w:rPr>
-        <w:t xml:space="preserve"> A4 pages</w:t>
-      </w:r>
-      <w:r>
-        <w:rPr>
-          <w:i/>
-        </w:rPr>
-        <w:t xml:space="preserve"> (excluding the AI-use Log)</w:t>
-      </w:r>
-      <w:r>
-        <w:rPr>
-          <w:i/>
-        </w:rPr>
-        <w:t>.</w:t>
-      </w:r>
-    </w:p>
     <w:p>
       <w:pPr>
         <w:pStyle w:val="par1"/>
@@ -279,14 +240,14 @@
         <w:textAlignment w:val="bottom"/>
         <w:outlineLvl w:val="0"/>
         <w:rPr>
-          <w:rFonts w:ascii="Times New Roman" w:hAnsi="Times New Roman"/>
+          <w:rFonts w:ascii="Times New Roman" w:eastAsia="標楷體" w:hAnsi="Times New Roman"/>
           <w:b/>
           <w:color w:val="000080"/>
         </w:rPr>
       </w:pPr>
       <w:r>
         <w:rPr>
-          <w:rFonts w:ascii="Times New Roman" w:hAnsi="Times New Roman"/>
+          <w:rFonts w:ascii="Times New Roman" w:eastAsia="標楷體" w:hAnsi="Times New Roman"/>
           <w:b/>
           <w:color w:val="000080"/>
         </w:rPr>
@@ -294,7 +255,7 @@
       </w:r>
       <w:r>
         <w:rPr>
-          <w:rFonts w:ascii="Times New Roman" w:hAnsi="Times New Roman" w:hint="eastAsia"/>
+          <w:rFonts w:ascii="Times New Roman" w:eastAsia="標楷體" w:hAnsi="Times New Roman"/>
           <w:b/>
           <w:color w:val="000080"/>
         </w:rPr>
@@ -302,11 +263,82 @@
       </w:r>
     </w:p>
     <w:p>
-      <w:r>
+      <w:pPr>
+        <w:rPr>
+          <w:rFonts w:eastAsia="標楷體"/>
+        </w:rPr>
+      </w:pPr>
+      <w:r>
+        <w:rPr>
+          <w:rFonts w:eastAsia="標楷體"/>
+        </w:rPr>
         <w:t>Draw your architecture diagram or Block diagram</w:t>
       </w:r>
     </w:p>
-    <w:p/>
+    <w:p>
+      <w:pPr>
+        <w:jc w:val="center"/>
+        <w:rPr>
+          <w:rFonts w:eastAsia="標楷體"/>
+        </w:rPr>
+      </w:pPr>
+      <w:r>
+        <w:rPr>
+          <w:rFonts w:eastAsia="標楷體"/>
+          <w:noProof/>
+        </w:rPr>
+        <w:drawing>
+          <wp:inline distT="0" distB="0" distL="0" distR="0" wp14:anchorId="41CC2126" wp14:editId="36CD8957">
+            <wp:extent cx="6150334" cy="3564579"/>
+            <wp:effectExtent l="0" t="0" r="3175" b="0"/>
+            <wp:docPr id="1093108171" name="圖片 2"/>
+            <wp:cNvGraphicFramePr>
+              <a:graphicFrameLocks xmlns:a="http://schemas.openxmlformats.org/drawingml/2006/main" noChangeAspect="1"/>
+            </wp:cNvGraphicFramePr>
+            <a:graphic xmlns:a="http://schemas.openxmlformats.org/drawingml/2006/main">
+              <a:graphicData uri="http://schemas.openxmlformats.org/drawingml/2006/picture">
+                <pic:pic xmlns:pic="http://schemas.openxmlformats.org/drawingml/2006/picture">
+                  <pic:nvPicPr>
+                    <pic:cNvPr id="1093108171" name="圖片 1093108171"/>
+                    <pic:cNvPicPr/>
+                  </pic:nvPicPr>
+                  <pic:blipFill rotWithShape="1">
+                    <a:blip r:embed="rId8" cstate="print">
+                      <a:extLst>
+                        <a:ext uri="{28A0092B-C50C-407E-A947-70E740481C1C}">
+                          <a14:useLocalDpi xmlns:a14="http://schemas.microsoft.com/office/drawing/2010/main" val="0"/>
+                        </a:ext>
+                      </a:extLst>
+                    </a:blip>
+                    <a:srcRect l="668" t="-1" r="369" b="781"/>
+                    <a:stretch>
+                      <a:fillRect/>
+                    </a:stretch>
+                  </pic:blipFill>
+                  <pic:spPr bwMode="auto">
+                    <a:xfrm>
+                      <a:off x="0" y="0"/>
+                      <a:ext cx="6181011" cy="3582359"/>
+                    </a:xfrm>
+                    <a:prstGeom prst="rect">
+                      <a:avLst/>
+                    </a:prstGeom>
+                    <a:ln>
+                      <a:noFill/>
+                    </a:ln>
+                    <a:extLst>
+                      <a:ext uri="{53640926-AAD7-44D8-BBD7-CCE9431645EC}">
+                        <a14:shadowObscured xmlns:a14="http://schemas.microsoft.com/office/drawing/2010/main"/>
+                      </a:ext>
+                    </a:extLst>
+                  </pic:spPr>
+                </pic:pic>
+              </a:graphicData>
+            </a:graphic>
+          </wp:inline>
+        </w:drawing>
+      </w:r>
+    </w:p>
     <w:p>
       <w:pPr>
         <w:pStyle w:val="par1"/>
@@ -320,14 +352,14 @@
         <w:textAlignment w:val="bottom"/>
         <w:outlineLvl w:val="0"/>
         <w:rPr>
-          <w:rFonts w:ascii="Times New Roman" w:hAnsi="Times New Roman"/>
+          <w:rFonts w:ascii="Times New Roman" w:eastAsia="標楷體" w:hAnsi="Times New Roman"/>
           <w:b/>
           <w:color w:val="000080"/>
         </w:rPr>
       </w:pPr>
       <w:r>
         <w:rPr>
-          <w:rFonts w:ascii="Times New Roman" w:hAnsi="Times New Roman"/>
+          <w:rFonts w:ascii="Times New Roman" w:eastAsia="標楷體" w:hAnsi="Times New Roman"/>
           <w:b/>
           <w:color w:val="000080"/>
         </w:rPr>
@@ -335,11 +367,474 @@
       </w:r>
       <w:r>
         <w:rPr>
-          <w:rFonts w:ascii="Times New Roman" w:hAnsi="Times New Roman" w:hint="eastAsia"/>
+          <w:rFonts w:ascii="Times New Roman" w:eastAsia="標楷體" w:hAnsi="Times New Roman"/>
           <w:b/>
           <w:color w:val="000080"/>
         </w:rPr>
         <w:t xml:space="preserve"> (8 points)</w:t>
+      </w:r>
+    </w:p>
+    <w:p>
+      <w:pPr>
+        <w:pStyle w:val="a6"/>
+        <w:ind w:leftChars="0" w:left="0"/>
+        <w:rPr>
+          <w:rFonts w:eastAsia="標楷體"/>
+        </w:rPr>
+      </w:pPr>
+      <w:r>
+        <w:rPr>
+          <w:rFonts w:eastAsia="標楷體"/>
+          <w:b/>
+          <w:bCs/>
+        </w:rPr>
+        <w:t>1. Data Flow</w:t>
+      </w:r>
+      <w:r>
+        <w:rPr>
+          <w:rFonts w:eastAsia="標楷體"/>
+        </w:rPr>
+        <w:t xml:space="preserve"> (FSM, or how your design process data):</w:t>
+      </w:r>
+    </w:p>
+    <w:p>
+      <w:pPr>
+        <w:spacing w:before="240"/>
+        <w:rPr>
+          <w:rFonts w:eastAsia="標楷體"/>
+        </w:rPr>
+      </w:pPr>
+      <w:r>
+        <w:rPr>
+          <w:rFonts w:eastAsia="標楷體"/>
+        </w:rPr>
+        <w:tab/>
+      </w:r>
+      <w:r>
+        <w:rPr>
+          <w:rFonts w:eastAsia="標楷體"/>
+        </w:rPr>
+        <w:t>本</w:t>
+      </w:r>
+      <w:r>
+        <w:rPr>
+          <w:rFonts w:eastAsia="標楷體" w:hint="eastAsia"/>
+        </w:rPr>
+        <w:t>次專題將主要架構拆分成</w:t>
+      </w:r>
+      <w:proofErr w:type="spellStart"/>
+      <w:r>
+        <w:rPr>
+          <w:rFonts w:eastAsia="標楷體"/>
+        </w:rPr>
+        <w:t>CA_Control</w:t>
+      </w:r>
+      <w:proofErr w:type="spellEnd"/>
+      <w:r>
+        <w:rPr>
+          <w:rFonts w:eastAsia="標楷體"/>
+        </w:rPr>
+        <w:t xml:space="preserve"> </w:t>
+      </w:r>
+      <w:r>
+        <w:rPr>
+          <w:rFonts w:eastAsia="標楷體"/>
+        </w:rPr>
+        <w:t>與</w:t>
+      </w:r>
+      <w:r>
+        <w:rPr>
+          <w:rFonts w:eastAsia="標楷體"/>
+        </w:rPr>
+        <w:t xml:space="preserve"> </w:t>
+      </w:r>
+      <w:proofErr w:type="spellStart"/>
+      <w:r>
+        <w:rPr>
+          <w:rFonts w:eastAsia="標楷體"/>
+        </w:rPr>
+        <w:t>CA_DataPath</w:t>
+      </w:r>
+      <w:proofErr w:type="spellEnd"/>
+      <w:r>
+        <w:rPr>
+          <w:rFonts w:eastAsia="標楷體"/>
+        </w:rPr>
+        <w:t>。</w:t>
+      </w:r>
+      <w:proofErr w:type="spellStart"/>
+      <w:r>
+        <w:rPr>
+          <w:rFonts w:eastAsia="標楷體"/>
+        </w:rPr>
+        <w:t>CA_Control</w:t>
+      </w:r>
+      <w:proofErr w:type="spellEnd"/>
+      <w:r>
+        <w:rPr>
+          <w:rFonts w:eastAsia="標楷體"/>
+        </w:rPr>
+        <w:t>負責整體控制流程，包含</w:t>
+      </w:r>
+      <w:r>
+        <w:rPr>
+          <w:rFonts w:eastAsia="標楷體"/>
+        </w:rPr>
+        <w:t xml:space="preserve"> FSM </w:t>
+      </w:r>
+      <w:r>
+        <w:rPr>
+          <w:rFonts w:eastAsia="標楷體"/>
+        </w:rPr>
+        <w:t>狀態轉移、</w:t>
+      </w:r>
+      <w:r>
+        <w:rPr>
+          <w:rFonts w:eastAsia="標楷體"/>
+        </w:rPr>
+        <w:t xml:space="preserve">RAM read/write command </w:t>
+      </w:r>
+      <w:r>
+        <w:rPr>
+          <w:rFonts w:eastAsia="標楷體"/>
+        </w:rPr>
+        <w:t>產生、參數暫存，以及</w:t>
+      </w:r>
+      <w:proofErr w:type="spellStart"/>
+      <w:r>
+        <w:rPr>
+          <w:rFonts w:eastAsia="標楷體"/>
+        </w:rPr>
+        <w:t>datapath</w:t>
+      </w:r>
+      <w:proofErr w:type="spellEnd"/>
+      <w:r>
+        <w:rPr>
+          <w:rFonts w:eastAsia="標楷體"/>
+        </w:rPr>
+        <w:t xml:space="preserve"> issue timing </w:t>
+      </w:r>
+      <w:r>
+        <w:rPr>
+          <w:rFonts w:eastAsia="標楷體"/>
+        </w:rPr>
+        <w:t>的控制。</w:t>
+      </w:r>
+      <w:proofErr w:type="spellStart"/>
+      <w:r>
+        <w:rPr>
+          <w:rFonts w:eastAsia="標楷體"/>
+        </w:rPr>
+        <w:t>CA_DataPath</w:t>
+      </w:r>
+      <w:proofErr w:type="spellEnd"/>
+      <w:r>
+        <w:rPr>
+          <w:rFonts w:eastAsia="標楷體"/>
+        </w:rPr>
+        <w:t>則負責實際資料運算，包含</w:t>
+      </w:r>
+      <w:r>
+        <w:rPr>
+          <w:rFonts w:eastAsia="標楷體"/>
+        </w:rPr>
+        <w:t xml:space="preserve"> matrix/convolution projection</w:t>
+      </w:r>
+      <w:r>
+        <w:rPr>
+          <w:rFonts w:eastAsia="標楷體"/>
+        </w:rPr>
+        <w:t>、</w:t>
+      </w:r>
+      <w:r>
+        <w:rPr>
+          <w:rFonts w:eastAsia="標楷體"/>
+        </w:rPr>
+        <w:t>attention computation</w:t>
+      </w:r>
+      <w:r>
+        <w:rPr>
+          <w:rFonts w:eastAsia="標楷體"/>
+        </w:rPr>
+        <w:t>、</w:t>
+      </w:r>
+      <w:r>
+        <w:rPr>
+          <w:rFonts w:eastAsia="標楷體"/>
+        </w:rPr>
+        <w:t>activation</w:t>
+      </w:r>
+      <w:r>
+        <w:rPr>
+          <w:rFonts w:eastAsia="標楷體"/>
+        </w:rPr>
+        <w:t>、</w:t>
+      </w:r>
+      <w:proofErr w:type="spellStart"/>
+      <w:r>
+        <w:rPr>
+          <w:rFonts w:eastAsia="標楷體"/>
+        </w:rPr>
+        <w:t>PoT</w:t>
+      </w:r>
+      <w:proofErr w:type="spellEnd"/>
+      <w:r>
+        <w:rPr>
+          <w:rFonts w:eastAsia="標楷體"/>
+        </w:rPr>
+        <w:t xml:space="preserve"> quantization</w:t>
+      </w:r>
+      <w:r>
+        <w:rPr>
+          <w:rFonts w:eastAsia="標楷體"/>
+        </w:rPr>
+        <w:t>，以及最後的資料輸出與寫回。</w:t>
+      </w:r>
+    </w:p>
+    <w:p>
+      <w:pPr>
+        <w:rPr>
+          <w:rFonts w:eastAsia="標楷體"/>
+        </w:rPr>
+      </w:pPr>
+      <w:r>
+        <w:rPr>
+          <w:rFonts w:eastAsia="標楷體"/>
+        </w:rPr>
+        <w:t>FSM</w:t>
+      </w:r>
+      <w:r>
+        <w:rPr>
+          <w:rFonts w:eastAsia="標楷體"/>
+        </w:rPr>
+        <w:t xml:space="preserve"> </w:t>
+      </w:r>
+      <w:r>
+        <w:rPr>
+          <w:rFonts w:eastAsia="標楷體"/>
+        </w:rPr>
+        <w:t>主要包含五個狀態：</w:t>
+      </w:r>
+      <w:r>
+        <w:rPr>
+          <w:rFonts w:eastAsia="標楷體"/>
+        </w:rPr>
+        <w:t>S_IDLE</w:t>
+      </w:r>
+      <w:r>
+        <w:rPr>
+          <w:rFonts w:eastAsia="標楷體"/>
+        </w:rPr>
+        <w:t>、</w:t>
+      </w:r>
+      <w:r>
+        <w:rPr>
+          <w:rFonts w:eastAsia="標楷體"/>
+        </w:rPr>
+        <w:t>S_FAST_RUN</w:t>
+      </w:r>
+      <w:r>
+        <w:rPr>
+          <w:rFonts w:eastAsia="標楷體"/>
+        </w:rPr>
+        <w:t>、</w:t>
+      </w:r>
+      <w:r>
+        <w:rPr>
+          <w:rFonts w:eastAsia="標楷體"/>
+        </w:rPr>
+        <w:t>S_ATT_PARAM</w:t>
+      </w:r>
+      <w:r>
+        <w:rPr>
+          <w:rFonts w:eastAsia="標楷體"/>
+        </w:rPr>
+        <w:t>、</w:t>
+      </w:r>
+      <w:r>
+        <w:rPr>
+          <w:rFonts w:eastAsia="標楷體"/>
+        </w:rPr>
+        <w:t>S_ATT_READ</w:t>
+      </w:r>
+      <w:r>
+        <w:rPr>
+          <w:rFonts w:eastAsia="標楷體"/>
+        </w:rPr>
+        <w:t>、</w:t>
+      </w:r>
+      <w:r>
+        <w:rPr>
+          <w:rFonts w:eastAsia="標楷體"/>
+        </w:rPr>
+        <w:t>S_ATT_WAIT</w:t>
+      </w:r>
+      <w:r>
+        <w:rPr>
+          <w:rFonts w:eastAsia="標楷體"/>
+        </w:rPr>
+        <w:t>。當系統位於</w:t>
+      </w:r>
+      <w:r>
+        <w:rPr>
+          <w:rFonts w:eastAsia="標楷體"/>
+        </w:rPr>
+        <w:t xml:space="preserve"> S_IDLE</w:t>
+      </w:r>
+      <w:r>
+        <w:rPr>
+          <w:rFonts w:eastAsia="標楷體"/>
+        </w:rPr>
+        <w:t>，且</w:t>
+      </w:r>
+      <w:r>
+        <w:rPr>
+          <w:rFonts w:eastAsia="標楷體"/>
+        </w:rPr>
+        <w:t xml:space="preserve"> </w:t>
+      </w:r>
+      <w:proofErr w:type="spellStart"/>
+      <w:r>
+        <w:rPr>
+          <w:rFonts w:eastAsia="標楷體"/>
+        </w:rPr>
+        <w:t>mem_set</w:t>
+      </w:r>
+      <w:proofErr w:type="spellEnd"/>
+      <w:r>
+        <w:rPr>
+          <w:rFonts w:eastAsia="標楷體"/>
+        </w:rPr>
+        <w:t xml:space="preserve"> </w:t>
+      </w:r>
+      <w:r>
+        <w:rPr>
+          <w:rFonts w:eastAsia="標楷體"/>
+        </w:rPr>
+        <w:t>與</w:t>
+      </w:r>
+      <w:r>
+        <w:rPr>
+          <w:rFonts w:eastAsia="標楷體"/>
+        </w:rPr>
+        <w:t xml:space="preserve"> </w:t>
+      </w:r>
+      <w:proofErr w:type="spellStart"/>
+      <w:r>
+        <w:rPr>
+          <w:rFonts w:eastAsia="標楷體"/>
+        </w:rPr>
+        <w:t>in_valid</w:t>
+      </w:r>
+      <w:proofErr w:type="spellEnd"/>
+      <w:r>
+        <w:rPr>
+          <w:rFonts w:eastAsia="標楷體"/>
+        </w:rPr>
+        <w:t xml:space="preserve"> </w:t>
+      </w:r>
+      <w:r>
+        <w:rPr>
+          <w:rFonts w:eastAsia="標楷體"/>
+        </w:rPr>
+        <w:t>被拉起時，控制器會接收新的</w:t>
+      </w:r>
+      <w:r>
+        <w:rPr>
+          <w:rFonts w:eastAsia="標楷體"/>
+        </w:rPr>
+        <w:t xml:space="preserve"> operation set</w:t>
+      </w:r>
+      <w:r>
+        <w:rPr>
+          <w:rFonts w:eastAsia="標楷體"/>
+        </w:rPr>
+        <w:t>，並將</w:t>
+      </w:r>
+      <w:r>
+        <w:rPr>
+          <w:rFonts w:eastAsia="標楷體"/>
+        </w:rPr>
+        <w:t xml:space="preserve"> op</w:t>
+      </w:r>
+      <w:r>
+        <w:rPr>
+          <w:rFonts w:eastAsia="標楷體"/>
+        </w:rPr>
+        <w:t>、</w:t>
+      </w:r>
+      <w:r>
+        <w:rPr>
+          <w:rFonts w:eastAsia="標楷體"/>
+        </w:rPr>
+        <w:t xml:space="preserve">act </w:t>
+      </w:r>
+      <w:r>
+        <w:rPr>
+          <w:rFonts w:eastAsia="標楷體"/>
+        </w:rPr>
+        <w:t>與第一筆</w:t>
+      </w:r>
+      <w:r>
+        <w:rPr>
+          <w:rFonts w:eastAsia="標楷體"/>
+        </w:rPr>
+        <w:t xml:space="preserve"> param </w:t>
+      </w:r>
+      <w:r>
+        <w:rPr>
+          <w:rFonts w:eastAsia="標楷體"/>
+        </w:rPr>
+        <w:t>暫存起來。接著</w:t>
+      </w:r>
+      <w:r>
+        <w:rPr>
+          <w:rFonts w:eastAsia="標楷體"/>
+        </w:rPr>
+        <w:t xml:space="preserve"> FSM </w:t>
+      </w:r>
+      <w:r>
+        <w:rPr>
+          <w:rFonts w:eastAsia="標楷體"/>
+        </w:rPr>
+        <w:t>會根據</w:t>
+      </w:r>
+      <w:r>
+        <w:rPr>
+          <w:rFonts w:eastAsia="標楷體"/>
+        </w:rPr>
+        <w:t xml:space="preserve"> op[1] </w:t>
+      </w:r>
+      <w:r>
+        <w:rPr>
+          <w:rFonts w:eastAsia="標楷體"/>
+        </w:rPr>
+        <w:t>決定資料要走一般運算流程，或是</w:t>
+      </w:r>
+      <w:r>
+        <w:rPr>
+          <w:rFonts w:eastAsia="標楷體"/>
+        </w:rPr>
+        <w:t xml:space="preserve"> attention </w:t>
+      </w:r>
+      <w:r>
+        <w:rPr>
+          <w:rFonts w:eastAsia="標楷體"/>
+        </w:rPr>
+        <w:t>運算流程。</w:t>
+      </w:r>
+    </w:p>
+    <w:p>
+      <w:pPr>
+        <w:rPr>
+          <w:rFonts w:eastAsia="標楷體"/>
+        </w:rPr>
+      </w:pPr>
+      <w:r>
+        <w:rPr>
+          <w:rFonts w:eastAsia="標楷體"/>
+        </w:rPr>
+        <w:tab/>
       </w:r>
     </w:p>
     <w:p>
@@ -347,43 +842,823 @@
         <w:pStyle w:val="a6"/>
         <w:numPr>
           <w:ilvl w:val="0"/>
-          <w:numId w:val="17"/>
+          <w:numId w:val="20"/>
         </w:numPr>
         <w:ind w:leftChars="0"/>
-      </w:pPr>
-      <w:r>
-        <w:rPr>
-          <w:rFonts w:hint="eastAsia"/>
-          <w:b/>
-          <w:bCs/>
-        </w:rPr>
-        <w:t>Data Flow</w:t>
-      </w:r>
-      <w:r>
-        <w:rPr>
-          <w:rFonts w:hint="eastAsia"/>
-        </w:rPr>
-        <w:t xml:space="preserve"> (FSM, or how your design process data):</w:t>
-      </w:r>
-    </w:p>
-    <w:p>
-      <w:pPr>
-        <w:pStyle w:val="a6"/>
-        <w:ind w:leftChars="0" w:left="360"/>
-      </w:pPr>
+        <w:rPr>
+          <w:rFonts w:eastAsia="標楷體"/>
+        </w:rPr>
+      </w:pPr>
+      <w:r>
+        <w:rPr>
+          <w:rFonts w:eastAsia="標楷體"/>
+        </w:rPr>
+        <w:lastRenderedPageBreak/>
+        <w:t>當</w:t>
+      </w:r>
+      <w:r>
+        <w:rPr>
+          <w:rFonts w:eastAsia="標楷體"/>
+        </w:rPr>
+        <w:t xml:space="preserve"> op[1] = 0 </w:t>
+      </w:r>
+      <w:r>
+        <w:rPr>
+          <w:rFonts w:eastAsia="標楷體"/>
+        </w:rPr>
+        <w:t>時</w:t>
+      </w:r>
+      <w:r>
+        <w:rPr>
+          <w:rFonts w:eastAsia="標楷體" w:hint="eastAsia"/>
+        </w:rPr>
+        <w:t xml:space="preserve"> (FFN and CONV)</w:t>
+      </w:r>
+      <w:r>
+        <w:rPr>
+          <w:rFonts w:eastAsia="標楷體" w:hint="eastAsia"/>
+        </w:rPr>
+        <w:t>，</w:t>
+      </w:r>
+      <w:r>
+        <w:rPr>
+          <w:rFonts w:eastAsia="標楷體"/>
+        </w:rPr>
+        <w:t xml:space="preserve"> </w:t>
+      </w:r>
+      <w:r>
+        <w:rPr>
+          <w:rFonts w:eastAsia="標楷體"/>
+        </w:rPr>
+        <w:t xml:space="preserve">FSM </w:t>
+      </w:r>
+      <w:r>
+        <w:rPr>
+          <w:rFonts w:eastAsia="標楷體"/>
+        </w:rPr>
+        <w:t>會進入</w:t>
+      </w:r>
+      <w:r>
+        <w:rPr>
+          <w:rFonts w:eastAsia="標楷體"/>
+        </w:rPr>
+        <w:t xml:space="preserve"> S_FAST_RUN</w:t>
+      </w:r>
+      <w:r>
+        <w:rPr>
+          <w:rFonts w:eastAsia="標楷體"/>
+        </w:rPr>
+        <w:t>，控制器會對</w:t>
+      </w:r>
+      <w:r>
+        <w:rPr>
+          <w:rFonts w:eastAsia="標楷體"/>
+        </w:rPr>
+        <w:t xml:space="preserve"> RAM </w:t>
+      </w:r>
+      <w:r>
+        <w:rPr>
+          <w:rFonts w:eastAsia="標楷體"/>
+        </w:rPr>
+        <w:t>發出兩次</w:t>
+      </w:r>
+      <w:r>
+        <w:rPr>
+          <w:rFonts w:eastAsia="標楷體"/>
+        </w:rPr>
+        <w:t xml:space="preserve"> 128-word burst read command</w:t>
+      </w:r>
+      <w:r>
+        <w:rPr>
+          <w:rFonts w:eastAsia="標楷體"/>
+        </w:rPr>
+        <w:t>，分別讀取</w:t>
+      </w:r>
+      <w:r>
+        <w:rPr>
+          <w:rFonts w:eastAsia="標楷體"/>
+        </w:rPr>
+        <w:t xml:space="preserve"> RAM </w:t>
+      </w:r>
+      <w:r>
+        <w:rPr>
+          <w:rFonts w:eastAsia="標楷體"/>
+        </w:rPr>
+        <w:t>的</w:t>
+      </w:r>
+      <w:proofErr w:type="gramStart"/>
+      <w:r>
+        <w:rPr>
+          <w:rFonts w:eastAsia="標楷體"/>
+        </w:rPr>
+        <w:t>前半部與後半</w:t>
+      </w:r>
+      <w:proofErr w:type="gramEnd"/>
+      <w:r>
+        <w:rPr>
+          <w:rFonts w:eastAsia="標楷體"/>
+        </w:rPr>
+        <w:t>部資料，共處理</w:t>
+      </w:r>
+      <w:r>
+        <w:rPr>
+          <w:rFonts w:eastAsia="標楷體"/>
+        </w:rPr>
+        <w:t xml:space="preserve"> 256 </w:t>
+      </w:r>
+      <w:r>
+        <w:rPr>
+          <w:rFonts w:eastAsia="標楷體"/>
+        </w:rPr>
+        <w:t>筆</w:t>
+      </w:r>
+      <w:r>
+        <w:rPr>
+          <w:rFonts w:eastAsia="標楷體"/>
+        </w:rPr>
+        <w:t xml:space="preserve"> RAM word</w:t>
+      </w:r>
+      <w:r>
+        <w:rPr>
+          <w:rFonts w:eastAsia="標楷體"/>
+        </w:rPr>
+        <w:t>。每當</w:t>
+      </w:r>
+      <w:r>
+        <w:rPr>
+          <w:rFonts w:eastAsia="標楷體"/>
+        </w:rPr>
+        <w:t xml:space="preserve"> RAM </w:t>
+      </w:r>
+      <w:r>
+        <w:rPr>
+          <w:rFonts w:eastAsia="標楷體"/>
+        </w:rPr>
+        <w:t>回傳有效資料</w:t>
+      </w:r>
+      <w:r>
+        <w:rPr>
+          <w:rFonts w:eastAsia="標楷體"/>
+        </w:rPr>
+        <w:t xml:space="preserve"> </w:t>
+      </w:r>
+      <w:proofErr w:type="spellStart"/>
+      <w:r>
+        <w:rPr>
+          <w:rFonts w:eastAsia="標楷體"/>
+        </w:rPr>
+        <w:t>rd_valid</w:t>
+      </w:r>
+      <w:proofErr w:type="spellEnd"/>
+      <w:r>
+        <w:rPr>
+          <w:rFonts w:eastAsia="標楷體"/>
+        </w:rPr>
+        <w:t xml:space="preserve"> </w:t>
+      </w:r>
+      <w:r>
+        <w:rPr>
+          <w:rFonts w:eastAsia="標楷體"/>
+        </w:rPr>
+        <w:t>時，控制器便會送出</w:t>
+      </w:r>
+      <w:r>
+        <w:rPr>
+          <w:rFonts w:eastAsia="標楷體"/>
+        </w:rPr>
+        <w:t xml:space="preserve"> IM_NORM issue mode</w:t>
+      </w:r>
+      <w:r>
+        <w:rPr>
+          <w:rFonts w:eastAsia="標楷體"/>
+        </w:rPr>
+        <w:t>，讓</w:t>
+      </w:r>
+      <w:r>
+        <w:rPr>
+          <w:rFonts w:eastAsia="標楷體"/>
+        </w:rPr>
+        <w:t xml:space="preserve"> </w:t>
+      </w:r>
+      <w:proofErr w:type="spellStart"/>
+      <w:r>
+        <w:rPr>
+          <w:rFonts w:eastAsia="標楷體"/>
+        </w:rPr>
+        <w:t>datapath</w:t>
+      </w:r>
+      <w:proofErr w:type="spellEnd"/>
+      <w:r>
+        <w:rPr>
+          <w:rFonts w:eastAsia="標楷體"/>
+        </w:rPr>
+        <w:t xml:space="preserve"> </w:t>
+      </w:r>
+      <w:r>
+        <w:rPr>
+          <w:rFonts w:eastAsia="標楷體"/>
+        </w:rPr>
+        <w:t>接收該筆資料並進行一般</w:t>
+      </w:r>
+      <w:r>
+        <w:rPr>
+          <w:rFonts w:eastAsia="標楷體"/>
+        </w:rPr>
+        <w:t xml:space="preserve"> projection </w:t>
+      </w:r>
+      <w:r>
+        <w:rPr>
+          <w:rFonts w:eastAsia="標楷體"/>
+        </w:rPr>
+        <w:t>或</w:t>
+      </w:r>
+      <w:r>
+        <w:rPr>
+          <w:rFonts w:eastAsia="標楷體"/>
+        </w:rPr>
+        <w:t xml:space="preserve"> convolution </w:t>
+      </w:r>
+      <w:r>
+        <w:rPr>
+          <w:rFonts w:eastAsia="標楷體"/>
+        </w:rPr>
+        <w:t>運算。運算結果接著會通過</w:t>
+      </w:r>
+      <w:r>
+        <w:rPr>
+          <w:rFonts w:eastAsia="標楷體"/>
+        </w:rPr>
+        <w:t xml:space="preserve"> activation module</w:t>
+      </w:r>
+      <w:r>
+        <w:rPr>
+          <w:rFonts w:eastAsia="標楷體"/>
+        </w:rPr>
+        <w:t>，再經過</w:t>
+      </w:r>
+      <w:r>
+        <w:rPr>
+          <w:rFonts w:eastAsia="標楷體"/>
+        </w:rPr>
+        <w:t xml:space="preserve"> </w:t>
+      </w:r>
+      <w:proofErr w:type="spellStart"/>
+      <w:r>
+        <w:rPr>
+          <w:rFonts w:eastAsia="標楷體"/>
+        </w:rPr>
+        <w:t>PoT</w:t>
+      </w:r>
+      <w:proofErr w:type="spellEnd"/>
+      <w:r>
+        <w:rPr>
+          <w:rFonts w:eastAsia="標楷體"/>
+        </w:rPr>
+        <w:t xml:space="preserve"> quantization </w:t>
+      </w:r>
+      <w:r>
+        <w:rPr>
+          <w:rFonts w:eastAsia="標楷體"/>
+        </w:rPr>
+        <w:t>量化回</w:t>
+      </w:r>
+      <w:r>
+        <w:rPr>
+          <w:rFonts w:eastAsia="標楷體"/>
+        </w:rPr>
+        <w:t xml:space="preserve"> signed 4-bit </w:t>
+      </w:r>
+      <w:r>
+        <w:rPr>
+          <w:rFonts w:eastAsia="標楷體"/>
+        </w:rPr>
+        <w:t>格式，最後重新打包成</w:t>
+      </w:r>
+      <w:r>
+        <w:rPr>
+          <w:rFonts w:eastAsia="標楷體"/>
+        </w:rPr>
+        <w:t xml:space="preserve"> 256-bit word </w:t>
+      </w:r>
+      <w:r>
+        <w:rPr>
+          <w:rFonts w:eastAsia="標楷體"/>
+        </w:rPr>
+        <w:t>寫回</w:t>
+      </w:r>
+      <w:r>
+        <w:rPr>
+          <w:rFonts w:eastAsia="標楷體"/>
+        </w:rPr>
+        <w:t xml:space="preserve"> RAM</w:t>
+      </w:r>
+      <w:r>
+        <w:rPr>
+          <w:rFonts w:eastAsia="標楷體"/>
+        </w:rPr>
+        <w:t>，並透過</w:t>
+      </w:r>
+      <w:r>
+        <w:rPr>
+          <w:rFonts w:eastAsia="標楷體"/>
+        </w:rPr>
+        <w:t xml:space="preserve"> </w:t>
+      </w:r>
+      <w:proofErr w:type="spellStart"/>
+      <w:r>
+        <w:rPr>
+          <w:rFonts w:eastAsia="標楷體"/>
+        </w:rPr>
+        <w:t>out_data</w:t>
+      </w:r>
+      <w:proofErr w:type="spellEnd"/>
+      <w:r>
+        <w:rPr>
+          <w:rFonts w:eastAsia="標楷體"/>
+        </w:rPr>
+        <w:t xml:space="preserve"> </w:t>
+      </w:r>
+      <w:r>
+        <w:rPr>
+          <w:rFonts w:eastAsia="標楷體"/>
+        </w:rPr>
+        <w:t>輸出最低</w:t>
+      </w:r>
+      <w:r>
+        <w:rPr>
+          <w:rFonts w:eastAsia="標楷體"/>
+        </w:rPr>
+        <w:t xml:space="preserve"> 32-bit </w:t>
+      </w:r>
+      <w:r>
+        <w:rPr>
+          <w:rFonts w:eastAsia="標楷體"/>
+        </w:rPr>
+        <w:t>結果。</w:t>
+      </w:r>
     </w:p>
     <w:p>
       <w:pPr>
         <w:pStyle w:val="a6"/>
         <w:numPr>
           <w:ilvl w:val="0"/>
-          <w:numId w:val="17"/>
+          <w:numId w:val="20"/>
         </w:numPr>
         <w:ind w:leftChars="0"/>
-      </w:pPr>
-      <w:r>
-        <w:rPr>
-          <w:rFonts w:hint="eastAsia"/>
+        <w:rPr>
+          <w:rFonts w:eastAsia="標楷體"/>
+        </w:rPr>
+      </w:pPr>
+      <w:r>
+        <w:rPr>
+          <w:rFonts w:eastAsia="標楷體"/>
+        </w:rPr>
+        <w:t>當</w:t>
+      </w:r>
+      <w:r>
+        <w:rPr>
+          <w:rFonts w:eastAsia="標楷體"/>
+        </w:rPr>
+        <w:t xml:space="preserve"> op[1] = 1 </w:t>
+      </w:r>
+      <w:r>
+        <w:rPr>
+          <w:rFonts w:eastAsia="標楷體" w:hint="eastAsia"/>
+        </w:rPr>
+        <w:t xml:space="preserve">(SHA and MHA) </w:t>
+      </w:r>
+      <w:r>
+        <w:rPr>
+          <w:rFonts w:eastAsia="標楷體"/>
+        </w:rPr>
+        <w:t>時</w:t>
+      </w:r>
+      <w:r>
+        <w:rPr>
+          <w:rFonts w:eastAsia="標楷體" w:hint="eastAsia"/>
+        </w:rPr>
+        <w:t>，</w:t>
+      </w:r>
+      <w:r>
+        <w:rPr>
+          <w:rFonts w:eastAsia="標楷體"/>
+        </w:rPr>
+        <w:t>由於</w:t>
+      </w:r>
+      <w:r>
+        <w:rPr>
+          <w:rFonts w:eastAsia="標楷體"/>
+        </w:rPr>
+        <w:t xml:space="preserve"> Attention </w:t>
+      </w:r>
+      <w:r>
+        <w:rPr>
+          <w:rFonts w:eastAsia="標楷體" w:hint="eastAsia"/>
+        </w:rPr>
+        <w:t>是輸入</w:t>
+      </w:r>
+      <w:r>
+        <w:rPr>
+          <w:rFonts w:eastAsia="標楷體"/>
+        </w:rPr>
+        <w:t>額外的權重矩陣，因此</w:t>
+      </w:r>
+      <w:r>
+        <w:rPr>
+          <w:rFonts w:eastAsia="標楷體"/>
+        </w:rPr>
+        <w:t xml:space="preserve"> FSM </w:t>
+      </w:r>
+      <w:r>
+        <w:rPr>
+          <w:rFonts w:eastAsia="標楷體"/>
+        </w:rPr>
+        <w:t>會先進入</w:t>
+      </w:r>
+      <w:r>
+        <w:rPr>
+          <w:rFonts w:eastAsia="標楷體"/>
+        </w:rPr>
+        <w:t>S_ATT_PARAM</w:t>
+      </w:r>
+      <w:r>
+        <w:rPr>
+          <w:rFonts w:eastAsia="標楷體"/>
+        </w:rPr>
+        <w:t>，依序接收並暫存</w:t>
+      </w:r>
+      <w:r>
+        <w:rPr>
+          <w:rFonts w:eastAsia="標楷體"/>
+        </w:rPr>
+        <w:t xml:space="preserve"> WK </w:t>
+      </w:r>
+      <w:r>
+        <w:rPr>
+          <w:rFonts w:eastAsia="標楷體"/>
+        </w:rPr>
+        <w:t>與</w:t>
+      </w:r>
+      <w:r>
+        <w:rPr>
+          <w:rFonts w:eastAsia="標楷體"/>
+        </w:rPr>
+        <w:t xml:space="preserve"> WV</w:t>
+      </w:r>
+      <w:r>
+        <w:rPr>
+          <w:rFonts w:eastAsia="標楷體"/>
+        </w:rPr>
+        <w:t>。其中第一筆</w:t>
+      </w:r>
+      <w:r>
+        <w:rPr>
+          <w:rFonts w:eastAsia="標楷體"/>
+        </w:rPr>
+        <w:t xml:space="preserve"> param </w:t>
+      </w:r>
+      <w:r>
+        <w:rPr>
+          <w:rFonts w:eastAsia="標楷體"/>
+        </w:rPr>
+        <w:t>會作為</w:t>
+      </w:r>
+      <w:r>
+        <w:rPr>
+          <w:rFonts w:eastAsia="標楷體"/>
+        </w:rPr>
+        <w:t xml:space="preserve"> WQ</w:t>
+      </w:r>
+      <w:r>
+        <w:rPr>
+          <w:rFonts w:eastAsia="標楷體"/>
+        </w:rPr>
+        <w:t>，後續兩筆</w:t>
+      </w:r>
+      <w:r>
+        <w:rPr>
+          <w:rFonts w:eastAsia="標楷體"/>
+        </w:rPr>
+        <w:t xml:space="preserve"> param </w:t>
+      </w:r>
+      <w:r>
+        <w:rPr>
+          <w:rFonts w:eastAsia="標楷體"/>
+        </w:rPr>
+        <w:t>分別作為</w:t>
+      </w:r>
+      <w:r>
+        <w:rPr>
+          <w:rFonts w:eastAsia="標楷體"/>
+        </w:rPr>
+        <w:t xml:space="preserve"> WK </w:t>
+      </w:r>
+      <w:r>
+        <w:rPr>
+          <w:rFonts w:eastAsia="標楷體"/>
+        </w:rPr>
+        <w:t>與</w:t>
+      </w:r>
+      <w:r>
+        <w:rPr>
+          <w:rFonts w:eastAsia="標楷體"/>
+        </w:rPr>
+        <w:t xml:space="preserve"> WV</w:t>
+      </w:r>
+      <w:r>
+        <w:rPr>
+          <w:rFonts w:eastAsia="標楷體"/>
+        </w:rPr>
+        <w:t>。完成參數接收後，</w:t>
+      </w:r>
+      <w:r>
+        <w:rPr>
+          <w:rFonts w:eastAsia="標楷體"/>
+        </w:rPr>
+        <w:t xml:space="preserve">FSM </w:t>
+      </w:r>
+      <w:r>
+        <w:rPr>
+          <w:rFonts w:eastAsia="標楷體"/>
+        </w:rPr>
+        <w:t>會進入</w:t>
+      </w:r>
+      <w:r>
+        <w:rPr>
+          <w:rFonts w:eastAsia="標楷體"/>
+        </w:rPr>
+        <w:t xml:space="preserve"> S_ATT_READ</w:t>
+      </w:r>
+      <w:r>
+        <w:rPr>
+          <w:rFonts w:eastAsia="標楷體"/>
+        </w:rPr>
+        <w:t>，開始從</w:t>
+      </w:r>
+      <w:r>
+        <w:rPr>
+          <w:rFonts w:eastAsia="標楷體"/>
+        </w:rPr>
+        <w:t xml:space="preserve"> RAM </w:t>
+      </w:r>
+      <w:r>
+        <w:rPr>
+          <w:rFonts w:eastAsia="標楷體"/>
+        </w:rPr>
+        <w:t>讀取</w:t>
+      </w:r>
+      <w:r>
+        <w:rPr>
+          <w:rFonts w:eastAsia="標楷體"/>
+        </w:rPr>
+        <w:t xml:space="preserve"> input data</w:t>
+      </w:r>
+      <w:r>
+        <w:rPr>
+          <w:rFonts w:eastAsia="標楷體"/>
+        </w:rPr>
+        <w:t>。</w:t>
+      </w:r>
+      <w:proofErr w:type="spellStart"/>
+      <w:r>
+        <w:rPr>
+          <w:rFonts w:eastAsia="標楷體"/>
+        </w:rPr>
+        <w:t>DataPath</w:t>
+      </w:r>
+      <w:proofErr w:type="spellEnd"/>
+      <w:r>
+        <w:rPr>
+          <w:rFonts w:eastAsia="標楷體"/>
+        </w:rPr>
+        <w:t xml:space="preserve"> </w:t>
+      </w:r>
+      <w:r>
+        <w:rPr>
+          <w:rFonts w:eastAsia="標楷體"/>
+        </w:rPr>
+        <w:t>會先進行</w:t>
+      </w:r>
+      <w:r>
+        <w:rPr>
+          <w:rFonts w:eastAsia="標楷體"/>
+        </w:rPr>
+        <w:t xml:space="preserve"> Q</w:t>
+      </w:r>
+      <w:r>
+        <w:rPr>
+          <w:rFonts w:eastAsia="標楷體"/>
+        </w:rPr>
+        <w:t>、</w:t>
+      </w:r>
+      <w:r>
+        <w:rPr>
+          <w:rFonts w:eastAsia="標楷體"/>
+        </w:rPr>
+        <w:t>K</w:t>
+      </w:r>
+      <w:r>
+        <w:rPr>
+          <w:rFonts w:eastAsia="標楷體"/>
+        </w:rPr>
+        <w:t>、</w:t>
+      </w:r>
+      <w:r>
+        <w:rPr>
+          <w:rFonts w:eastAsia="標楷體"/>
+        </w:rPr>
+        <w:t>V projection</w:t>
+      </w:r>
+      <w:r>
+        <w:rPr>
+          <w:rFonts w:eastAsia="標楷體"/>
+        </w:rPr>
+        <w:t>，接著由</w:t>
+      </w:r>
+      <w:r>
+        <w:rPr>
+          <w:rFonts w:eastAsia="標楷體"/>
+        </w:rPr>
+        <w:t xml:space="preserve"> ATT_Score_8Tap </w:t>
+      </w:r>
+      <w:r>
+        <w:rPr>
+          <w:rFonts w:eastAsia="標楷體"/>
+        </w:rPr>
+        <w:t>計算</w:t>
+      </w:r>
+      <w:r>
+        <w:rPr>
+          <w:rFonts w:eastAsia="標楷體"/>
+        </w:rPr>
+        <w:t xml:space="preserve"> Q </w:t>
+      </w:r>
+      <w:r>
+        <w:rPr>
+          <w:rFonts w:eastAsia="標楷體"/>
+        </w:rPr>
+        <w:t>與</w:t>
+      </w:r>
+      <w:r>
+        <w:rPr>
+          <w:rFonts w:eastAsia="標楷體"/>
+        </w:rPr>
+        <w:t xml:space="preserve"> K </w:t>
+      </w:r>
+      <w:r>
+        <w:rPr>
+          <w:rFonts w:eastAsia="標楷體"/>
+        </w:rPr>
+        <w:t>的</w:t>
+      </w:r>
+      <w:r>
+        <w:rPr>
+          <w:rFonts w:eastAsia="標楷體"/>
+        </w:rPr>
+        <w:t xml:space="preserve"> score</w:t>
+      </w:r>
+      <w:r>
+        <w:rPr>
+          <w:rFonts w:eastAsia="標楷體"/>
+        </w:rPr>
+        <w:t>，再由</w:t>
+      </w:r>
+      <w:r>
+        <w:rPr>
+          <w:rFonts w:eastAsia="標楷體"/>
+        </w:rPr>
+        <w:t xml:space="preserve"> </w:t>
+      </w:r>
+      <w:proofErr w:type="spellStart"/>
+      <w:r>
+        <w:rPr>
+          <w:rFonts w:eastAsia="標楷體"/>
+        </w:rPr>
+        <w:t>ATT_Final_Booth_Acc</w:t>
+      </w:r>
+      <w:proofErr w:type="spellEnd"/>
+      <w:r>
+        <w:rPr>
+          <w:rFonts w:eastAsia="標楷體"/>
+        </w:rPr>
+        <w:t xml:space="preserve"> </w:t>
+      </w:r>
+      <w:r>
+        <w:rPr>
+          <w:rFonts w:eastAsia="標楷體"/>
+        </w:rPr>
+        <w:t>將</w:t>
+      </w:r>
+      <w:r>
+        <w:rPr>
+          <w:rFonts w:eastAsia="標楷體"/>
+        </w:rPr>
+        <w:t xml:space="preserve"> score </w:t>
+      </w:r>
+      <w:r>
+        <w:rPr>
+          <w:rFonts w:eastAsia="標楷體"/>
+        </w:rPr>
+        <w:t>與</w:t>
+      </w:r>
+      <w:r>
+        <w:rPr>
+          <w:rFonts w:eastAsia="標楷體"/>
+        </w:rPr>
+        <w:t xml:space="preserve"> V </w:t>
+      </w:r>
+      <w:r>
+        <w:rPr>
+          <w:rFonts w:eastAsia="標楷體"/>
+        </w:rPr>
+        <w:t>相乘並累加，產生</w:t>
+      </w:r>
+      <w:r>
+        <w:rPr>
+          <w:rFonts w:eastAsia="標楷體"/>
+        </w:rPr>
+        <w:t xml:space="preserve"> attention output</w:t>
+      </w:r>
+      <w:r>
+        <w:rPr>
+          <w:rFonts w:eastAsia="標楷體"/>
+        </w:rPr>
+        <w:t>。最後同樣經過</w:t>
+      </w:r>
+      <w:r>
+        <w:rPr>
+          <w:rFonts w:eastAsia="標楷體"/>
+        </w:rPr>
+        <w:t xml:space="preserve"> activation </w:t>
+      </w:r>
+      <w:r>
+        <w:rPr>
+          <w:rFonts w:eastAsia="標楷體"/>
+        </w:rPr>
+        <w:t>與</w:t>
+      </w:r>
+      <w:r>
+        <w:rPr>
+          <w:rFonts w:eastAsia="標楷體"/>
+        </w:rPr>
+        <w:t xml:space="preserve"> </w:t>
+      </w:r>
+      <w:proofErr w:type="spellStart"/>
+      <w:r>
+        <w:rPr>
+          <w:rFonts w:eastAsia="標楷體"/>
+        </w:rPr>
+        <w:t>PoT</w:t>
+      </w:r>
+      <w:proofErr w:type="spellEnd"/>
+      <w:r>
+        <w:rPr>
+          <w:rFonts w:eastAsia="標楷體"/>
+        </w:rPr>
+        <w:t xml:space="preserve"> quantization</w:t>
+      </w:r>
+      <w:r>
+        <w:rPr>
+          <w:rFonts w:eastAsia="標楷體"/>
+        </w:rPr>
+        <w:t>，將結果寫回</w:t>
+      </w:r>
+      <w:r>
+        <w:rPr>
+          <w:rFonts w:eastAsia="標楷體"/>
+        </w:rPr>
+        <w:t xml:space="preserve"> RAM </w:t>
+      </w:r>
+      <w:r>
+        <w:rPr>
+          <w:rFonts w:eastAsia="標楷體"/>
+        </w:rPr>
+        <w:t>並輸出。</w:t>
+      </w:r>
+    </w:p>
+    <w:p>
+      <w:pPr>
+        <w:rPr>
+          <w:rFonts w:eastAsia="標楷體" w:hint="eastAsia"/>
+        </w:rPr>
+      </w:pPr>
+      <w:r>
+        <w:rPr>
+          <w:rFonts w:eastAsia="標楷體"/>
+        </w:rPr>
+        <w:pict w14:anchorId="429CFF28">
+          <v:rect id="_x0000_i1043" style="width:0;height:1.5pt" o:hralign="center" o:hrstd="t" o:hr="t" fillcolor="#a0a0a0" stroked="f"/>
+        </w:pict>
+      </w:r>
+      <w:r>
+        <w:rPr>
+          <w:rFonts w:eastAsia="標楷體" w:hint="eastAsia"/>
+        </w:rPr>
+        <w:t xml:space="preserve">2. </w:t>
+      </w:r>
+      <w:r>
+        <w:rPr>
+          <w:rFonts w:eastAsia="標楷體"/>
           <w:b/>
           <w:bCs/>
         </w:rPr>
@@ -391,57 +1666,1353 @@
       </w:r>
       <w:r>
         <w:rPr>
-          <w:rFonts w:hint="eastAsia"/>
+          <w:rFonts w:eastAsia="標楷體"/>
         </w:rPr>
         <w:t xml:space="preserve"> (how you minimize execution cycle):</w:t>
       </w:r>
     </w:p>
     <w:p>
       <w:pPr>
-        <w:pStyle w:val="a6"/>
-      </w:pPr>
+        <w:spacing w:before="240"/>
+        <w:rPr>
+          <w:rFonts w:eastAsia="標楷體"/>
+        </w:rPr>
+      </w:pPr>
+      <w:r>
+        <w:rPr>
+          <w:rFonts w:eastAsia="標楷體"/>
+        </w:rPr>
+        <w:tab/>
+      </w:r>
+      <w:r>
+        <w:rPr>
+          <w:rFonts w:eastAsia="標楷體"/>
+        </w:rPr>
+        <w:t>在運算流程</w:t>
+      </w:r>
+      <w:r>
+        <w:rPr>
+          <w:rFonts w:eastAsia="標楷體" w:hint="eastAsia"/>
+        </w:rPr>
+        <w:t>，</w:t>
+      </w:r>
+      <w:r>
+        <w:rPr>
+          <w:rFonts w:eastAsia="標楷體" w:hint="eastAsia"/>
+        </w:rPr>
+        <w:t>不論何模式</w:t>
+      </w:r>
+      <w:r>
+        <w:rPr>
+          <w:rFonts w:eastAsia="標楷體"/>
+        </w:rPr>
+        <w:t>，</w:t>
+      </w:r>
+      <w:r>
+        <w:rPr>
+          <w:rFonts w:eastAsia="標楷體"/>
+        </w:rPr>
+        <w:t xml:space="preserve">FSM </w:t>
+      </w:r>
+      <w:r>
+        <w:rPr>
+          <w:rFonts w:eastAsia="標楷體" w:hint="eastAsia"/>
+        </w:rPr>
+        <w:t>皆</w:t>
+      </w:r>
+      <w:r>
+        <w:rPr>
+          <w:rFonts w:eastAsia="標楷體"/>
+        </w:rPr>
+        <w:t>使用兩次</w:t>
+      </w:r>
+      <w:r>
+        <w:rPr>
+          <w:rFonts w:eastAsia="標楷體"/>
+        </w:rPr>
+        <w:t xml:space="preserve"> 128-word burst read </w:t>
+      </w:r>
+      <w:r>
+        <w:rPr>
+          <w:rFonts w:eastAsia="標楷體"/>
+        </w:rPr>
+        <w:t>來完成</w:t>
+      </w:r>
+      <w:r>
+        <w:rPr>
+          <w:rFonts w:eastAsia="標楷體"/>
+        </w:rPr>
+        <w:t xml:space="preserve"> 256 </w:t>
+      </w:r>
+      <w:r>
+        <w:rPr>
+          <w:rFonts w:eastAsia="標楷體"/>
+        </w:rPr>
+        <w:t>筆資料的讀取，</w:t>
+      </w:r>
+      <w:r>
+        <w:rPr>
+          <w:rFonts w:eastAsia="標楷體" w:hint="eastAsia"/>
+        </w:rPr>
+        <w:t>直接把</w:t>
+      </w:r>
+      <w:proofErr w:type="spellStart"/>
+      <w:r>
+        <w:rPr>
+          <w:rFonts w:eastAsia="標楷體" w:hint="eastAsia"/>
+        </w:rPr>
+        <w:t>brust</w:t>
+      </w:r>
+      <w:proofErr w:type="spellEnd"/>
+      <w:r>
+        <w:rPr>
+          <w:rFonts w:eastAsia="標楷體" w:hint="eastAsia"/>
+        </w:rPr>
+        <w:t>拉到最大，</w:t>
+      </w:r>
+      <w:r>
+        <w:rPr>
+          <w:rFonts w:eastAsia="標楷體"/>
+        </w:rPr>
+        <w:t>這樣可以</w:t>
+      </w:r>
+      <w:r>
+        <w:rPr>
+          <w:rFonts w:eastAsia="標楷體" w:hint="eastAsia"/>
+        </w:rPr>
+        <w:t>大量降低</w:t>
+      </w:r>
+      <w:r>
+        <w:rPr>
+          <w:rFonts w:eastAsia="標楷體" w:hint="eastAsia"/>
+        </w:rPr>
+        <w:t>latency</w:t>
+      </w:r>
+      <w:r>
+        <w:rPr>
+          <w:rFonts w:eastAsia="標楷體"/>
+        </w:rPr>
+        <w:t>，使資料能夠更連續地送入</w:t>
+      </w:r>
+      <w:r>
+        <w:rPr>
+          <w:rFonts w:eastAsia="標楷體" w:hint="eastAsia"/>
+        </w:rPr>
+        <w:t>D</w:t>
+      </w:r>
+      <w:r>
+        <w:rPr>
+          <w:rFonts w:eastAsia="標楷體"/>
+        </w:rPr>
+        <w:t>atapath</w:t>
+      </w:r>
+      <w:r>
+        <w:rPr>
+          <w:rFonts w:eastAsia="標楷體"/>
+        </w:rPr>
+        <w:t>。當</w:t>
+      </w:r>
+      <w:r>
+        <w:rPr>
+          <w:rFonts w:eastAsia="標楷體"/>
+        </w:rPr>
+        <w:t xml:space="preserve"> pipeline </w:t>
+      </w:r>
+      <w:r>
+        <w:rPr>
+          <w:rFonts w:eastAsia="標楷體"/>
+        </w:rPr>
+        <w:t>被填滿後，</w:t>
+      </w:r>
+      <w:r>
+        <w:rPr>
+          <w:rFonts w:eastAsia="標楷體" w:hint="eastAsia"/>
+        </w:rPr>
+        <w:t>D</w:t>
+      </w:r>
+      <w:r>
+        <w:rPr>
+          <w:rFonts w:eastAsia="標楷體"/>
+        </w:rPr>
+        <w:t>atapath</w:t>
+      </w:r>
+      <w:r>
+        <w:rPr>
+          <w:rFonts w:eastAsia="標楷體"/>
+        </w:rPr>
+        <w:t>可以連續處理多筆資料，因此雖然第一筆輸出需要經過完整</w:t>
+      </w:r>
+      <w:r>
+        <w:rPr>
+          <w:rFonts w:eastAsia="標楷體"/>
+        </w:rPr>
+        <w:t xml:space="preserve"> pipeline latency</w:t>
+      </w:r>
+      <w:r>
+        <w:rPr>
+          <w:rFonts w:eastAsia="標楷體"/>
+        </w:rPr>
+        <w:t>，但後續資料可以以較高</w:t>
+      </w:r>
+      <w:r>
+        <w:rPr>
+          <w:rFonts w:eastAsia="標楷體"/>
+        </w:rPr>
+        <w:t xml:space="preserve"> throughput </w:t>
+      </w:r>
+      <w:r>
+        <w:rPr>
+          <w:rFonts w:eastAsia="標楷體" w:hint="eastAsia"/>
+        </w:rPr>
+        <w:t>連續</w:t>
+      </w:r>
+      <w:r>
+        <w:rPr>
+          <w:rFonts w:eastAsia="標楷體"/>
+        </w:rPr>
+        <w:t>輸出</w:t>
+      </w:r>
+      <w:r>
+        <w:rPr>
+          <w:rFonts w:eastAsia="標楷體" w:hint="eastAsia"/>
+        </w:rPr>
+        <w:t>1cycle/1word</w:t>
+      </w:r>
+      <w:r>
+        <w:rPr>
+          <w:rFonts w:eastAsia="標楷體"/>
+        </w:rPr>
+        <w:t>。</w:t>
+      </w:r>
+    </w:p>
+    <w:p>
+      <w:pPr>
+        <w:rPr>
+          <w:rFonts w:eastAsia="標楷體" w:hint="eastAsia"/>
+        </w:rPr>
+      </w:pPr>
+      <w:r>
+        <w:rPr>
+          <w:rFonts w:eastAsia="標楷體"/>
+        </w:rPr>
+        <w:tab/>
+      </w:r>
+      <w:r>
+        <w:rPr>
+          <w:rFonts w:eastAsia="標楷體"/>
+        </w:rPr>
+        <w:t>在</w:t>
+      </w:r>
+      <w:r>
+        <w:rPr>
+          <w:rFonts w:eastAsia="標楷體"/>
+        </w:rPr>
+        <w:t>Attention</w:t>
+      </w:r>
+      <w:r>
+        <w:rPr>
+          <w:rFonts w:eastAsia="標楷體"/>
+        </w:rPr>
+        <w:t>運算流程中，</w:t>
+      </w:r>
+      <w:r>
+        <w:rPr>
+          <w:rFonts w:eastAsia="標楷體"/>
+        </w:rPr>
+        <w:t>FSM</w:t>
+      </w:r>
+      <w:r>
+        <w:rPr>
+          <w:rFonts w:eastAsia="標楷體"/>
+        </w:rPr>
+        <w:t>將</w:t>
+      </w:r>
+      <w:r>
+        <w:rPr>
+          <w:rFonts w:eastAsia="標楷體"/>
+        </w:rPr>
+        <w:t>256</w:t>
+      </w:r>
+      <w:r>
+        <w:rPr>
+          <w:rFonts w:eastAsia="標楷體"/>
+        </w:rPr>
+        <w:t>筆資料分成兩個</w:t>
+      </w:r>
+      <w:r>
+        <w:rPr>
+          <w:rFonts w:eastAsia="標楷體"/>
+        </w:rPr>
+        <w:t xml:space="preserve"> 128-word half </w:t>
+      </w:r>
+      <w:r>
+        <w:rPr>
+          <w:rFonts w:eastAsia="標楷體"/>
+        </w:rPr>
+        <w:t>來處理。第一半資料完成</w:t>
+      </w:r>
+      <w:r>
+        <w:rPr>
+          <w:rFonts w:eastAsia="標楷體"/>
+        </w:rPr>
+        <w:t xml:space="preserve"> read </w:t>
+      </w:r>
+      <w:r>
+        <w:rPr>
+          <w:rFonts w:eastAsia="標楷體"/>
+        </w:rPr>
+        <w:t>與</w:t>
+      </w:r>
+      <w:r>
+        <w:rPr>
+          <w:rFonts w:eastAsia="標楷體"/>
+        </w:rPr>
+        <w:t xml:space="preserve"> computation </w:t>
+      </w:r>
+      <w:r>
+        <w:rPr>
+          <w:rFonts w:eastAsia="標楷體"/>
+        </w:rPr>
+        <w:t>後，透過</w:t>
+      </w:r>
+      <w:r>
+        <w:rPr>
+          <w:rFonts w:eastAsia="標楷體"/>
+        </w:rPr>
+        <w:t xml:space="preserve"> S_ATT_WAIT </w:t>
+      </w:r>
+      <w:r>
+        <w:rPr>
+          <w:rFonts w:eastAsia="標楷體"/>
+        </w:rPr>
+        <w:t>協調</w:t>
+      </w:r>
+      <w:r>
+        <w:rPr>
+          <w:rFonts w:eastAsia="標楷體"/>
+        </w:rPr>
+        <w:t xml:space="preserve"> write command</w:t>
+      </w:r>
+      <w:r>
+        <w:rPr>
+          <w:rFonts w:eastAsia="標楷體"/>
+        </w:rPr>
+        <w:t>，再接續處理第二半資料。這樣的流程可以避免</w:t>
+      </w:r>
+      <w:r>
+        <w:rPr>
+          <w:rFonts w:eastAsia="標楷體"/>
+        </w:rPr>
+        <w:t>read</w:t>
+      </w:r>
+      <w:r>
+        <w:rPr>
+          <w:rFonts w:eastAsia="標楷體"/>
+        </w:rPr>
+        <w:t>、</w:t>
+      </w:r>
+      <w:r>
+        <w:rPr>
+          <w:rFonts w:eastAsia="標楷體"/>
+        </w:rPr>
+        <w:t>compute</w:t>
+      </w:r>
+      <w:r>
+        <w:rPr>
+          <w:rFonts w:eastAsia="標楷體"/>
+        </w:rPr>
+        <w:t>與</w:t>
+      </w:r>
+      <w:r>
+        <w:rPr>
+          <w:rFonts w:eastAsia="標楷體"/>
+        </w:rPr>
+        <w:t>writeback</w:t>
+      </w:r>
+      <w:r>
+        <w:rPr>
+          <w:rFonts w:eastAsia="標楷體"/>
+        </w:rPr>
+        <w:t>之間產生過多</w:t>
+      </w:r>
+      <w:r>
+        <w:rPr>
+          <w:rFonts w:eastAsia="標楷體"/>
+        </w:rPr>
+        <w:t>idle cycle</w:t>
+      </w:r>
+      <w:r>
+        <w:rPr>
+          <w:rFonts w:eastAsia="標楷體"/>
+        </w:rPr>
+        <w:t>。</w:t>
+      </w:r>
+      <w:r>
+        <w:rPr>
+          <w:rFonts w:eastAsia="標楷體" w:hint="eastAsia"/>
+        </w:rPr>
+        <w:t>且由於</w:t>
+      </w:r>
+      <w:proofErr w:type="spellStart"/>
+      <w:r>
+        <w:rPr>
+          <w:rFonts w:eastAsia="標楷體" w:hint="eastAsia"/>
+        </w:rPr>
+        <w:t>rd_en</w:t>
+      </w:r>
+      <w:proofErr w:type="spellEnd"/>
+      <w:r>
+        <w:rPr>
+          <w:rFonts w:eastAsia="標楷體" w:hint="eastAsia"/>
+        </w:rPr>
+        <w:t>發出後會延遲</w:t>
+      </w:r>
+      <w:r>
+        <w:rPr>
+          <w:rFonts w:eastAsia="標楷體" w:hint="eastAsia"/>
+        </w:rPr>
+        <w:t>50 cycle</w:t>
+      </w:r>
+      <w:r>
+        <w:rPr>
+          <w:rFonts w:eastAsia="標楷體" w:hint="eastAsia"/>
+        </w:rPr>
+        <w:t>，我也設計了第二次的接收</w:t>
+      </w:r>
+      <w:r>
+        <w:rPr>
+          <w:rFonts w:eastAsia="標楷體" w:hint="eastAsia"/>
+        </w:rPr>
+        <w:t xml:space="preserve"> (129~256word) </w:t>
+      </w:r>
+      <w:r>
+        <w:rPr>
+          <w:rFonts w:eastAsia="標楷體" w:hint="eastAsia"/>
+        </w:rPr>
+        <w:t>可以在前面還</w:t>
+      </w:r>
+      <w:proofErr w:type="gramStart"/>
+      <w:r>
+        <w:rPr>
+          <w:rFonts w:eastAsia="標楷體" w:hint="eastAsia"/>
+        </w:rPr>
+        <w:t>沒算完的</w:t>
+      </w:r>
+      <w:proofErr w:type="gramEnd"/>
+      <w:r>
+        <w:rPr>
+          <w:rFonts w:eastAsia="標楷體" w:hint="eastAsia"/>
+        </w:rPr>
+        <w:t>時候就先發出，這樣</w:t>
+      </w:r>
+      <w:proofErr w:type="gramStart"/>
+      <w:r>
+        <w:rPr>
+          <w:rFonts w:eastAsia="標楷體" w:hint="eastAsia"/>
+        </w:rPr>
+        <w:t>等算完</w:t>
+      </w:r>
+      <w:proofErr w:type="gramEnd"/>
+      <w:r>
+        <w:rPr>
+          <w:rFonts w:eastAsia="標楷體" w:hint="eastAsia"/>
+        </w:rPr>
+        <w:t>沒多久之後，</w:t>
+      </w:r>
+      <w:r>
+        <w:rPr>
+          <w:rFonts w:eastAsia="標楷體"/>
+        </w:rPr>
+        <w:t xml:space="preserve"> </w:t>
+      </w:r>
+      <w:r>
+        <w:rPr>
+          <w:rFonts w:eastAsia="標楷體" w:hint="eastAsia"/>
+        </w:rPr>
+        <w:t>新的</w:t>
+      </w:r>
+      <w:r>
+        <w:rPr>
+          <w:rFonts w:eastAsia="標楷體" w:hint="eastAsia"/>
+        </w:rPr>
+        <w:t>word</w:t>
+      </w:r>
+      <w:r>
+        <w:rPr>
+          <w:rFonts w:eastAsia="標楷體" w:hint="eastAsia"/>
+        </w:rPr>
+        <w:t>就進來了，減少資源等待時間。</w:t>
+      </w:r>
+    </w:p>
+    <w:p>
+      <w:pPr>
+        <w:rPr>
+          <w:rFonts w:eastAsia="標楷體"/>
+        </w:rPr>
+      </w:pPr>
+      <w:r>
+        <w:rPr>
+          <w:rFonts w:eastAsia="標楷體"/>
+        </w:rPr>
+        <w:drawing>
+          <wp:inline distT="0" distB="0" distL="0" distR="0" wp14:anchorId="5BA782B9" wp14:editId="69CBA1FB">
+            <wp:extent cx="3799694" cy="1674891"/>
+            <wp:effectExtent l="0" t="0" r="0" b="1905"/>
+            <wp:docPr id="1218616387" name="圖片 1"/>
+            <wp:cNvGraphicFramePr>
+              <a:graphicFrameLocks xmlns:a="http://schemas.openxmlformats.org/drawingml/2006/main" noChangeAspect="1"/>
+            </wp:cNvGraphicFramePr>
+            <a:graphic xmlns:a="http://schemas.openxmlformats.org/drawingml/2006/main">
+              <a:graphicData uri="http://schemas.openxmlformats.org/drawingml/2006/picture">
+                <pic:pic xmlns:pic="http://schemas.openxmlformats.org/drawingml/2006/picture">
+                  <pic:nvPicPr>
+                    <pic:cNvPr id="1218616387" name=""/>
+                    <pic:cNvPicPr/>
+                  </pic:nvPicPr>
+                  <pic:blipFill>
+                    <a:blip r:embed="rId9"/>
+                    <a:stretch>
+                      <a:fillRect/>
+                    </a:stretch>
+                  </pic:blipFill>
+                  <pic:spPr>
+                    <a:xfrm>
+                      <a:off x="0" y="0"/>
+                      <a:ext cx="3907890" cy="1722583"/>
+                    </a:xfrm>
+                    <a:prstGeom prst="rect">
+                      <a:avLst/>
+                    </a:prstGeom>
+                  </pic:spPr>
+                </pic:pic>
+              </a:graphicData>
+            </a:graphic>
+          </wp:inline>
+        </w:drawing>
+      </w:r>
+      <w:r>
+        <w:rPr>
+          <w:rFonts w:eastAsia="標楷體" w:hint="eastAsia"/>
+        </w:rPr>
+        <w:t xml:space="preserve"> </w:t>
+      </w:r>
+      <w:r>
+        <w:rPr>
+          <w:rFonts w:eastAsia="標楷體" w:hint="eastAsia"/>
+        </w:rPr>
+        <w:t>在上筆輸出還沒結束先拉高</w:t>
+      </w:r>
+      <w:proofErr w:type="spellStart"/>
+      <w:r>
+        <w:rPr>
+          <w:rFonts w:eastAsia="標楷體" w:hint="eastAsia"/>
+        </w:rPr>
+        <w:t>rd_en</w:t>
+      </w:r>
+      <w:proofErr w:type="spellEnd"/>
+      <w:r>
+        <w:rPr>
+          <w:rFonts w:eastAsia="標楷體"/>
+        </w:rPr>
+        <w:pict w14:anchorId="1BF56951">
+          <v:rect id="_x0000_i1044" style="width:0;height:1.5pt" o:hralign="center" o:hrstd="t" o:hr="t" fillcolor="#a0a0a0" stroked="f"/>
+        </w:pict>
+      </w:r>
+      <w:r>
+        <w:rPr>
+          <w:rFonts w:eastAsia="標楷體"/>
+          <w:b/>
+          <w:bCs/>
+        </w:rPr>
+        <w:t xml:space="preserve">3. Cycle Time Optimization </w:t>
+      </w:r>
+      <w:r>
+        <w:rPr>
+          <w:rFonts w:eastAsia="標楷體"/>
+        </w:rPr>
+        <w:t>(how you minimize cycle time):</w:t>
+      </w:r>
+    </w:p>
+    <w:p>
+      <w:pPr>
+        <w:spacing w:before="240"/>
+        <w:rPr>
+          <w:rFonts w:eastAsia="標楷體"/>
+        </w:rPr>
+      </w:pPr>
+      <w:r>
+        <w:rPr>
+          <w:rFonts w:eastAsia="標楷體"/>
+        </w:rPr>
+        <w:tab/>
+      </w:r>
+      <w:r>
+        <w:rPr>
+          <w:rFonts w:eastAsia="標楷體"/>
+        </w:rPr>
+        <w:t>為了降低</w:t>
+      </w:r>
+      <w:r>
+        <w:rPr>
+          <w:rFonts w:eastAsia="標楷體"/>
+        </w:rPr>
+        <w:t xml:space="preserve"> cycle time</w:t>
+      </w:r>
+      <w:r>
+        <w:rPr>
+          <w:rFonts w:eastAsia="標楷體"/>
+        </w:rPr>
+        <w:t>，</w:t>
+      </w:r>
+      <w:r>
+        <w:rPr>
+          <w:rFonts w:eastAsia="標楷體" w:hint="eastAsia"/>
+        </w:rPr>
+        <w:t>我把所有</w:t>
+      </w:r>
+      <w:r>
+        <w:rPr>
+          <w:rFonts w:eastAsia="標楷體"/>
+        </w:rPr>
+        <w:t>切分成多個</w:t>
+      </w:r>
+      <w:r>
+        <w:rPr>
+          <w:rFonts w:eastAsia="標楷體"/>
+        </w:rPr>
+        <w:t xml:space="preserve"> pipeline stage</w:t>
+      </w:r>
+      <w:r>
+        <w:rPr>
+          <w:rFonts w:eastAsia="標楷體"/>
+        </w:rPr>
+        <w:t>。這樣可以減少單一</w:t>
+      </w:r>
+      <w:r>
+        <w:rPr>
+          <w:rFonts w:eastAsia="標楷體"/>
+        </w:rPr>
+        <w:t xml:space="preserve">clock cycle </w:t>
+      </w:r>
+      <w:r>
+        <w:rPr>
+          <w:rFonts w:eastAsia="標楷體"/>
+        </w:rPr>
+        <w:t>內需要完成的</w:t>
+      </w:r>
+      <w:r>
+        <w:rPr>
+          <w:rFonts w:eastAsia="標楷體" w:hint="eastAsia"/>
+        </w:rPr>
+        <w:t>critical path</w:t>
+      </w:r>
+      <w:r>
+        <w:rPr>
+          <w:rFonts w:eastAsia="標楷體"/>
+        </w:rPr>
+        <w:t>，使電路能夠在較短的</w:t>
+      </w:r>
+      <w:r>
+        <w:rPr>
+          <w:rFonts w:eastAsia="標楷體"/>
+        </w:rPr>
+        <w:t xml:space="preserve"> clock period </w:t>
+      </w:r>
+      <w:r>
+        <w:rPr>
+          <w:rFonts w:eastAsia="標楷體"/>
+        </w:rPr>
+        <w:t>下運作。</w:t>
+      </w:r>
     </w:p>
     <w:p>
       <w:pPr>
         <w:pStyle w:val="a6"/>
         <w:numPr>
           <w:ilvl w:val="0"/>
-          <w:numId w:val="17"/>
+          <w:numId w:val="18"/>
         </w:numPr>
         <w:ind w:leftChars="0"/>
-      </w:pPr>
-      <w:r>
-        <w:rPr>
-          <w:rFonts w:hint="eastAsia"/>
-          <w:b/>
-          <w:bCs/>
-        </w:rPr>
-        <w:t xml:space="preserve">Cycle Time Optimization </w:t>
-      </w:r>
-      <w:r>
-        <w:rPr>
-          <w:rFonts w:hint="eastAsia"/>
-        </w:rPr>
-        <w:t>(how you minimize cycle time):</w:t>
-      </w:r>
-    </w:p>
-    <w:p>
-      <w:pPr>
-        <w:pStyle w:val="a6"/>
-      </w:pPr>
+        <w:rPr>
+          <w:rFonts w:eastAsia="標楷體"/>
+        </w:rPr>
+      </w:pPr>
+      <w:r>
+        <w:rPr>
+          <w:rFonts w:eastAsia="標楷體" w:hint="eastAsia"/>
+        </w:rPr>
+        <w:lastRenderedPageBreak/>
+        <w:t>在乘法</w:t>
+      </w:r>
+      <w:r>
+        <w:rPr>
+          <w:rFonts w:eastAsia="標楷體"/>
+        </w:rPr>
+        <w:t>階段中，乘法與加總運算並不是全部放在同一</w:t>
+      </w:r>
+      <w:proofErr w:type="gramStart"/>
+      <w:r>
+        <w:rPr>
+          <w:rFonts w:eastAsia="標楷體"/>
+        </w:rPr>
+        <w:t>個</w:t>
+      </w:r>
+      <w:proofErr w:type="gramEnd"/>
+      <w:r>
+        <w:rPr>
+          <w:rFonts w:eastAsia="標楷體"/>
+        </w:rPr>
+        <w:t xml:space="preserve"> cycle </w:t>
+      </w:r>
+      <w:r>
+        <w:rPr>
+          <w:rFonts w:eastAsia="標楷體"/>
+        </w:rPr>
+        <w:t>中完成，而是</w:t>
+      </w:r>
+      <w:proofErr w:type="gramStart"/>
+      <w:r>
+        <w:rPr>
+          <w:rFonts w:eastAsia="標楷體"/>
+        </w:rPr>
+        <w:t>透過多級</w:t>
+      </w:r>
+      <w:proofErr w:type="gramEnd"/>
+      <w:r>
+        <w:rPr>
+          <w:rFonts w:eastAsia="標楷體"/>
+        </w:rPr>
+        <w:t xml:space="preserve"> pipeline</w:t>
+      </w:r>
+      <w:r>
+        <w:rPr>
+          <w:rFonts w:eastAsia="標楷體"/>
+        </w:rPr>
+        <w:t>分開處理。輸入資料與權重會先被暫存，接著進行乘法運算，再將</w:t>
+      </w:r>
+      <w:r>
+        <w:rPr>
+          <w:rFonts w:eastAsia="標楷體"/>
+        </w:rPr>
+        <w:t xml:space="preserve">partial sum </w:t>
+      </w:r>
+      <w:r>
+        <w:rPr>
+          <w:rFonts w:eastAsia="標楷體"/>
+        </w:rPr>
+        <w:t>分階段累加，最後才進行量化。這樣可以避免</w:t>
+      </w:r>
+      <w:r>
+        <w:rPr>
+          <w:rFonts w:eastAsia="標楷體"/>
+        </w:rPr>
+        <w:t xml:space="preserve"> multiplier </w:t>
+      </w:r>
+      <w:r>
+        <w:rPr>
+          <w:rFonts w:eastAsia="標楷體"/>
+        </w:rPr>
+        <w:t>與大型</w:t>
+      </w:r>
+      <w:r>
+        <w:rPr>
+          <w:rFonts w:eastAsia="標楷體"/>
+        </w:rPr>
+        <w:t xml:space="preserve"> adder tree </w:t>
+      </w:r>
+      <w:r>
+        <w:rPr>
+          <w:rFonts w:eastAsia="標楷體"/>
+        </w:rPr>
+        <w:t>形成過長的</w:t>
+      </w:r>
+      <w:r>
+        <w:rPr>
+          <w:rFonts w:eastAsia="標楷體"/>
+        </w:rPr>
+        <w:t xml:space="preserve"> critical path</w:t>
+      </w:r>
+      <w:r>
+        <w:rPr>
+          <w:rFonts w:eastAsia="標楷體"/>
+        </w:rPr>
+        <w:t>。</w:t>
+      </w:r>
     </w:p>
     <w:p>
       <w:pPr>
         <w:pStyle w:val="a6"/>
         <w:numPr>
           <w:ilvl w:val="0"/>
-          <w:numId w:val="17"/>
+          <w:numId w:val="18"/>
         </w:numPr>
         <w:ind w:leftChars="0"/>
-      </w:pPr>
-      <w:r>
-        <w:rPr>
-          <w:rFonts w:hint="eastAsia"/>
+        <w:rPr>
+          <w:rFonts w:eastAsia="標楷體"/>
+        </w:rPr>
+      </w:pPr>
+      <w:r>
+        <w:rPr>
+          <w:rFonts w:eastAsia="標楷體"/>
+        </w:rPr>
+        <w:t xml:space="preserve">ACT_5Stage_Parallel </w:t>
+      </w:r>
+      <w:r>
+        <w:rPr>
+          <w:rFonts w:eastAsia="標楷體"/>
+        </w:rPr>
+        <w:t>採用了五級</w:t>
+      </w:r>
+      <w:r>
+        <w:rPr>
+          <w:rFonts w:eastAsia="標楷體"/>
+        </w:rPr>
+        <w:t xml:space="preserve"> pipeline </w:t>
+      </w:r>
+      <w:r>
+        <w:rPr>
+          <w:rFonts w:eastAsia="標楷體"/>
+        </w:rPr>
+        <w:t>架構。對於</w:t>
+      </w:r>
+      <w:r>
+        <w:rPr>
+          <w:rFonts w:eastAsia="標楷體"/>
+        </w:rPr>
+        <w:t xml:space="preserve"> RAT</w:t>
+      </w:r>
+      <w:r>
+        <w:rPr>
+          <w:rFonts w:eastAsia="標楷體"/>
+        </w:rPr>
+        <w:t>、</w:t>
+      </w:r>
+      <w:r>
+        <w:rPr>
+          <w:rFonts w:eastAsia="標楷體"/>
+        </w:rPr>
+        <w:t xml:space="preserve">CAT </w:t>
+      </w:r>
+      <w:r>
+        <w:rPr>
+          <w:rFonts w:eastAsia="標楷體"/>
+        </w:rPr>
+        <w:t>與</w:t>
+      </w:r>
+      <w:r>
+        <w:rPr>
+          <w:rFonts w:eastAsia="標楷體"/>
+        </w:rPr>
+        <w:t xml:space="preserve"> BAT </w:t>
+      </w:r>
+      <w:r>
+        <w:rPr>
+          <w:rFonts w:eastAsia="標楷體"/>
+        </w:rPr>
+        <w:t>這類需要計算</w:t>
+      </w:r>
+      <w:r>
+        <w:rPr>
+          <w:rFonts w:eastAsia="標楷體"/>
+        </w:rPr>
+        <w:t xml:space="preserve"> threshold </w:t>
+      </w:r>
+      <w:r>
+        <w:rPr>
+          <w:rFonts w:eastAsia="標楷體"/>
+        </w:rPr>
+        <w:t>的</w:t>
+      </w:r>
+      <w:r>
+        <w:rPr>
+          <w:rFonts w:eastAsia="標楷體"/>
+        </w:rPr>
+        <w:t xml:space="preserve"> activation function</w:t>
+      </w:r>
+      <w:r>
+        <w:rPr>
+          <w:rFonts w:eastAsia="標楷體"/>
+        </w:rPr>
+        <w:t>，若直接在一個</w:t>
+      </w:r>
+      <w:r>
+        <w:rPr>
+          <w:rFonts w:eastAsia="標楷體"/>
+        </w:rPr>
+        <w:t xml:space="preserve"> cycle </w:t>
+      </w:r>
+      <w:r>
+        <w:rPr>
+          <w:rFonts w:eastAsia="標楷體"/>
+        </w:rPr>
+        <w:t>內完成</w:t>
+      </w:r>
+      <w:r>
+        <w:rPr>
+          <w:rFonts w:eastAsia="標楷體"/>
+        </w:rPr>
+        <w:t xml:space="preserve"> row sum</w:t>
+      </w:r>
+      <w:r>
+        <w:rPr>
+          <w:rFonts w:eastAsia="標楷體"/>
+        </w:rPr>
+        <w:t>、</w:t>
+      </w:r>
+      <w:r>
+        <w:rPr>
+          <w:rFonts w:eastAsia="標楷體"/>
+        </w:rPr>
+        <w:t xml:space="preserve">column sum </w:t>
+      </w:r>
+      <w:r>
+        <w:rPr>
+          <w:rFonts w:eastAsia="標楷體"/>
+        </w:rPr>
+        <w:t>或</w:t>
+      </w:r>
+      <w:r>
+        <w:rPr>
+          <w:rFonts w:eastAsia="標楷體"/>
+        </w:rPr>
+        <w:t xml:space="preserve"> block sum</w:t>
+      </w:r>
+      <w:r>
+        <w:rPr>
+          <w:rFonts w:eastAsia="標楷體"/>
+        </w:rPr>
+        <w:t>，會造成很長的加法器路徑。因此</w:t>
+      </w:r>
+      <w:r>
+        <w:rPr>
+          <w:rFonts w:eastAsia="標楷體" w:hint="eastAsia"/>
+        </w:rPr>
+        <w:t>先</w:t>
+      </w:r>
+      <w:r>
+        <w:rPr>
+          <w:rFonts w:eastAsia="標楷體"/>
+        </w:rPr>
+        <w:t>進行</w:t>
+      </w:r>
+      <w:r>
+        <w:rPr>
+          <w:rFonts w:eastAsia="標楷體"/>
+        </w:rPr>
+        <w:t xml:space="preserve"> pair sum</w:t>
+      </w:r>
+      <w:r>
+        <w:rPr>
+          <w:rFonts w:eastAsia="標楷體"/>
+        </w:rPr>
+        <w:t>，再進行</w:t>
+      </w:r>
+      <w:r>
+        <w:rPr>
+          <w:rFonts w:eastAsia="標楷體"/>
+        </w:rPr>
+        <w:t xml:space="preserve"> partial sum</w:t>
+      </w:r>
+      <w:r>
+        <w:rPr>
+          <w:rFonts w:eastAsia="標楷體"/>
+        </w:rPr>
+        <w:t>，接著產生</w:t>
+      </w:r>
+      <w:r>
+        <w:rPr>
+          <w:rFonts w:eastAsia="標楷體"/>
+        </w:rPr>
+        <w:t xml:space="preserve"> threshold</w:t>
+      </w:r>
+      <w:r>
+        <w:rPr>
+          <w:rFonts w:eastAsia="標楷體"/>
+        </w:rPr>
+        <w:t>，最後才套用</w:t>
+      </w:r>
+      <w:r>
+        <w:rPr>
+          <w:rFonts w:eastAsia="標楷體"/>
+        </w:rPr>
+        <w:t xml:space="preserve"> activation function</w:t>
+      </w:r>
+      <w:r>
+        <w:rPr>
+          <w:rFonts w:eastAsia="標楷體"/>
+        </w:rPr>
+        <w:t>。透過這樣的分級處理，可以有效降低</w:t>
+      </w:r>
+      <w:r>
+        <w:rPr>
+          <w:rFonts w:eastAsia="標楷體"/>
+        </w:rPr>
+        <w:t xml:space="preserve"> activation </w:t>
+      </w:r>
+      <w:r>
+        <w:rPr>
+          <w:rFonts w:eastAsia="標楷體"/>
+        </w:rPr>
+        <w:t>階段的</w:t>
+      </w:r>
+      <w:r>
+        <w:rPr>
+          <w:rFonts w:eastAsia="標楷體"/>
+        </w:rPr>
+        <w:t xml:space="preserve"> timing burden</w:t>
+      </w:r>
+      <w:r>
+        <w:rPr>
+          <w:rFonts w:eastAsia="標楷體"/>
+        </w:rPr>
+        <w:t>。</w:t>
+      </w:r>
+    </w:p>
+    <w:p>
+      <w:pPr>
+        <w:pStyle w:val="a6"/>
+        <w:numPr>
+          <w:ilvl w:val="0"/>
+          <w:numId w:val="18"/>
+        </w:numPr>
+        <w:ind w:leftChars="0"/>
+        <w:rPr>
+          <w:rFonts w:eastAsia="標楷體"/>
+        </w:rPr>
+      </w:pPr>
+      <w:proofErr w:type="spellStart"/>
+      <w:r>
+        <w:rPr>
+          <w:rFonts w:eastAsia="標楷體"/>
+        </w:rPr>
+        <w:t>PoT</w:t>
+      </w:r>
+      <w:proofErr w:type="spellEnd"/>
+      <w:r>
+        <w:rPr>
+          <w:rFonts w:eastAsia="標楷體"/>
+        </w:rPr>
+        <w:t xml:space="preserve"> </w:t>
+      </w:r>
+      <w:r>
+        <w:rPr>
+          <w:rFonts w:eastAsia="標楷體"/>
+        </w:rPr>
+        <w:t>的目標是根據資料的最大有效位元決定</w:t>
+      </w:r>
+      <w:r>
+        <w:rPr>
+          <w:rFonts w:eastAsia="標楷體"/>
+        </w:rPr>
+        <w:t xml:space="preserve"> shift amount</w:t>
+      </w:r>
+      <w:r>
+        <w:rPr>
+          <w:rFonts w:eastAsia="標楷體"/>
+        </w:rPr>
+        <w:t>，若直接使用完整</w:t>
+      </w:r>
+      <w:r>
+        <w:rPr>
+          <w:rFonts w:eastAsia="標楷體"/>
+        </w:rPr>
+        <w:t xml:space="preserve"> comparator tree </w:t>
+      </w:r>
+      <w:r>
+        <w:rPr>
+          <w:rFonts w:eastAsia="標楷體"/>
+        </w:rPr>
+        <w:t>尋找</w:t>
+      </w:r>
+      <w:r>
+        <w:rPr>
+          <w:rFonts w:eastAsia="標楷體"/>
+        </w:rPr>
+        <w:t xml:space="preserve"> 64 </w:t>
+      </w:r>
+      <w:proofErr w:type="gramStart"/>
+      <w:r>
+        <w:rPr>
+          <w:rFonts w:eastAsia="標楷體"/>
+        </w:rPr>
+        <w:t>個</w:t>
+      </w:r>
+      <w:proofErr w:type="gramEnd"/>
+      <w:r>
+        <w:rPr>
+          <w:rFonts w:eastAsia="標楷體"/>
+        </w:rPr>
+        <w:t>元素中的最大值，會造成較大的面積與較長的</w:t>
+      </w:r>
+      <w:r>
+        <w:rPr>
+          <w:rFonts w:eastAsia="標楷體"/>
+        </w:rPr>
+        <w:t xml:space="preserve"> delay</w:t>
+      </w:r>
+      <w:r>
+        <w:rPr>
+          <w:rFonts w:eastAsia="標楷體"/>
+        </w:rPr>
+        <w:t>。</w:t>
+      </w:r>
+      <w:r>
+        <w:rPr>
+          <w:rFonts w:eastAsia="標楷體" w:hint="eastAsia"/>
+        </w:rPr>
+        <w:t>最後</w:t>
+      </w:r>
+      <w:r>
+        <w:rPr>
+          <w:rFonts w:eastAsia="標楷體"/>
+        </w:rPr>
+        <w:t>使用</w:t>
+      </w:r>
+      <w:r>
+        <w:rPr>
+          <w:rFonts w:eastAsia="標楷體"/>
+        </w:rPr>
+        <w:t xml:space="preserve"> OR-reduction </w:t>
+      </w:r>
+      <w:r>
+        <w:rPr>
+          <w:rFonts w:eastAsia="標楷體"/>
+        </w:rPr>
+        <w:t>的方式找出有效</w:t>
+      </w:r>
+      <w:r>
+        <w:rPr>
+          <w:rFonts w:eastAsia="標楷體"/>
+        </w:rPr>
+        <w:t xml:space="preserve"> MSB </w:t>
+      </w:r>
+      <w:r>
+        <w:rPr>
+          <w:rFonts w:eastAsia="標楷體"/>
+        </w:rPr>
+        <w:t>位置，再決定</w:t>
+      </w:r>
+      <w:r>
+        <w:rPr>
+          <w:rFonts w:eastAsia="標楷體"/>
+        </w:rPr>
+        <w:t xml:space="preserve"> shift amount</w:t>
+      </w:r>
+      <w:r>
+        <w:rPr>
+          <w:rFonts w:eastAsia="標楷體"/>
+        </w:rPr>
+        <w:t>，最後進行</w:t>
+      </w:r>
+      <w:r>
+        <w:rPr>
+          <w:rFonts w:eastAsia="標楷體"/>
+        </w:rPr>
+        <w:t xml:space="preserve"> arithmetic shift </w:t>
+      </w:r>
+      <w:r>
+        <w:rPr>
+          <w:rFonts w:eastAsia="標楷體"/>
+        </w:rPr>
+        <w:t>與</w:t>
+      </w:r>
+      <w:r>
+        <w:rPr>
+          <w:rFonts w:eastAsia="標楷體"/>
+        </w:rPr>
+        <w:t xml:space="preserve"> signed 4-bit clamp</w:t>
+      </w:r>
+      <w:r>
+        <w:rPr>
+          <w:rFonts w:eastAsia="標楷體"/>
+        </w:rPr>
+        <w:t>。這種方式比完整大小</w:t>
+      </w:r>
+      <w:proofErr w:type="gramStart"/>
+      <w:r>
+        <w:rPr>
+          <w:rFonts w:eastAsia="標楷體"/>
+        </w:rPr>
+        <w:t>比較器更適合</w:t>
+      </w:r>
+      <w:proofErr w:type="gramEnd"/>
+      <w:r>
+        <w:rPr>
+          <w:rFonts w:eastAsia="標楷體"/>
+        </w:rPr>
+        <w:t xml:space="preserve"> timing optimization</w:t>
+      </w:r>
+      <w:r>
+        <w:rPr>
+          <w:rFonts w:eastAsia="標楷體"/>
+        </w:rPr>
+        <w:t>。</w:t>
+      </w:r>
+    </w:p>
+    <w:p>
+      <w:pPr>
+        <w:pStyle w:val="a6"/>
+        <w:numPr>
+          <w:ilvl w:val="0"/>
+          <w:numId w:val="18"/>
+        </w:numPr>
+        <w:ind w:leftChars="0"/>
+        <w:rPr>
+          <w:rFonts w:eastAsia="標楷體"/>
+        </w:rPr>
+      </w:pPr>
+      <w:r>
+        <w:rPr>
+          <w:rFonts w:eastAsia="標楷體"/>
+        </w:rPr>
+        <w:t>在</w:t>
+      </w:r>
+      <w:r>
+        <w:rPr>
+          <w:rFonts w:eastAsia="標楷體"/>
+        </w:rPr>
+        <w:t xml:space="preserve"> attention final stage </w:t>
+      </w:r>
+      <w:r>
+        <w:rPr>
+          <w:rFonts w:eastAsia="標楷體"/>
+        </w:rPr>
+        <w:t>中，使用</w:t>
+      </w:r>
+      <w:r>
+        <w:rPr>
+          <w:rFonts w:eastAsia="標楷體"/>
+        </w:rPr>
+        <w:t xml:space="preserve"> Booth recoding </w:t>
+      </w:r>
+      <w:r>
+        <w:rPr>
+          <w:rFonts w:eastAsia="標楷體"/>
+        </w:rPr>
+        <w:t>來簡化</w:t>
+      </w:r>
+      <w:r>
+        <w:rPr>
+          <w:rFonts w:eastAsia="標楷體"/>
+        </w:rPr>
+        <w:t xml:space="preserve"> score </w:t>
+      </w:r>
+      <w:r>
+        <w:rPr>
+          <w:rFonts w:eastAsia="標楷體"/>
+        </w:rPr>
+        <w:t>與</w:t>
+      </w:r>
+      <w:r>
+        <w:rPr>
+          <w:rFonts w:eastAsia="標楷體"/>
+        </w:rPr>
+        <w:t xml:space="preserve"> 4-bit V value </w:t>
+      </w:r>
+      <w:r>
+        <w:rPr>
+          <w:rFonts w:eastAsia="標楷體"/>
+        </w:rPr>
+        <w:t>的乘法。</w:t>
+      </w:r>
+      <w:r>
+        <w:rPr>
+          <w:rFonts w:eastAsia="標楷體"/>
+        </w:rPr>
+        <w:t>Booth partial product generation</w:t>
+      </w:r>
+      <w:r>
+        <w:rPr>
+          <w:rFonts w:eastAsia="標楷體"/>
+        </w:rPr>
+        <w:t>、</w:t>
+      </w:r>
+      <w:r>
+        <w:rPr>
+          <w:rFonts w:eastAsia="標楷體"/>
+        </w:rPr>
+        <w:t>product combination</w:t>
+      </w:r>
+      <w:r>
+        <w:rPr>
+          <w:rFonts w:eastAsia="標楷體"/>
+        </w:rPr>
+        <w:t>、</w:t>
+      </w:r>
+      <w:r>
+        <w:rPr>
+          <w:rFonts w:eastAsia="標楷體"/>
+        </w:rPr>
+        <w:t xml:space="preserve">partial accumulation </w:t>
+      </w:r>
+      <w:r>
+        <w:rPr>
+          <w:rFonts w:eastAsia="標楷體"/>
+        </w:rPr>
+        <w:t>與</w:t>
+      </w:r>
+      <w:r>
+        <w:rPr>
+          <w:rFonts w:eastAsia="標楷體"/>
+        </w:rPr>
+        <w:t xml:space="preserve"> final accumulation </w:t>
+      </w:r>
+      <w:r>
+        <w:rPr>
+          <w:rFonts w:eastAsia="標楷體"/>
+        </w:rPr>
+        <w:t>被分成不同</w:t>
+      </w:r>
+      <w:r>
+        <w:rPr>
+          <w:rFonts w:eastAsia="標楷體"/>
+        </w:rPr>
+        <w:t xml:space="preserve"> pipeline stage</w:t>
+      </w:r>
+      <w:r>
+        <w:rPr>
+          <w:rFonts w:eastAsia="標楷體"/>
+        </w:rPr>
+        <w:t>，因此可以降低</w:t>
+      </w:r>
+      <w:proofErr w:type="gramStart"/>
+      <w:r>
+        <w:rPr>
+          <w:rFonts w:eastAsia="標楷體"/>
+        </w:rPr>
+        <w:t>單級乘加</w:t>
+      </w:r>
+      <w:proofErr w:type="gramEnd"/>
+      <w:r>
+        <w:rPr>
+          <w:rFonts w:eastAsia="標楷體"/>
+        </w:rPr>
+        <w:t>路徑的延遲。</w:t>
+      </w:r>
+    </w:p>
+    <w:p>
+      <w:pPr>
+        <w:rPr>
+          <w:rFonts w:eastAsia="標楷體"/>
+        </w:rPr>
+      </w:pPr>
+      <w:r>
+        <w:rPr>
+          <w:rFonts w:eastAsia="標楷體"/>
+        </w:rPr>
+        <w:pict w14:anchorId="30D5FC5A">
+          <v:rect id="_x0000_i1045" style="width:0;height:1.5pt" o:hralign="center" o:hrstd="t" o:hr="t" fillcolor="#a0a0a0" stroked="f"/>
+        </w:pict>
+      </w:r>
+      <w:r>
+        <w:rPr>
+          <w:rFonts w:eastAsia="標楷體" w:hint="eastAsia"/>
+        </w:rPr>
+        <w:t xml:space="preserve">4. </w:t>
+      </w:r>
+      <w:r>
+        <w:rPr>
+          <w:rFonts w:eastAsia="標楷體"/>
           <w:b/>
           <w:bCs/>
         </w:rPr>
@@ -449,12 +3020,574 @@
       </w:r>
       <w:r>
         <w:rPr>
-          <w:rFonts w:hint="eastAsia"/>
+          <w:rFonts w:eastAsia="標楷體"/>
         </w:rPr>
         <w:t xml:space="preserve"> (how you reduce your design area):</w:t>
       </w:r>
     </w:p>
-    <w:p/>
+    <w:p>
+      <w:pPr>
+        <w:spacing w:before="240"/>
+        <w:rPr>
+          <w:rFonts w:eastAsia="標楷體" w:hint="eastAsia"/>
+        </w:rPr>
+      </w:pPr>
+      <w:r>
+        <w:rPr>
+          <w:rFonts w:eastAsia="標楷體"/>
+        </w:rPr>
+        <w:t>為了提高</w:t>
+      </w:r>
+      <w:r>
+        <w:rPr>
+          <w:rFonts w:eastAsia="標楷體"/>
+        </w:rPr>
+        <w:t xml:space="preserve"> throughput</w:t>
+      </w:r>
+      <w:r>
+        <w:rPr>
+          <w:rFonts w:eastAsia="標楷體"/>
+        </w:rPr>
+        <w:t>使用了高度平行化架構</w:t>
+      </w:r>
+      <w:r>
+        <w:rPr>
+          <w:rFonts w:eastAsia="標楷體" w:hint="eastAsia"/>
+        </w:rPr>
+        <w:t>，因此面積優化非常有限</w:t>
+      </w:r>
+    </w:p>
+    <w:p>
+      <w:pPr>
+        <w:pStyle w:val="a6"/>
+        <w:numPr>
+          <w:ilvl w:val="0"/>
+          <w:numId w:val="19"/>
+        </w:numPr>
+        <w:ind w:leftChars="0"/>
+        <w:rPr>
+          <w:rFonts w:eastAsia="標楷體"/>
+        </w:rPr>
+      </w:pPr>
+      <w:r>
+        <w:rPr>
+          <w:rFonts w:eastAsia="標楷體"/>
+        </w:rPr>
+        <w:t xml:space="preserve">RAM </w:t>
+      </w:r>
+      <w:r>
+        <w:rPr>
+          <w:rFonts w:eastAsia="標楷體"/>
+        </w:rPr>
+        <w:t>中的資料採用</w:t>
+      </w:r>
+      <w:r>
+        <w:rPr>
+          <w:rFonts w:eastAsia="標楷體"/>
+        </w:rPr>
+        <w:t xml:space="preserve"> signed 4-bit packed format </w:t>
+      </w:r>
+      <w:r>
+        <w:rPr>
+          <w:rFonts w:eastAsia="標楷體"/>
+        </w:rPr>
+        <w:t>儲存。一個</w:t>
+      </w:r>
+      <w:r>
+        <w:rPr>
+          <w:rFonts w:eastAsia="標楷體"/>
+        </w:rPr>
+        <w:t xml:space="preserve"> 256-bit RAM word </w:t>
+      </w:r>
+      <w:r>
+        <w:rPr>
+          <w:rFonts w:eastAsia="標楷體"/>
+        </w:rPr>
+        <w:t>內含</w:t>
+      </w:r>
+      <w:r>
+        <w:rPr>
+          <w:rFonts w:eastAsia="標楷體"/>
+        </w:rPr>
+        <w:t xml:space="preserve"> 64 </w:t>
+      </w:r>
+      <w:proofErr w:type="gramStart"/>
+      <w:r>
+        <w:rPr>
+          <w:rFonts w:eastAsia="標楷體"/>
+        </w:rPr>
+        <w:t>個</w:t>
+      </w:r>
+      <w:proofErr w:type="gramEnd"/>
+      <w:r>
+        <w:rPr>
+          <w:rFonts w:eastAsia="標楷體"/>
+        </w:rPr>
+        <w:t xml:space="preserve"> signed 4-bit element</w:t>
+      </w:r>
+      <w:r>
+        <w:rPr>
+          <w:rFonts w:eastAsia="標楷體"/>
+        </w:rPr>
+        <w:t>。這樣可以大幅降低記憶體資料寬度與儲存成本。只有在</w:t>
+      </w:r>
+      <w:r>
+        <w:rPr>
+          <w:rFonts w:eastAsia="標楷體"/>
+        </w:rPr>
+        <w:t xml:space="preserve"> </w:t>
+      </w:r>
+      <w:proofErr w:type="spellStart"/>
+      <w:r>
+        <w:rPr>
+          <w:rFonts w:eastAsia="標楷體"/>
+        </w:rPr>
+        <w:t>datapath</w:t>
+      </w:r>
+      <w:proofErr w:type="spellEnd"/>
+      <w:r>
+        <w:rPr>
+          <w:rFonts w:eastAsia="標楷體"/>
+        </w:rPr>
+        <w:t xml:space="preserve"> </w:t>
+      </w:r>
+      <w:r>
+        <w:rPr>
+          <w:rFonts w:eastAsia="標楷體"/>
+        </w:rPr>
+        <w:t>內部</w:t>
+      </w:r>
+      <w:proofErr w:type="gramStart"/>
+      <w:r>
+        <w:rPr>
+          <w:rFonts w:eastAsia="標楷體"/>
+        </w:rPr>
+        <w:t>進行乘加累積</w:t>
+      </w:r>
+      <w:proofErr w:type="gramEnd"/>
+      <w:r>
+        <w:rPr>
+          <w:rFonts w:eastAsia="標楷體"/>
+        </w:rPr>
+        <w:t>時，才使用較寬的</w:t>
+      </w:r>
+      <w:r>
+        <w:rPr>
+          <w:rFonts w:eastAsia="標楷體"/>
+        </w:rPr>
+        <w:t xml:space="preserve"> bit width </w:t>
+      </w:r>
+      <w:r>
+        <w:rPr>
+          <w:rFonts w:eastAsia="標楷體"/>
+        </w:rPr>
+        <w:t>以保留計算精度。換句話說，</w:t>
+      </w:r>
+      <w:r>
+        <w:rPr>
+          <w:rFonts w:eastAsia="標楷體" w:hint="eastAsia"/>
+        </w:rPr>
+        <w:t>我</w:t>
+      </w:r>
+      <w:r>
+        <w:rPr>
+          <w:rFonts w:eastAsia="標楷體"/>
+        </w:rPr>
+        <w:t>將高精度資料限制在必要的運算階段，而不是整體都使用寬</w:t>
+      </w:r>
+      <w:r>
+        <w:rPr>
+          <w:rFonts w:eastAsia="標楷體"/>
+        </w:rPr>
+        <w:t xml:space="preserve"> bit-width</w:t>
+      </w:r>
+      <w:r>
+        <w:rPr>
+          <w:rFonts w:eastAsia="標楷體"/>
+        </w:rPr>
+        <w:t>，藉此降低面積。</w:t>
+      </w:r>
+    </w:p>
+    <w:p>
+      <w:pPr>
+        <w:pStyle w:val="a6"/>
+        <w:numPr>
+          <w:ilvl w:val="0"/>
+          <w:numId w:val="19"/>
+        </w:numPr>
+        <w:ind w:leftChars="0"/>
+        <w:rPr>
+          <w:rFonts w:eastAsia="標楷體"/>
+        </w:rPr>
+      </w:pPr>
+      <w:proofErr w:type="spellStart"/>
+      <w:r>
+        <w:rPr>
+          <w:rFonts w:eastAsia="標楷體"/>
+        </w:rPr>
+        <w:t>DataPath</w:t>
+      </w:r>
+      <w:proofErr w:type="spellEnd"/>
+      <w:r>
+        <w:rPr>
+          <w:rFonts w:eastAsia="標楷體"/>
+        </w:rPr>
+        <w:t xml:space="preserve"> </w:t>
+      </w:r>
+      <w:r>
+        <w:rPr>
+          <w:rFonts w:eastAsia="標楷體"/>
+        </w:rPr>
+        <w:t>中的</w:t>
+      </w:r>
+      <w:r>
+        <w:rPr>
+          <w:rFonts w:eastAsia="標楷體"/>
+        </w:rPr>
+        <w:t xml:space="preserve"> Q projection path </w:t>
+      </w:r>
+      <w:r>
+        <w:rPr>
+          <w:rFonts w:eastAsia="標楷體"/>
+        </w:rPr>
+        <w:t>同時被</w:t>
+      </w:r>
+      <w:r>
+        <w:rPr>
+          <w:rFonts w:eastAsia="標楷體"/>
+        </w:rPr>
+        <w:t xml:space="preserve"> normal operation </w:t>
+      </w:r>
+      <w:r>
+        <w:rPr>
+          <w:rFonts w:eastAsia="標楷體"/>
+        </w:rPr>
+        <w:t>與</w:t>
+      </w:r>
+      <w:r>
+        <w:rPr>
+          <w:rFonts w:eastAsia="標楷體"/>
+        </w:rPr>
+        <w:t xml:space="preserve"> attention operation </w:t>
+      </w:r>
+      <w:r>
+        <w:rPr>
+          <w:rFonts w:eastAsia="標楷體"/>
+        </w:rPr>
+        <w:t>重複使用。在</w:t>
+      </w:r>
+      <w:r>
+        <w:rPr>
+          <w:rFonts w:eastAsia="標楷體"/>
+        </w:rPr>
+        <w:t xml:space="preserve"> normal mode </w:t>
+      </w:r>
+      <w:r>
+        <w:rPr>
+          <w:rFonts w:eastAsia="標楷體"/>
+        </w:rPr>
+        <w:t>中，這條</w:t>
+      </w:r>
+      <w:r>
+        <w:rPr>
+          <w:rFonts w:eastAsia="標楷體"/>
+        </w:rPr>
+        <w:t xml:space="preserve"> projection path </w:t>
+      </w:r>
+      <w:r>
+        <w:rPr>
+          <w:rFonts w:eastAsia="標楷體"/>
+        </w:rPr>
+        <w:t>用來產生</w:t>
+      </w:r>
+      <w:r>
+        <w:rPr>
+          <w:rFonts w:eastAsia="標楷體"/>
+        </w:rPr>
+        <w:t xml:space="preserve"> FFN </w:t>
+      </w:r>
+      <w:r>
+        <w:rPr>
+          <w:rFonts w:eastAsia="標楷體"/>
+        </w:rPr>
+        <w:t>或</w:t>
+      </w:r>
+      <w:r>
+        <w:rPr>
+          <w:rFonts w:eastAsia="標楷體"/>
+        </w:rPr>
+        <w:t xml:space="preserve"> convolution </w:t>
+      </w:r>
+      <w:r>
+        <w:rPr>
+          <w:rFonts w:eastAsia="標楷體"/>
+        </w:rPr>
+        <w:t>的運算結果；在</w:t>
+      </w:r>
+      <w:r>
+        <w:rPr>
+          <w:rFonts w:eastAsia="標楷體"/>
+        </w:rPr>
+        <w:t xml:space="preserve"> attention mode </w:t>
+      </w:r>
+      <w:r>
+        <w:rPr>
+          <w:rFonts w:eastAsia="標楷體"/>
+        </w:rPr>
+        <w:t>中，則用來產生</w:t>
+      </w:r>
+      <w:r>
+        <w:rPr>
+          <w:rFonts w:eastAsia="標楷體"/>
+        </w:rPr>
+        <w:t xml:space="preserve"> Q matrix</w:t>
+      </w:r>
+      <w:r>
+        <w:rPr>
+          <w:rFonts w:eastAsia="標楷體"/>
+        </w:rPr>
+        <w:t>。透過共用</w:t>
+      </w:r>
+      <w:r>
+        <w:rPr>
+          <w:rFonts w:eastAsia="標楷體" w:hint="eastAsia"/>
+        </w:rPr>
+        <w:t>乘法器</w:t>
+      </w:r>
+      <w:r>
+        <w:rPr>
+          <w:rFonts w:eastAsia="標楷體"/>
+        </w:rPr>
+        <w:t>，可以避免為一般運算與</w:t>
+      </w:r>
+      <w:r>
+        <w:rPr>
+          <w:rFonts w:eastAsia="標楷體"/>
+        </w:rPr>
+        <w:t xml:space="preserve"> attention Q computation </w:t>
+      </w:r>
+      <w:r>
+        <w:rPr>
+          <w:rFonts w:eastAsia="標楷體"/>
+        </w:rPr>
+        <w:t>各自建立一套</w:t>
+      </w:r>
+      <w:proofErr w:type="gramStart"/>
+      <w:r>
+        <w:rPr>
+          <w:rFonts w:eastAsia="標楷體"/>
+        </w:rPr>
+        <w:t>獨立乘加</w:t>
+      </w:r>
+      <w:proofErr w:type="gramEnd"/>
+      <w:r>
+        <w:rPr>
+          <w:rFonts w:eastAsia="標楷體"/>
+        </w:rPr>
+        <w:t>架構</w:t>
+      </w:r>
+      <w:r>
+        <w:rPr>
+          <w:rFonts w:eastAsia="標楷體" w:hint="eastAsia"/>
+        </w:rPr>
+        <w:t>，不過為了保證可以連續</w:t>
+      </w:r>
+      <w:r>
+        <w:rPr>
+          <w:rFonts w:eastAsia="標楷體" w:hint="eastAsia"/>
+        </w:rPr>
+        <w:t>128</w:t>
+      </w:r>
+      <w:r>
+        <w:rPr>
+          <w:rFonts w:eastAsia="標楷體" w:hint="eastAsia"/>
+        </w:rPr>
+        <w:t>筆</w:t>
+      </w:r>
+      <w:r>
+        <w:rPr>
+          <w:rFonts w:eastAsia="標楷體" w:hint="eastAsia"/>
+        </w:rPr>
+        <w:t>output</w:t>
+      </w:r>
+      <w:r>
+        <w:rPr>
+          <w:rFonts w:eastAsia="標楷體" w:hint="eastAsia"/>
+        </w:rPr>
+        <w:t>輸出，除了跟</w:t>
+      </w:r>
+      <w:r>
+        <w:rPr>
+          <w:rFonts w:eastAsia="標楷體" w:hint="eastAsia"/>
+        </w:rPr>
+        <w:t>FFN Conv</w:t>
+      </w:r>
+      <w:r>
+        <w:rPr>
+          <w:rFonts w:eastAsia="標楷體" w:hint="eastAsia"/>
+        </w:rPr>
+        <w:t>共用乘法器，其他</w:t>
+      </w:r>
+      <w:r>
+        <w:rPr>
+          <w:rFonts w:eastAsia="標楷體"/>
+        </w:rPr>
+        <w:t>A</w:t>
+      </w:r>
+      <w:r>
+        <w:rPr>
+          <w:rFonts w:eastAsia="標楷體" w:hint="eastAsia"/>
+        </w:rPr>
+        <w:t>TT</w:t>
+      </w:r>
+      <w:r>
+        <w:rPr>
+          <w:rFonts w:eastAsia="標楷體" w:hint="eastAsia"/>
+        </w:rPr>
+        <w:t>的計算都是獨立的</w:t>
+      </w:r>
+      <w:proofErr w:type="gramStart"/>
+      <w:r>
+        <w:rPr>
+          <w:rFonts w:eastAsia="標楷體" w:hint="eastAsia"/>
+        </w:rPr>
+        <w:t>乘加器</w:t>
+      </w:r>
+      <w:proofErr w:type="gramEnd"/>
+      <w:r>
+        <w:rPr>
+          <w:rFonts w:eastAsia="標楷體"/>
+        </w:rPr>
+        <w:t>。</w:t>
+      </w:r>
+    </w:p>
+    <w:p>
+      <w:pPr>
+        <w:pStyle w:val="a6"/>
+        <w:numPr>
+          <w:ilvl w:val="0"/>
+          <w:numId w:val="19"/>
+        </w:numPr>
+        <w:ind w:leftChars="0"/>
+        <w:rPr>
+          <w:rFonts w:eastAsia="標楷體" w:hint="eastAsia"/>
+        </w:rPr>
+      </w:pPr>
+      <w:proofErr w:type="spellStart"/>
+      <w:r>
+        <w:rPr>
+          <w:rFonts w:eastAsia="標楷體"/>
+        </w:rPr>
+        <w:t>PoT</w:t>
+      </w:r>
+      <w:proofErr w:type="spellEnd"/>
+      <w:r>
+        <w:rPr>
+          <w:rFonts w:eastAsia="標楷體"/>
+        </w:rPr>
+        <w:t xml:space="preserve"> quantization </w:t>
+      </w:r>
+      <w:r>
+        <w:rPr>
+          <w:rFonts w:eastAsia="標楷體"/>
+        </w:rPr>
+        <w:t>使用</w:t>
+      </w:r>
+      <w:r>
+        <w:rPr>
+          <w:rFonts w:eastAsia="標楷體"/>
+        </w:rPr>
+        <w:t xml:space="preserve"> OR-reduction </w:t>
+      </w:r>
+      <w:r>
+        <w:rPr>
+          <w:rFonts w:eastAsia="標楷體"/>
+        </w:rPr>
+        <w:t>來判斷</w:t>
+      </w:r>
+      <w:r>
+        <w:rPr>
+          <w:rFonts w:eastAsia="標楷體"/>
+        </w:rPr>
+        <w:t xml:space="preserve"> shift amount</w:t>
+      </w:r>
+      <w:r>
+        <w:rPr>
+          <w:rFonts w:eastAsia="標楷體"/>
+        </w:rPr>
+        <w:t>，而不是使用完整</w:t>
+      </w:r>
+      <w:r>
+        <w:rPr>
+          <w:rFonts w:eastAsia="標楷體"/>
+        </w:rPr>
+        <w:t xml:space="preserve"> maximum comparator tree</w:t>
+      </w:r>
+      <w:r>
+        <w:rPr>
+          <w:rFonts w:eastAsia="標楷體"/>
+        </w:rPr>
+        <w:t>。由於</w:t>
+      </w:r>
+      <w:r>
+        <w:rPr>
+          <w:rFonts w:eastAsia="標楷體"/>
+        </w:rPr>
+        <w:t xml:space="preserve"> </w:t>
+      </w:r>
+      <w:proofErr w:type="spellStart"/>
+      <w:r>
+        <w:rPr>
+          <w:rFonts w:eastAsia="標楷體"/>
+        </w:rPr>
+        <w:t>PoT</w:t>
+      </w:r>
+      <w:proofErr w:type="spellEnd"/>
+      <w:r>
+        <w:rPr>
+          <w:rFonts w:eastAsia="標楷體"/>
+        </w:rPr>
+        <w:t xml:space="preserve"> </w:t>
+      </w:r>
+      <w:r>
+        <w:rPr>
+          <w:rFonts w:eastAsia="標楷體"/>
+        </w:rPr>
+        <w:t>量化只需要知道最高有效位元的位置，不一定需要精確比較所有</w:t>
+      </w:r>
+      <w:r>
+        <w:rPr>
+          <w:rFonts w:eastAsia="標楷體"/>
+        </w:rPr>
+        <w:t xml:space="preserve"> 64 </w:t>
+      </w:r>
+      <w:proofErr w:type="gramStart"/>
+      <w:r>
+        <w:rPr>
+          <w:rFonts w:eastAsia="標楷體"/>
+        </w:rPr>
+        <w:t>個</w:t>
+      </w:r>
+      <w:proofErr w:type="gramEnd"/>
+      <w:r>
+        <w:rPr>
+          <w:rFonts w:eastAsia="標楷體"/>
+        </w:rPr>
+        <w:t>元素的大小，因此</w:t>
+      </w:r>
+      <w:r>
+        <w:rPr>
+          <w:rFonts w:eastAsia="標楷體"/>
+        </w:rPr>
+        <w:t xml:space="preserve"> OR-reduction </w:t>
+      </w:r>
+      <w:r>
+        <w:rPr>
+          <w:rFonts w:eastAsia="標楷體"/>
+        </w:rPr>
+        <w:t>可以用較少的硬體達到所需功能。</w:t>
+      </w:r>
+    </w:p>
     <w:p>
       <w:pPr>
         <w:pStyle w:val="par1"/>
@@ -468,14 +3601,14 @@
         <w:textAlignment w:val="bottom"/>
         <w:outlineLvl w:val="0"/>
         <w:rPr>
-          <w:rFonts w:ascii="Times New Roman" w:hAnsi="Times New Roman"/>
+          <w:rFonts w:ascii="Times New Roman" w:eastAsia="標楷體" w:hAnsi="Times New Roman"/>
           <w:b/>
           <w:color w:val="000080"/>
         </w:rPr>
       </w:pPr>
       <w:r>
         <w:rPr>
-          <w:rFonts w:ascii="Times New Roman" w:hAnsi="Times New Roman"/>
+          <w:rFonts w:ascii="Times New Roman" w:eastAsia="標楷體" w:hAnsi="Times New Roman"/>
           <w:b/>
           <w:color w:val="000080"/>
         </w:rPr>
@@ -483,7 +3616,7 @@
       </w:r>
       <w:r>
         <w:rPr>
-          <w:rFonts w:ascii="Times New Roman" w:hAnsi="Times New Roman" w:hint="eastAsia"/>
+          <w:rFonts w:ascii="Times New Roman" w:eastAsia="標楷體" w:hAnsi="Times New Roman"/>
           <w:b/>
           <w:color w:val="000080"/>
         </w:rPr>
@@ -491,11 +3624,274 @@
       </w:r>
     </w:p>
     <w:p>
-      <w:r>
+      <w:pPr>
+        <w:rPr>
+          <w:rFonts w:eastAsia="標楷體"/>
+        </w:rPr>
+      </w:pPr>
+      <w:r>
+        <w:rPr>
+          <w:rFonts w:eastAsia="標楷體"/>
+        </w:rPr>
         <w:t>Difficulties encountered and how you solved them.</w:t>
       </w:r>
     </w:p>
-    <w:p/>
+    <w:p>
+      <w:pPr>
+        <w:rPr>
+          <w:rFonts w:eastAsia="標楷體" w:hint="eastAsia"/>
+        </w:rPr>
+      </w:pPr>
+      <w:r>
+        <w:rPr>
+          <w:rFonts w:eastAsia="標楷體"/>
+        </w:rPr>
+        <w:tab/>
+      </w:r>
+      <w:r>
+        <w:rPr>
+          <w:rFonts w:eastAsia="標楷體" w:hint="eastAsia"/>
+        </w:rPr>
+        <w:t>這次最難的我覺得是在</w:t>
+      </w:r>
+      <w:r>
+        <w:rPr>
+          <w:rFonts w:eastAsia="標楷體" w:hint="eastAsia"/>
+        </w:rPr>
+        <w:t>performance</w:t>
+      </w:r>
+      <w:r>
+        <w:rPr>
+          <w:rFonts w:eastAsia="標楷體" w:hint="eastAsia"/>
+        </w:rPr>
+        <w:t>的</w:t>
+      </w:r>
+      <w:r>
+        <w:rPr>
+          <w:rFonts w:eastAsia="標楷體" w:hint="eastAsia"/>
+        </w:rPr>
+        <w:t>trade-off</w:t>
+      </w:r>
+      <w:r>
+        <w:rPr>
+          <w:rFonts w:eastAsia="標楷體" w:hint="eastAsia"/>
+        </w:rPr>
+        <w:t>，我試了很多種版本，一開始一次收一筆資料，到後來</w:t>
+      </w:r>
+      <w:r>
+        <w:rPr>
+          <w:rFonts w:eastAsia="標楷體" w:hint="eastAsia"/>
+        </w:rPr>
+        <w:t>ATT</w:t>
+      </w:r>
+      <w:r>
+        <w:rPr>
+          <w:rFonts w:eastAsia="標楷體" w:hint="eastAsia"/>
+        </w:rPr>
+        <w:t>一次收</w:t>
+      </w:r>
+      <w:r>
+        <w:rPr>
+          <w:rFonts w:eastAsia="標楷體" w:hint="eastAsia"/>
+        </w:rPr>
+        <w:t>4</w:t>
+      </w:r>
+      <w:r>
+        <w:rPr>
+          <w:rFonts w:eastAsia="標楷體" w:hint="eastAsia"/>
+        </w:rPr>
+        <w:t>筆，一般路徑收</w:t>
+      </w:r>
+      <w:r>
+        <w:rPr>
+          <w:rFonts w:eastAsia="標楷體" w:hint="eastAsia"/>
+        </w:rPr>
+        <w:t>128</w:t>
+      </w:r>
+      <w:r>
+        <w:rPr>
+          <w:rFonts w:eastAsia="標楷體" w:hint="eastAsia"/>
+        </w:rPr>
+        <w:t>筆，</w:t>
+      </w:r>
+      <w:r>
+        <w:rPr>
+          <w:rFonts w:eastAsia="標楷體" w:hint="eastAsia"/>
+        </w:rPr>
+        <w:t>發現壓</w:t>
+      </w:r>
+      <w:r>
+        <w:rPr>
+          <w:rFonts w:eastAsia="標楷體" w:hint="eastAsia"/>
+        </w:rPr>
+        <w:t>latency</w:t>
+      </w:r>
+      <w:r>
+        <w:rPr>
+          <w:rFonts w:eastAsia="標楷體" w:hint="eastAsia"/>
+        </w:rPr>
+        <w:t>應該是最划算的，就果斷往</w:t>
+      </w:r>
+      <w:r>
+        <w:rPr>
+          <w:rFonts w:eastAsia="標楷體" w:hint="eastAsia"/>
+        </w:rPr>
+        <w:t>ATT</w:t>
+      </w:r>
+      <w:r>
+        <w:rPr>
+          <w:rFonts w:eastAsia="標楷體" w:hint="eastAsia"/>
+        </w:rPr>
+        <w:t>也一次收</w:t>
+      </w:r>
+      <w:r>
+        <w:rPr>
+          <w:rFonts w:eastAsia="標楷體" w:hint="eastAsia"/>
+        </w:rPr>
+        <w:t>128</w:t>
+      </w:r>
+      <w:r>
+        <w:rPr>
+          <w:rFonts w:eastAsia="標楷體" w:hint="eastAsia"/>
+        </w:rPr>
+        <w:t>筆去進行，用大量的</w:t>
+      </w:r>
+      <w:r>
+        <w:rPr>
+          <w:rFonts w:eastAsia="標楷體"/>
+        </w:rPr>
+        <w:t>p</w:t>
+      </w:r>
+      <w:r>
+        <w:rPr>
+          <w:rFonts w:eastAsia="標楷體" w:hint="eastAsia"/>
+        </w:rPr>
+        <w:t>ipeline parallel</w:t>
+      </w:r>
+      <w:r>
+        <w:rPr>
+          <w:rFonts w:eastAsia="標楷體" w:hint="eastAsia"/>
+        </w:rPr>
+        <w:t>的概念，因此也導致</w:t>
+      </w:r>
+      <w:proofErr w:type="gramStart"/>
+      <w:r>
+        <w:rPr>
+          <w:rFonts w:eastAsia="標楷體" w:hint="eastAsia"/>
+        </w:rPr>
+        <w:t>面積變蠻大</w:t>
+      </w:r>
+      <w:proofErr w:type="gramEnd"/>
+      <w:r>
+        <w:rPr>
+          <w:rFonts w:eastAsia="標楷體" w:hint="eastAsia"/>
+        </w:rPr>
+        <w:t>的，不知道怎麼壓進去，乘法器也沒辦法共用的很多，最後也只能放著很大量的面積</w:t>
+      </w:r>
+      <w:r>
+        <w:rPr>
+          <w:rFonts w:eastAsia="標楷體" w:hint="eastAsia"/>
+        </w:rPr>
+        <w:t>1000</w:t>
+      </w:r>
+      <w:r>
+        <w:rPr>
+          <w:rFonts w:eastAsia="標楷體" w:hint="eastAsia"/>
+        </w:rPr>
+        <w:t>多</w:t>
+      </w:r>
+      <w:r>
+        <w:rPr>
+          <w:rFonts w:eastAsia="標楷體" w:hint="eastAsia"/>
+        </w:rPr>
+        <w:lastRenderedPageBreak/>
+        <w:t>萬，每次跑合成都要跑很久，剛寫出來的時候甚至還合成超過</w:t>
+      </w:r>
+      <w:r>
+        <w:rPr>
+          <w:rFonts w:eastAsia="標楷體" w:hint="eastAsia"/>
+        </w:rPr>
+        <w:t>2</w:t>
+      </w:r>
+      <w:r>
+        <w:rPr>
+          <w:rFonts w:eastAsia="標楷體" w:hint="eastAsia"/>
+        </w:rPr>
+        <w:t>小時，後來優化後合成大概</w:t>
+      </w:r>
+      <w:r>
+        <w:rPr>
+          <w:rFonts w:eastAsia="標楷體" w:hint="eastAsia"/>
+        </w:rPr>
+        <w:t>40</w:t>
+      </w:r>
+      <w:r>
+        <w:rPr>
+          <w:rFonts w:eastAsia="標楷體" w:hint="eastAsia"/>
+        </w:rPr>
+        <w:t>分鐘，不過雖然把面積放掉</w:t>
+      </w:r>
+      <w:r>
+        <w:rPr>
+          <w:rFonts w:eastAsia="標楷體" w:hint="eastAsia"/>
+        </w:rPr>
+        <w:t>performance</w:t>
+      </w:r>
+      <w:r>
+        <w:rPr>
+          <w:rFonts w:eastAsia="標楷體" w:hint="eastAsia"/>
+        </w:rPr>
+        <w:t>會比較好，原本想要全部階段都共用乘法器，結果最後發現</w:t>
+      </w:r>
+      <w:r>
+        <w:rPr>
+          <w:rFonts w:eastAsia="標楷體" w:hint="eastAsia"/>
+        </w:rPr>
+        <w:t>ATT</w:t>
+      </w:r>
+      <w:r>
+        <w:rPr>
+          <w:rFonts w:eastAsia="標楷體" w:hint="eastAsia"/>
+        </w:rPr>
+        <w:t>乘法器全部都不要共用</w:t>
+      </w:r>
+      <w:r>
+        <w:rPr>
+          <w:rFonts w:eastAsia="標楷體" w:hint="eastAsia"/>
+        </w:rPr>
+        <w:t>performance</w:t>
+      </w:r>
+      <w:r>
+        <w:rPr>
+          <w:rFonts w:eastAsia="標楷體" w:hint="eastAsia"/>
+        </w:rPr>
+        <w:t>竟然比較好</w:t>
+      </w:r>
+      <w:r>
+        <w:rPr>
+          <w:rFonts w:eastAsia="標楷體" w:hint="eastAsia"/>
+        </w:rPr>
+        <w:t xml:space="preserve"> (</w:t>
+      </w:r>
+      <w:r>
+        <w:rPr>
+          <w:rFonts w:eastAsia="標楷體" w:hint="eastAsia"/>
+        </w:rPr>
+        <w:t>可能是我寫錯</w:t>
+      </w:r>
+      <w:r>
+        <w:rPr>
+          <w:rFonts w:eastAsia="標楷體" w:hint="eastAsia"/>
+        </w:rPr>
+        <w:t>XD)</w:t>
+      </w:r>
+      <w:r>
+        <w:rPr>
+          <w:rFonts w:eastAsia="標楷體" w:hint="eastAsia"/>
+        </w:rPr>
+        <w:t>。</w:t>
+      </w:r>
+    </w:p>
     <w:p>
       <w:pPr>
         <w:pStyle w:val="par1"/>
@@ -509,14 +3905,14 @@
         <w:textAlignment w:val="bottom"/>
         <w:outlineLvl w:val="0"/>
         <w:rPr>
-          <w:rFonts w:ascii="Times New Roman" w:hAnsi="Times New Roman"/>
+          <w:rFonts w:ascii="Times New Roman" w:eastAsia="標楷體" w:hAnsi="Times New Roman"/>
           <w:b/>
           <w:color w:val="000080"/>
         </w:rPr>
       </w:pPr>
       <w:r>
         <w:rPr>
-          <w:rFonts w:ascii="Times New Roman" w:hAnsi="Times New Roman" w:hint="eastAsia"/>
+          <w:rFonts w:ascii="Times New Roman" w:eastAsia="標楷體" w:hAnsi="Times New Roman"/>
           <w:b/>
           <w:color w:val="000080"/>
         </w:rPr>
@@ -524,7 +3920,7 @@
       </w:r>
       <w:r>
         <w:rPr>
-          <w:rFonts w:ascii="Times New Roman" w:hAnsi="Times New Roman" w:hint="eastAsia"/>
+          <w:rFonts w:ascii="Times New Roman" w:eastAsia="標楷體" w:hAnsi="Times New Roman"/>
           <w:b/>
           <w:color w:val="000080"/>
         </w:rPr>
@@ -532,29 +3928,435 @@
       </w:r>
     </w:p>
     <w:p>
-      <w:r>
-        <w:rPr>
-          <w:rFonts w:eastAsiaTheme="minorEastAsia"/>
-        </w:rPr>
-        <w:t>Your t</w:t>
-      </w:r>
-      <w:r>
-        <w:rPr>
-          <w:rFonts w:eastAsiaTheme="minorEastAsia"/>
-        </w:rPr>
-        <w:t>houghts</w:t>
-      </w:r>
-      <w:r>
-        <w:rPr>
-          <w:rFonts w:eastAsiaTheme="minorEastAsia"/>
-        </w:rPr>
-        <w:t xml:space="preserve">, </w:t>
-      </w:r>
-      <w:r>
-        <w:rPr>
-          <w:rFonts w:eastAsiaTheme="minorEastAsia"/>
-        </w:rPr>
-        <w:t>you can write about either the assignments or course content.</w:t>
+      <w:pPr>
+        <w:rPr>
+          <w:rFonts w:eastAsia="標楷體"/>
+        </w:rPr>
+      </w:pPr>
+      <w:r>
+        <w:rPr>
+          <w:rFonts w:eastAsia="標楷體"/>
+        </w:rPr>
+        <w:tab/>
+      </w:r>
+      <w:r>
+        <w:rPr>
+          <w:rFonts w:eastAsia="標楷體"/>
+        </w:rPr>
+        <w:t>在修這堂課之前，就有聽說過這是一堂很硬的課，自己從學期初就在想要不要退選</w:t>
+      </w:r>
+      <w:r>
+        <w:rPr>
+          <w:rFonts w:eastAsia="標楷體" w:hint="eastAsia"/>
+        </w:rPr>
+        <w:t xml:space="preserve"> </w:t>
+      </w:r>
+      <w:r>
+        <w:rPr>
+          <w:rFonts w:eastAsia="標楷體"/>
+        </w:rPr>
+        <w:t>(</w:t>
+      </w:r>
+      <w:r>
+        <w:rPr>
+          <w:rFonts w:eastAsia="標楷體"/>
+        </w:rPr>
+        <w:t>二下的必修</w:t>
+      </w:r>
+      <w:proofErr w:type="gramStart"/>
+      <w:r>
+        <w:rPr>
+          <w:rFonts w:eastAsia="標楷體"/>
+        </w:rPr>
+        <w:t>好多，</w:t>
+      </w:r>
+      <w:proofErr w:type="gramEnd"/>
+      <w:r>
+        <w:rPr>
+          <w:rFonts w:eastAsia="標楷體"/>
+        </w:rPr>
+        <w:t>這學期</w:t>
+      </w:r>
+      <w:r>
+        <w:rPr>
+          <w:rFonts w:eastAsia="標楷體" w:hint="eastAsia"/>
+        </w:rPr>
+        <w:t>不小心</w:t>
+      </w:r>
+      <w:r>
+        <w:rPr>
+          <w:rFonts w:eastAsia="標楷體"/>
+        </w:rPr>
+        <w:t>修了</w:t>
+      </w:r>
+      <w:r>
+        <w:rPr>
+          <w:rFonts w:eastAsia="標楷體"/>
+        </w:rPr>
+        <w:t>26</w:t>
+      </w:r>
+      <w:r>
+        <w:rPr>
+          <w:rFonts w:eastAsia="標楷體"/>
+        </w:rPr>
+        <w:t>學分</w:t>
+      </w:r>
+      <w:r>
+        <w:rPr>
+          <w:rFonts w:eastAsia="標楷體"/>
+        </w:rPr>
+        <w:t>Q)</w:t>
+      </w:r>
+      <w:r>
+        <w:rPr>
+          <w:rFonts w:eastAsia="標楷體"/>
+        </w:rPr>
+        <w:t>，但還是很開心自己可以堅持到最後</w:t>
+      </w:r>
+      <w:r>
+        <w:rPr>
+          <w:rFonts w:eastAsia="標楷體"/>
+        </w:rPr>
+        <w:t>XD</w:t>
+      </w:r>
+      <w:r>
+        <w:rPr>
+          <w:rFonts w:eastAsia="標楷體"/>
+        </w:rPr>
+        <w:t>，也感謝所有認真出題的助教，這次的</w:t>
+      </w:r>
+      <w:r>
+        <w:rPr>
+          <w:rFonts w:eastAsia="標楷體"/>
+        </w:rPr>
+        <w:t>Final Project</w:t>
+      </w:r>
+      <w:r>
+        <w:rPr>
+          <w:rFonts w:eastAsia="標楷體"/>
+        </w:rPr>
+        <w:t>我花了蠻多時間，想了很多架構，</w:t>
+      </w:r>
+      <w:r>
+        <w:rPr>
+          <w:rFonts w:eastAsia="標楷體" w:hint="eastAsia"/>
+        </w:rPr>
+        <w:t>也讓我</w:t>
+      </w:r>
+      <w:r>
+        <w:rPr>
+          <w:rFonts w:eastAsia="標楷體"/>
+        </w:rPr>
+        <w:t>學習到了</w:t>
+      </w:r>
+      <w:proofErr w:type="gramStart"/>
+      <w:r>
+        <w:rPr>
+          <w:rFonts w:eastAsia="標楷體"/>
+        </w:rPr>
+        <w:t>很多</w:t>
+      </w:r>
+      <w:r>
+        <w:rPr>
+          <w:rFonts w:eastAsia="標楷體" w:hint="eastAsia"/>
+        </w:rPr>
+        <w:t>切</w:t>
+      </w:r>
+      <w:proofErr w:type="gramEnd"/>
+      <w:r>
+        <w:rPr>
+          <w:rFonts w:eastAsia="標楷體" w:hint="eastAsia"/>
+        </w:rPr>
+        <w:t>pipeline</w:t>
+      </w:r>
+      <w:r>
+        <w:rPr>
+          <w:rFonts w:eastAsia="標楷體" w:hint="eastAsia"/>
+        </w:rPr>
+        <w:t>技巧，以及很多設計</w:t>
+      </w:r>
+      <w:r>
+        <w:rPr>
+          <w:rFonts w:eastAsia="標楷體"/>
+        </w:rPr>
+        <w:t>t</w:t>
+      </w:r>
+      <w:r>
+        <w:rPr>
+          <w:rFonts w:eastAsia="標楷體" w:hint="eastAsia"/>
+        </w:rPr>
+        <w:t>rade-off</w:t>
+      </w:r>
+      <w:r>
+        <w:rPr>
+          <w:rFonts w:eastAsia="標楷體" w:hint="eastAsia"/>
+        </w:rPr>
+        <w:t>的考量，追求什麼變小就要付出什麼代價真的很難</w:t>
+      </w:r>
+      <w:r>
+        <w:rPr>
+          <w:rFonts w:eastAsia="標楷體"/>
+        </w:rPr>
+        <w:t>，由於程式很龐大，大概</w:t>
+      </w:r>
+      <w:r>
+        <w:rPr>
+          <w:rFonts w:eastAsia="標楷體"/>
+        </w:rPr>
+        <w:t>2</w:t>
+      </w:r>
+      <w:r>
+        <w:rPr>
+          <w:rFonts w:eastAsia="標楷體" w:hint="eastAsia"/>
+        </w:rPr>
+        <w:t>500</w:t>
+      </w:r>
+      <w:r>
+        <w:rPr>
+          <w:rFonts w:eastAsia="標楷體"/>
+        </w:rPr>
+        <w:t>行，因此我覺得</w:t>
+      </w:r>
+      <w:r>
+        <w:rPr>
+          <w:rFonts w:eastAsia="標楷體"/>
+        </w:rPr>
+        <w:t>coding style</w:t>
+      </w:r>
+      <w:r>
+        <w:rPr>
+          <w:rFonts w:eastAsia="標楷體"/>
+        </w:rPr>
+        <w:t>特別重要，否則寫著寫著就不知道自己在寫</w:t>
+      </w:r>
+      <w:r>
+        <w:rPr>
+          <w:rFonts w:eastAsia="標楷體" w:hint="eastAsia"/>
+        </w:rPr>
+        <w:t>什</w:t>
+      </w:r>
+      <w:r>
+        <w:rPr>
+          <w:rFonts w:eastAsia="標楷體"/>
+        </w:rPr>
+        <w:t>麼，</w:t>
+      </w:r>
+      <w:r>
+        <w:rPr>
+          <w:rFonts w:eastAsia="標楷體" w:hint="eastAsia"/>
+        </w:rPr>
+        <w:t>慢慢跟</w:t>
+      </w:r>
+      <w:r>
+        <w:rPr>
+          <w:rFonts w:eastAsia="標楷體"/>
+        </w:rPr>
+        <w:t>自己的程式碼脫節</w:t>
+      </w:r>
+      <w:r>
+        <w:rPr>
+          <w:rFonts w:eastAsia="標楷體" w:hint="eastAsia"/>
+        </w:rPr>
+        <w:t>，不過也是讓我見識到</w:t>
+      </w:r>
+      <w:r>
+        <w:rPr>
+          <w:rFonts w:eastAsia="標楷體" w:hint="eastAsia"/>
+        </w:rPr>
+        <w:t>AI</w:t>
+      </w:r>
+      <w:r>
+        <w:rPr>
+          <w:rFonts w:eastAsia="標楷體" w:hint="eastAsia"/>
+        </w:rPr>
+        <w:t>的強大，自己寫根本就寫不贏</w:t>
+      </w:r>
+      <w:r>
+        <w:rPr>
+          <w:rFonts w:eastAsia="標楷體" w:hint="eastAsia"/>
+        </w:rPr>
+        <w:t>XD</w:t>
+      </w:r>
+      <w:r>
+        <w:rPr>
+          <w:rFonts w:eastAsia="標楷體"/>
+        </w:rPr>
+        <w:t>。</w:t>
+      </w:r>
+    </w:p>
+    <w:p>
+      <w:pPr>
+        <w:rPr>
+          <w:rFonts w:eastAsia="標楷體"/>
+        </w:rPr>
+      </w:pPr>
+    </w:p>
+    <w:p>
+      <w:pPr>
+        <w:rPr>
+          <w:rFonts w:eastAsia="標楷體"/>
+          <w:b/>
+          <w:bCs/>
+        </w:rPr>
+      </w:pPr>
+      <w:proofErr w:type="gramStart"/>
+      <w:r>
+        <w:rPr>
+          <w:rFonts w:eastAsia="標楷體" w:hint="eastAsia"/>
+          <w:b/>
+          <w:bCs/>
+        </w:rPr>
+        <w:t>小彩蛋</w:t>
+      </w:r>
+      <w:proofErr w:type="gramEnd"/>
+      <w:r>
+        <w:rPr>
+          <w:rFonts w:eastAsia="標楷體" w:hint="eastAsia"/>
+          <w:b/>
+          <w:bCs/>
+        </w:rPr>
+        <w:t xml:space="preserve"> (</w:t>
+      </w:r>
+      <w:r>
+        <w:rPr>
+          <w:rFonts w:eastAsia="標楷體" w:hint="eastAsia"/>
+          <w:b/>
+          <w:bCs/>
+        </w:rPr>
+        <w:t>看助教</w:t>
+      </w:r>
+      <w:r>
+        <w:rPr>
+          <w:rFonts w:eastAsia="標楷體" w:hint="eastAsia"/>
+          <w:b/>
+          <w:bCs/>
+        </w:rPr>
+        <w:t>Pass Pattern</w:t>
+      </w:r>
+      <w:r>
+        <w:rPr>
+          <w:rFonts w:eastAsia="標楷體" w:hint="eastAsia"/>
+          <w:b/>
+          <w:bCs/>
+        </w:rPr>
+        <w:t>太可愛也是</w:t>
+      </w:r>
+      <w:r>
+        <w:rPr>
+          <w:rFonts w:eastAsia="標楷體" w:hint="eastAsia"/>
+          <w:b/>
+          <w:bCs/>
+        </w:rPr>
+        <w:t>自己</w:t>
+      </w:r>
+      <w:r>
+        <w:rPr>
+          <w:rFonts w:eastAsia="標楷體" w:hint="eastAsia"/>
+          <w:b/>
+          <w:bCs/>
+        </w:rPr>
+        <w:t>玩上了</w:t>
+      </w:r>
+      <w:r>
+        <w:rPr>
+          <w:rFonts w:eastAsia="標楷體" w:hint="eastAsia"/>
+          <w:b/>
+          <w:bCs/>
+        </w:rPr>
+        <w:t>~)</w:t>
+      </w:r>
+    </w:p>
+    <w:p>
+      <w:pPr>
+        <w:rPr>
+          <w:rFonts w:eastAsia="標楷體" w:hint="eastAsia"/>
+        </w:rPr>
+      </w:pPr>
+      <w:r>
+        <w:rPr>
+          <w:rFonts w:eastAsia="標楷體"/>
+        </w:rPr>
+        <w:drawing>
+          <wp:inline distT="0" distB="0" distL="0" distR="0" wp14:anchorId="50C00E97" wp14:editId="5F099742">
+            <wp:extent cx="2728530" cy="1846923"/>
+            <wp:effectExtent l="0" t="0" r="0" b="1270"/>
+            <wp:docPr id="213312092" name="圖片 1"/>
+            <wp:cNvGraphicFramePr>
+              <a:graphicFrameLocks xmlns:a="http://schemas.openxmlformats.org/drawingml/2006/main" noChangeAspect="1"/>
+            </wp:cNvGraphicFramePr>
+            <a:graphic xmlns:a="http://schemas.openxmlformats.org/drawingml/2006/main">
+              <a:graphicData uri="http://schemas.openxmlformats.org/drawingml/2006/picture">
+                <pic:pic xmlns:pic="http://schemas.openxmlformats.org/drawingml/2006/picture">
+                  <pic:nvPicPr>
+                    <pic:cNvPr id="213312092" name=""/>
+                    <pic:cNvPicPr/>
+                  </pic:nvPicPr>
+                  <pic:blipFill>
+                    <a:blip r:embed="rId10"/>
+                    <a:stretch>
+                      <a:fillRect/>
+                    </a:stretch>
+                  </pic:blipFill>
+                  <pic:spPr>
+                    <a:xfrm>
+                      <a:off x="0" y="0"/>
+                      <a:ext cx="2783794" cy="1884331"/>
+                    </a:xfrm>
+                    <a:prstGeom prst="rect">
+                      <a:avLst/>
+                    </a:prstGeom>
+                  </pic:spPr>
+                </pic:pic>
+              </a:graphicData>
+            </a:graphic>
+          </wp:inline>
+        </w:drawing>
+      </w:r>
+      <w:r>
+        <w:rPr>
+          <w:noProof/>
+        </w:rPr>
+        <w:t xml:space="preserve"> </w:t>
+      </w:r>
+      <w:r>
+        <w:rPr>
+          <w:rFonts w:eastAsia="標楷體"/>
+        </w:rPr>
+        <w:drawing>
+          <wp:inline distT="0" distB="0" distL="0" distR="0" wp14:anchorId="502E90C0" wp14:editId="0DDFD3C9">
+            <wp:extent cx="3188176" cy="1839433"/>
+            <wp:effectExtent l="0" t="0" r="0" b="8890"/>
+            <wp:docPr id="110848044" name="圖片 1"/>
+            <wp:cNvGraphicFramePr>
+              <a:graphicFrameLocks xmlns:a="http://schemas.openxmlformats.org/drawingml/2006/main" noChangeAspect="1"/>
+            </wp:cNvGraphicFramePr>
+            <a:graphic xmlns:a="http://schemas.openxmlformats.org/drawingml/2006/main">
+              <a:graphicData uri="http://schemas.openxmlformats.org/drawingml/2006/picture">
+                <pic:pic xmlns:pic="http://schemas.openxmlformats.org/drawingml/2006/picture">
+                  <pic:nvPicPr>
+                    <pic:cNvPr id="110848044" name=""/>
+                    <pic:cNvPicPr/>
+                  </pic:nvPicPr>
+                  <pic:blipFill>
+                    <a:blip r:embed="rId11"/>
+                    <a:stretch>
+                      <a:fillRect/>
+                    </a:stretch>
+                  </pic:blipFill>
+                  <pic:spPr>
+                    <a:xfrm>
+                      <a:off x="0" y="0"/>
+                      <a:ext cx="3222111" cy="1859012"/>
+                    </a:xfrm>
+                    <a:prstGeom prst="rect">
+                      <a:avLst/>
+                    </a:prstGeom>
+                  </pic:spPr>
+                </pic:pic>
+              </a:graphicData>
+            </a:graphic>
+          </wp:inline>
+        </w:drawing>
       </w:r>
     </w:p>
     <w:p>
@@ -570,14 +4372,14 @@
         <w:textAlignment w:val="bottom"/>
         <w:outlineLvl w:val="0"/>
         <w:rPr>
-          <w:rFonts w:ascii="Times New Roman" w:hAnsi="Times New Roman"/>
+          <w:rFonts w:ascii="Times New Roman" w:eastAsia="標楷體" w:hAnsi="Times New Roman"/>
           <w:b/>
           <w:color w:val="000080"/>
         </w:rPr>
       </w:pPr>
       <w:r>
         <w:rPr>
-          <w:rFonts w:ascii="Times New Roman" w:hAnsi="Times New Roman" w:hint="eastAsia"/>
+          <w:rFonts w:ascii="Times New Roman" w:eastAsia="標楷體" w:hAnsi="Times New Roman"/>
           <w:b/>
           <w:color w:val="000080"/>
         </w:rPr>
@@ -585,8 +4387,29 @@
       </w:r>
     </w:p>
     <w:p>
-      <w:r>
+      <w:pPr>
+        <w:rPr>
+          <w:rFonts w:eastAsia="標楷體"/>
+        </w:rPr>
+      </w:pPr>
+      <w:r>
+        <w:rPr>
+          <w:rFonts w:eastAsia="標楷體"/>
+        </w:rPr>
         <w:t>If AI was used, please include the following details:</w:t>
+      </w:r>
+    </w:p>
+    <w:p>
+      <w:pPr>
+        <w:rPr>
+          <w:rFonts w:eastAsia="標楷體" w:hint="eastAsia"/>
+        </w:rPr>
+      </w:pPr>
+      <w:r>
+        <w:rPr>
+          <w:rFonts w:eastAsia="標楷體" w:hint="eastAsia"/>
+        </w:rPr>
+        <w:t>Codex + Claude</w:t>
       </w:r>
     </w:p>
     <w:p>
@@ -597,23 +4420,39 @@
           <w:numId w:val="16"/>
         </w:numPr>
         <w:ind w:leftChars="0"/>
-      </w:pPr>
-      <w:r>
-        <w:t>S</w:t>
-      </w:r>
-      <w:r>
-        <w:t xml:space="preserve">hare the </w:t>
-      </w:r>
-      <w:r>
-        <w:rPr>
+        <w:rPr>
+          <w:rFonts w:eastAsia="標楷體"/>
+        </w:rPr>
+      </w:pPr>
+      <w:r>
+        <w:rPr>
+          <w:rFonts w:eastAsia="標楷體"/>
+        </w:rPr>
+        <w:t xml:space="preserve">Share the </w:t>
+      </w:r>
+      <w:r>
+        <w:rPr>
+          <w:rFonts w:eastAsia="標楷體"/>
           <w:b/>
           <w:bCs/>
         </w:rPr>
         <w:t>link</w:t>
       </w:r>
       <w:r>
+        <w:rPr>
+          <w:rFonts w:eastAsia="標楷體"/>
+        </w:rPr>
         <w:t xml:space="preserve"> to the AI chat (do not just copy and paste the webpage URL).</w:t>
       </w:r>
+    </w:p>
+    <w:p>
+      <w:pPr>
+        <w:pStyle w:val="a6"/>
+        <w:ind w:leftChars="0" w:left="284"/>
+        <w:rPr>
+          <w:rFonts w:eastAsia="標楷體" w:hint="eastAsia"/>
+        </w:rPr>
+      </w:pPr>
     </w:p>
     <w:p>
       <w:pPr>
@@ -623,25 +4462,326 @@
           <w:numId w:val="16"/>
         </w:numPr>
         <w:ind w:leftChars="0"/>
-      </w:pPr>
-      <w:r>
+        <w:rPr>
+          <w:rFonts w:eastAsia="標楷體" w:hint="eastAsia"/>
+        </w:rPr>
+      </w:pPr>
+      <w:r>
+        <w:rPr>
+          <w:rFonts w:eastAsia="標楷體"/>
+        </w:rPr>
         <w:t xml:space="preserve">Key Prompts: 3–5 primary prompts (paste the </w:t>
       </w:r>
       <w:r>
         <w:rPr>
+          <w:rFonts w:eastAsia="標楷體"/>
           <w:b/>
           <w:bCs/>
         </w:rPr>
         <w:t>screenshots</w:t>
       </w:r>
       <w:r>
+        <w:rPr>
+          <w:rFonts w:eastAsia="標楷體"/>
+        </w:rPr>
         <w:t>)</w:t>
       </w:r>
       <w:r>
+        <w:rPr>
+          <w:rFonts w:eastAsia="標楷體"/>
+        </w:rPr>
         <w:t>.</w:t>
       </w:r>
     </w:p>
-    <w:p/>
+    <w:p>
+      <w:pPr>
+        <w:rPr>
+          <w:rFonts w:eastAsia="標楷體" w:hint="eastAsia"/>
+        </w:rPr>
+      </w:pPr>
+      <w:r>
+        <w:rPr>
+          <w:rFonts w:eastAsia="標楷體" w:hint="eastAsia"/>
+        </w:rPr>
+        <w:t xml:space="preserve"> </w:t>
+      </w:r>
+      <w:r>
+        <w:rPr>
+          <w:rFonts w:eastAsia="標楷體" w:hint="eastAsia"/>
+        </w:rPr>
+        <w:t xml:space="preserve"> </w:t>
+      </w:r>
+      <w:r>
+        <w:rPr>
+          <w:rFonts w:eastAsia="標楷體" w:hint="eastAsia"/>
+        </w:rPr>
+        <w:t xml:space="preserve"> - </w:t>
+      </w:r>
+      <w:r>
+        <w:rPr>
+          <w:rFonts w:eastAsia="標楷體" w:hint="eastAsia"/>
+        </w:rPr>
+        <w:t>「分析一下目前</w:t>
+      </w:r>
+      <w:r>
+        <w:rPr>
+          <w:rFonts w:eastAsia="標楷體" w:hint="eastAsia"/>
+        </w:rPr>
+        <w:t xml:space="preserve"> FINAL CA.sv </w:t>
+      </w:r>
+      <w:r>
+        <w:rPr>
+          <w:rFonts w:eastAsia="標楷體" w:hint="eastAsia"/>
+        </w:rPr>
+        <w:t>的程式架構」</w:t>
+      </w:r>
+    </w:p>
+    <w:p>
+      <w:pPr>
+        <w:rPr>
+          <w:rFonts w:eastAsia="標楷體" w:hint="eastAsia"/>
+        </w:rPr>
+      </w:pPr>
+      <w:r>
+        <w:rPr>
+          <w:rFonts w:eastAsia="標楷體" w:hint="eastAsia"/>
+        </w:rPr>
+        <w:t xml:space="preserve">   - </w:t>
+      </w:r>
+      <w:r>
+        <w:rPr>
+          <w:rFonts w:eastAsia="標楷體" w:hint="eastAsia"/>
+        </w:rPr>
+        <w:t>「幫我時序分析一下目前</w:t>
+      </w:r>
+      <w:r>
+        <w:rPr>
+          <w:rFonts w:eastAsia="標楷體" w:hint="eastAsia"/>
+        </w:rPr>
+        <w:t xml:space="preserve"> resource </w:t>
+      </w:r>
+      <w:r>
+        <w:rPr>
+          <w:rFonts w:eastAsia="標楷體" w:hint="eastAsia"/>
+        </w:rPr>
+        <w:t>的使用情況以及</w:t>
+      </w:r>
+      <w:r>
+        <w:rPr>
+          <w:rFonts w:eastAsia="標楷體" w:hint="eastAsia"/>
+        </w:rPr>
+        <w:t xml:space="preserve"> latency cycle </w:t>
+      </w:r>
+      <w:r>
+        <w:rPr>
+          <w:rFonts w:eastAsia="標楷體" w:hint="eastAsia"/>
+        </w:rPr>
+        <w:t>總數</w:t>
+      </w:r>
+      <w:r>
+        <w:rPr>
+          <w:rFonts w:eastAsia="標楷體" w:hint="eastAsia"/>
+        </w:rPr>
+        <w:t>為啥是那樣</w:t>
+      </w:r>
+      <w:r>
+        <w:rPr>
+          <w:rFonts w:eastAsia="標楷體" w:hint="eastAsia"/>
+        </w:rPr>
+        <w:t>」</w:t>
+      </w:r>
+    </w:p>
+    <w:p>
+      <w:pPr>
+        <w:rPr>
+          <w:rFonts w:eastAsia="標楷體" w:hint="eastAsia"/>
+        </w:rPr>
+      </w:pPr>
+      <w:r>
+        <w:rPr>
+          <w:rFonts w:eastAsia="標楷體" w:hint="eastAsia"/>
+        </w:rPr>
+        <w:t xml:space="preserve">   - </w:t>
+      </w:r>
+      <w:r>
+        <w:rPr>
+          <w:rFonts w:eastAsia="標楷體" w:hint="eastAsia"/>
+        </w:rPr>
+        <w:t>「</w:t>
+      </w:r>
+      <w:r>
+        <w:rPr>
+          <w:rFonts w:eastAsia="標楷體" w:hint="eastAsia"/>
+        </w:rPr>
+        <w:t>幫我切</w:t>
+      </w:r>
+      <w:r>
+        <w:rPr>
+          <w:rFonts w:eastAsia="標楷體" w:hint="eastAsia"/>
+        </w:rPr>
+        <w:t>pipeline</w:t>
+      </w:r>
+      <w:r>
+        <w:rPr>
+          <w:rFonts w:eastAsia="標楷體" w:hint="eastAsia"/>
+        </w:rPr>
+        <w:t>」</w:t>
+      </w:r>
+    </w:p>
+    <w:p>
+      <w:pPr>
+        <w:rPr>
+          <w:rFonts w:eastAsia="標楷體" w:hint="eastAsia"/>
+        </w:rPr>
+      </w:pPr>
+      <w:r>
+        <w:rPr>
+          <w:rFonts w:eastAsia="標楷體" w:hint="eastAsia"/>
+        </w:rPr>
+        <w:t xml:space="preserve">   - </w:t>
+      </w:r>
+      <w:r>
+        <w:rPr>
+          <w:rFonts w:eastAsia="標楷體" w:hint="eastAsia"/>
+        </w:rPr>
+        <w:t>「</w:t>
+      </w:r>
+      <w:r>
+        <w:rPr>
+          <w:rFonts w:eastAsia="標楷體" w:hint="eastAsia"/>
+        </w:rPr>
+        <w:t xml:space="preserve">MHA head0 partial </w:t>
+      </w:r>
+      <w:r>
+        <w:rPr>
+          <w:rFonts w:eastAsia="標楷體" w:hint="eastAsia"/>
+        </w:rPr>
+        <w:t>怎麼借</w:t>
+      </w:r>
+      <w:r>
+        <w:rPr>
+          <w:rFonts w:eastAsia="標楷體" w:hint="eastAsia"/>
+        </w:rPr>
+        <w:t xml:space="preserve"> </w:t>
+      </w:r>
+      <w:proofErr w:type="spellStart"/>
+      <w:r>
+        <w:rPr>
+          <w:rFonts w:eastAsia="標楷體" w:hint="eastAsia"/>
+        </w:rPr>
+        <w:t>q_mem</w:t>
+      </w:r>
+      <w:proofErr w:type="spellEnd"/>
+      <w:r>
+        <w:rPr>
+          <w:rFonts w:eastAsia="標楷體" w:hint="eastAsia"/>
+        </w:rPr>
+        <w:t xml:space="preserve"> / </w:t>
+      </w:r>
+      <w:proofErr w:type="spellStart"/>
+      <w:r>
+        <w:rPr>
+          <w:rFonts w:eastAsia="標楷體" w:hint="eastAsia"/>
+        </w:rPr>
+        <w:t>k_mem</w:t>
+      </w:r>
+      <w:proofErr w:type="spellEnd"/>
+      <w:r>
+        <w:rPr>
+          <w:rFonts w:eastAsia="標楷體" w:hint="eastAsia"/>
+        </w:rPr>
+        <w:t xml:space="preserve"> </w:t>
+      </w:r>
+      <w:r>
+        <w:rPr>
+          <w:rFonts w:eastAsia="標楷體" w:hint="eastAsia"/>
+        </w:rPr>
+        <w:t>才不會跟下一組</w:t>
+      </w:r>
+      <w:r>
+        <w:rPr>
+          <w:rFonts w:eastAsia="標楷體" w:hint="eastAsia"/>
+        </w:rPr>
+        <w:t xml:space="preserve"> QKV </w:t>
+      </w:r>
+      <w:proofErr w:type="gramStart"/>
+      <w:r>
+        <w:rPr>
+          <w:rFonts w:eastAsia="標楷體" w:hint="eastAsia"/>
+        </w:rPr>
+        <w:t>衝</w:t>
+      </w:r>
+      <w:proofErr w:type="gramEnd"/>
+      <w:r>
+        <w:rPr>
+          <w:rFonts w:eastAsia="標楷體" w:hint="eastAsia"/>
+        </w:rPr>
+        <w:t>到」</w:t>
+      </w:r>
+    </w:p>
+    <w:p>
+      <w:pPr>
+        <w:rPr>
+          <w:rFonts w:eastAsia="標楷體"/>
+        </w:rPr>
+      </w:pPr>
+      <w:r>
+        <w:rPr>
+          <w:rFonts w:eastAsia="標楷體" w:hint="eastAsia"/>
+        </w:rPr>
+        <w:t xml:space="preserve">   - </w:t>
+      </w:r>
+      <w:r>
+        <w:rPr>
+          <w:rFonts w:eastAsia="標楷體" w:hint="eastAsia"/>
+        </w:rPr>
+        <w:t>「</w:t>
+      </w:r>
+      <w:proofErr w:type="spellStart"/>
+      <w:r>
+        <w:rPr>
+          <w:rFonts w:eastAsia="標楷體" w:hint="eastAsia"/>
+        </w:rPr>
+        <w:t>Matrix_Max</w:t>
+      </w:r>
+      <w:proofErr w:type="spellEnd"/>
+      <w:r>
+        <w:rPr>
+          <w:rFonts w:eastAsia="標楷體" w:hint="eastAsia"/>
+        </w:rPr>
+        <w:t xml:space="preserve"> </w:t>
+      </w:r>
+      <w:r>
+        <w:rPr>
+          <w:rFonts w:eastAsia="標楷體" w:hint="eastAsia"/>
+        </w:rPr>
+        <w:t>改用</w:t>
+      </w:r>
+      <w:r>
+        <w:rPr>
+          <w:rFonts w:eastAsia="標楷體" w:hint="eastAsia"/>
+        </w:rPr>
+        <w:t xml:space="preserve"> OR-reduction </w:t>
+      </w:r>
+      <w:r>
+        <w:rPr>
+          <w:rFonts w:eastAsia="標楷體" w:hint="eastAsia"/>
+        </w:rPr>
+        <w:t>代替</w:t>
+      </w:r>
+      <w:r>
+        <w:rPr>
+          <w:rFonts w:eastAsia="標楷體" w:hint="eastAsia"/>
+        </w:rPr>
+        <w:t xml:space="preserve"> max-tree </w:t>
+      </w:r>
+      <w:r>
+        <w:rPr>
+          <w:rFonts w:eastAsia="標楷體" w:hint="eastAsia"/>
+        </w:rPr>
+        <w:t>的正確性怎麼證明」</w:t>
+      </w:r>
+    </w:p>
     <w:sectPr>
       <w:pgSz w:w="11906" w:h="16838"/>
       <w:pgMar w:top="1440" w:right="1080" w:bottom="1440" w:left="1080" w:header="851" w:footer="992" w:gutter="0"/>
@@ -2048,6 +6188,119 @@
     </w:lvl>
   </w:abstractNum>
   <w:abstractNum w:abstractNumId="13" w15:restartNumberingAfterBreak="0">
+    <w:nsid w:val="4CA5168A"/>
+    <w:multiLevelType w:val="hybridMultilevel"/>
+    <w:tmpl w:val="BFD855C8"/>
+    <w:lvl w:ilvl="0" w:tplc="0409000B">
+      <w:start w:val="1"/>
+      <w:numFmt w:val="bullet"/>
+      <w:lvlText w:val=""/>
+      <w:lvlJc w:val="left"/>
+      <w:pPr>
+        <w:ind w:left="480" w:hanging="480"/>
+      </w:pPr>
+      <w:rPr>
+        <w:rFonts w:ascii="Wingdings" w:hAnsi="Wingdings" w:hint="default"/>
+      </w:rPr>
+    </w:lvl>
+    <w:lvl w:ilvl="1" w:tplc="04090003" w:tentative="1">
+      <w:start w:val="1"/>
+      <w:numFmt w:val="bullet"/>
+      <w:lvlText w:val=""/>
+      <w:lvlJc w:val="left"/>
+      <w:pPr>
+        <w:ind w:left="960" w:hanging="480"/>
+      </w:pPr>
+      <w:rPr>
+        <w:rFonts w:ascii="Wingdings" w:hAnsi="Wingdings" w:hint="default"/>
+      </w:rPr>
+    </w:lvl>
+    <w:lvl w:ilvl="2" w:tplc="04090005" w:tentative="1">
+      <w:start w:val="1"/>
+      <w:numFmt w:val="bullet"/>
+      <w:lvlText w:val=""/>
+      <w:lvlJc w:val="left"/>
+      <w:pPr>
+        <w:ind w:left="1440" w:hanging="480"/>
+      </w:pPr>
+      <w:rPr>
+        <w:rFonts w:ascii="Wingdings" w:hAnsi="Wingdings" w:hint="default"/>
+      </w:rPr>
+    </w:lvl>
+    <w:lvl w:ilvl="3" w:tplc="04090001" w:tentative="1">
+      <w:start w:val="1"/>
+      <w:numFmt w:val="bullet"/>
+      <w:lvlText w:val=""/>
+      <w:lvlJc w:val="left"/>
+      <w:pPr>
+        <w:ind w:left="1920" w:hanging="480"/>
+      </w:pPr>
+      <w:rPr>
+        <w:rFonts w:ascii="Wingdings" w:hAnsi="Wingdings" w:hint="default"/>
+      </w:rPr>
+    </w:lvl>
+    <w:lvl w:ilvl="4" w:tplc="04090003" w:tentative="1">
+      <w:start w:val="1"/>
+      <w:numFmt w:val="bullet"/>
+      <w:lvlText w:val=""/>
+      <w:lvlJc w:val="left"/>
+      <w:pPr>
+        <w:ind w:left="2400" w:hanging="480"/>
+      </w:pPr>
+      <w:rPr>
+        <w:rFonts w:ascii="Wingdings" w:hAnsi="Wingdings" w:hint="default"/>
+      </w:rPr>
+    </w:lvl>
+    <w:lvl w:ilvl="5" w:tplc="04090005" w:tentative="1">
+      <w:start w:val="1"/>
+      <w:numFmt w:val="bullet"/>
+      <w:lvlText w:val=""/>
+      <w:lvlJc w:val="left"/>
+      <w:pPr>
+        <w:ind w:left="2880" w:hanging="480"/>
+      </w:pPr>
+      <w:rPr>
+        <w:rFonts w:ascii="Wingdings" w:hAnsi="Wingdings" w:hint="default"/>
+      </w:rPr>
+    </w:lvl>
+    <w:lvl w:ilvl="6" w:tplc="04090001" w:tentative="1">
+      <w:start w:val="1"/>
+      <w:numFmt w:val="bullet"/>
+      <w:lvlText w:val=""/>
+      <w:lvlJc w:val="left"/>
+      <w:pPr>
+        <w:ind w:left="3360" w:hanging="480"/>
+      </w:pPr>
+      <w:rPr>
+        <w:rFonts w:ascii="Wingdings" w:hAnsi="Wingdings" w:hint="default"/>
+      </w:rPr>
+    </w:lvl>
+    <w:lvl w:ilvl="7" w:tplc="04090003" w:tentative="1">
+      <w:start w:val="1"/>
+      <w:numFmt w:val="bullet"/>
+      <w:lvlText w:val=""/>
+      <w:lvlJc w:val="left"/>
+      <w:pPr>
+        <w:ind w:left="3840" w:hanging="480"/>
+      </w:pPr>
+      <w:rPr>
+        <w:rFonts w:ascii="Wingdings" w:hAnsi="Wingdings" w:hint="default"/>
+      </w:rPr>
+    </w:lvl>
+    <w:lvl w:ilvl="8" w:tplc="04090005" w:tentative="1">
+      <w:start w:val="1"/>
+      <w:numFmt w:val="bullet"/>
+      <w:lvlText w:val=""/>
+      <w:lvlJc w:val="left"/>
+      <w:pPr>
+        <w:ind w:left="4320" w:hanging="480"/>
+      </w:pPr>
+      <w:rPr>
+        <w:rFonts w:ascii="Wingdings" w:hAnsi="Wingdings" w:hint="default"/>
+      </w:rPr>
+    </w:lvl>
+  </w:abstractNum>
+  <w:abstractNum w:abstractNumId="14" w15:restartNumberingAfterBreak="0">
     <w:nsid w:val="4E295030"/>
     <w:multiLevelType w:val="hybridMultilevel"/>
     <w:tmpl w:val="82BCF772"/>
@@ -2137,7 +6390,7 @@
       </w:pPr>
     </w:lvl>
   </w:abstractNum>
-  <w:abstractNum w:abstractNumId="14" w15:restartNumberingAfterBreak="0">
+  <w:abstractNum w:abstractNumId="15" w15:restartNumberingAfterBreak="0">
     <w:nsid w:val="5C865369"/>
     <w:multiLevelType w:val="hybridMultilevel"/>
     <w:tmpl w:val="6F021B9C"/>
@@ -2226,7 +6479,120 @@
       </w:pPr>
     </w:lvl>
   </w:abstractNum>
-  <w:abstractNum w:abstractNumId="15" w15:restartNumberingAfterBreak="0">
+  <w:abstractNum w:abstractNumId="16" w15:restartNumberingAfterBreak="0">
+    <w:nsid w:val="5EBD35C4"/>
+    <w:multiLevelType w:val="hybridMultilevel"/>
+    <w:tmpl w:val="371C8C4E"/>
+    <w:lvl w:ilvl="0" w:tplc="0409000B">
+      <w:start w:val="1"/>
+      <w:numFmt w:val="bullet"/>
+      <w:lvlText w:val=""/>
+      <w:lvlJc w:val="left"/>
+      <w:pPr>
+        <w:ind w:left="480" w:hanging="480"/>
+      </w:pPr>
+      <w:rPr>
+        <w:rFonts w:ascii="Wingdings" w:hAnsi="Wingdings" w:hint="default"/>
+      </w:rPr>
+    </w:lvl>
+    <w:lvl w:ilvl="1" w:tplc="04090003" w:tentative="1">
+      <w:start w:val="1"/>
+      <w:numFmt w:val="bullet"/>
+      <w:lvlText w:val=""/>
+      <w:lvlJc w:val="left"/>
+      <w:pPr>
+        <w:ind w:left="960" w:hanging="480"/>
+      </w:pPr>
+      <w:rPr>
+        <w:rFonts w:ascii="Wingdings" w:hAnsi="Wingdings" w:hint="default"/>
+      </w:rPr>
+    </w:lvl>
+    <w:lvl w:ilvl="2" w:tplc="04090005" w:tentative="1">
+      <w:start w:val="1"/>
+      <w:numFmt w:val="bullet"/>
+      <w:lvlText w:val=""/>
+      <w:lvlJc w:val="left"/>
+      <w:pPr>
+        <w:ind w:left="1440" w:hanging="480"/>
+      </w:pPr>
+      <w:rPr>
+        <w:rFonts w:ascii="Wingdings" w:hAnsi="Wingdings" w:hint="default"/>
+      </w:rPr>
+    </w:lvl>
+    <w:lvl w:ilvl="3" w:tplc="04090001" w:tentative="1">
+      <w:start w:val="1"/>
+      <w:numFmt w:val="bullet"/>
+      <w:lvlText w:val=""/>
+      <w:lvlJc w:val="left"/>
+      <w:pPr>
+        <w:ind w:left="1920" w:hanging="480"/>
+      </w:pPr>
+      <w:rPr>
+        <w:rFonts w:ascii="Wingdings" w:hAnsi="Wingdings" w:hint="default"/>
+      </w:rPr>
+    </w:lvl>
+    <w:lvl w:ilvl="4" w:tplc="04090003" w:tentative="1">
+      <w:start w:val="1"/>
+      <w:numFmt w:val="bullet"/>
+      <w:lvlText w:val=""/>
+      <w:lvlJc w:val="left"/>
+      <w:pPr>
+        <w:ind w:left="2400" w:hanging="480"/>
+      </w:pPr>
+      <w:rPr>
+        <w:rFonts w:ascii="Wingdings" w:hAnsi="Wingdings" w:hint="default"/>
+      </w:rPr>
+    </w:lvl>
+    <w:lvl w:ilvl="5" w:tplc="04090005" w:tentative="1">
+      <w:start w:val="1"/>
+      <w:numFmt w:val="bullet"/>
+      <w:lvlText w:val=""/>
+      <w:lvlJc w:val="left"/>
+      <w:pPr>
+        <w:ind w:left="2880" w:hanging="480"/>
+      </w:pPr>
+      <w:rPr>
+        <w:rFonts w:ascii="Wingdings" w:hAnsi="Wingdings" w:hint="default"/>
+      </w:rPr>
+    </w:lvl>
+    <w:lvl w:ilvl="6" w:tplc="04090001" w:tentative="1">
+      <w:start w:val="1"/>
+      <w:numFmt w:val="bullet"/>
+      <w:lvlText w:val=""/>
+      <w:lvlJc w:val="left"/>
+      <w:pPr>
+        <w:ind w:left="3360" w:hanging="480"/>
+      </w:pPr>
+      <w:rPr>
+        <w:rFonts w:ascii="Wingdings" w:hAnsi="Wingdings" w:hint="default"/>
+      </w:rPr>
+    </w:lvl>
+    <w:lvl w:ilvl="7" w:tplc="04090003" w:tentative="1">
+      <w:start w:val="1"/>
+      <w:numFmt w:val="bullet"/>
+      <w:lvlText w:val=""/>
+      <w:lvlJc w:val="left"/>
+      <w:pPr>
+        <w:ind w:left="3840" w:hanging="480"/>
+      </w:pPr>
+      <w:rPr>
+        <w:rFonts w:ascii="Wingdings" w:hAnsi="Wingdings" w:hint="default"/>
+      </w:rPr>
+    </w:lvl>
+    <w:lvl w:ilvl="8" w:tplc="04090005" w:tentative="1">
+      <w:start w:val="1"/>
+      <w:numFmt w:val="bullet"/>
+      <w:lvlText w:val=""/>
+      <w:lvlJc w:val="left"/>
+      <w:pPr>
+        <w:ind w:left="4320" w:hanging="480"/>
+      </w:pPr>
+      <w:rPr>
+        <w:rFonts w:ascii="Wingdings" w:hAnsi="Wingdings" w:hint="default"/>
+      </w:rPr>
+    </w:lvl>
+  </w:abstractNum>
+  <w:abstractNum w:abstractNumId="17" w15:restartNumberingAfterBreak="0">
     <w:nsid w:val="6F921213"/>
     <w:multiLevelType w:val="hybridMultilevel"/>
     <w:tmpl w:val="8A7889BE"/>
@@ -2315,7 +6681,120 @@
       </w:pPr>
     </w:lvl>
   </w:abstractNum>
-  <w:abstractNum w:abstractNumId="16" w15:restartNumberingAfterBreak="0">
+  <w:abstractNum w:abstractNumId="18" w15:restartNumberingAfterBreak="0">
+    <w:nsid w:val="73DA3CF5"/>
+    <w:multiLevelType w:val="hybridMultilevel"/>
+    <w:tmpl w:val="970637AA"/>
+    <w:lvl w:ilvl="0" w:tplc="0409000B">
+      <w:start w:val="1"/>
+      <w:numFmt w:val="bullet"/>
+      <w:lvlText w:val=""/>
+      <w:lvlJc w:val="left"/>
+      <w:pPr>
+        <w:ind w:left="480" w:hanging="480"/>
+      </w:pPr>
+      <w:rPr>
+        <w:rFonts w:ascii="Wingdings" w:hAnsi="Wingdings" w:hint="default"/>
+      </w:rPr>
+    </w:lvl>
+    <w:lvl w:ilvl="1" w:tplc="04090003" w:tentative="1">
+      <w:start w:val="1"/>
+      <w:numFmt w:val="bullet"/>
+      <w:lvlText w:val=""/>
+      <w:lvlJc w:val="left"/>
+      <w:pPr>
+        <w:ind w:left="960" w:hanging="480"/>
+      </w:pPr>
+      <w:rPr>
+        <w:rFonts w:ascii="Wingdings" w:hAnsi="Wingdings" w:hint="default"/>
+      </w:rPr>
+    </w:lvl>
+    <w:lvl w:ilvl="2" w:tplc="04090005" w:tentative="1">
+      <w:start w:val="1"/>
+      <w:numFmt w:val="bullet"/>
+      <w:lvlText w:val=""/>
+      <w:lvlJc w:val="left"/>
+      <w:pPr>
+        <w:ind w:left="1440" w:hanging="480"/>
+      </w:pPr>
+      <w:rPr>
+        <w:rFonts w:ascii="Wingdings" w:hAnsi="Wingdings" w:hint="default"/>
+      </w:rPr>
+    </w:lvl>
+    <w:lvl w:ilvl="3" w:tplc="04090001" w:tentative="1">
+      <w:start w:val="1"/>
+      <w:numFmt w:val="bullet"/>
+      <w:lvlText w:val=""/>
+      <w:lvlJc w:val="left"/>
+      <w:pPr>
+        <w:ind w:left="1920" w:hanging="480"/>
+      </w:pPr>
+      <w:rPr>
+        <w:rFonts w:ascii="Wingdings" w:hAnsi="Wingdings" w:hint="default"/>
+      </w:rPr>
+    </w:lvl>
+    <w:lvl w:ilvl="4" w:tplc="04090003" w:tentative="1">
+      <w:start w:val="1"/>
+      <w:numFmt w:val="bullet"/>
+      <w:lvlText w:val=""/>
+      <w:lvlJc w:val="left"/>
+      <w:pPr>
+        <w:ind w:left="2400" w:hanging="480"/>
+      </w:pPr>
+      <w:rPr>
+        <w:rFonts w:ascii="Wingdings" w:hAnsi="Wingdings" w:hint="default"/>
+      </w:rPr>
+    </w:lvl>
+    <w:lvl w:ilvl="5" w:tplc="04090005" w:tentative="1">
+      <w:start w:val="1"/>
+      <w:numFmt w:val="bullet"/>
+      <w:lvlText w:val=""/>
+      <w:lvlJc w:val="left"/>
+      <w:pPr>
+        <w:ind w:left="2880" w:hanging="480"/>
+      </w:pPr>
+      <w:rPr>
+        <w:rFonts w:ascii="Wingdings" w:hAnsi="Wingdings" w:hint="default"/>
+      </w:rPr>
+    </w:lvl>
+    <w:lvl w:ilvl="6" w:tplc="04090001" w:tentative="1">
+      <w:start w:val="1"/>
+      <w:numFmt w:val="bullet"/>
+      <w:lvlText w:val=""/>
+      <w:lvlJc w:val="left"/>
+      <w:pPr>
+        <w:ind w:left="3360" w:hanging="480"/>
+      </w:pPr>
+      <w:rPr>
+        <w:rFonts w:ascii="Wingdings" w:hAnsi="Wingdings" w:hint="default"/>
+      </w:rPr>
+    </w:lvl>
+    <w:lvl w:ilvl="7" w:tplc="04090003" w:tentative="1">
+      <w:start w:val="1"/>
+      <w:numFmt w:val="bullet"/>
+      <w:lvlText w:val=""/>
+      <w:lvlJc w:val="left"/>
+      <w:pPr>
+        <w:ind w:left="3840" w:hanging="480"/>
+      </w:pPr>
+      <w:rPr>
+        <w:rFonts w:ascii="Wingdings" w:hAnsi="Wingdings" w:hint="default"/>
+      </w:rPr>
+    </w:lvl>
+    <w:lvl w:ilvl="8" w:tplc="04090005" w:tentative="1">
+      <w:start w:val="1"/>
+      <w:numFmt w:val="bullet"/>
+      <w:lvlText w:val=""/>
+      <w:lvlJc w:val="left"/>
+      <w:pPr>
+        <w:ind w:left="4320" w:hanging="480"/>
+      </w:pPr>
+      <w:rPr>
+        <w:rFonts w:ascii="Wingdings" w:hAnsi="Wingdings" w:hint="default"/>
+      </w:rPr>
+    </w:lvl>
+  </w:abstractNum>
+  <w:abstractNum w:abstractNumId="19" w15:restartNumberingAfterBreak="0">
     <w:nsid w:val="7A2C450C"/>
     <w:multiLevelType w:val="multilevel"/>
     <w:tmpl w:val="38B8462A"/>
@@ -2435,10 +6914,10 @@
     <w:abstractNumId w:val="11"/>
   </w:num>
   <w:num w:numId="3" w16cid:durableId="1625381509">
-    <w:abstractNumId w:val="13"/>
+    <w:abstractNumId w:val="14"/>
   </w:num>
   <w:num w:numId="4" w16cid:durableId="949361486">
-    <w:abstractNumId w:val="14"/>
+    <w:abstractNumId w:val="15"/>
   </w:num>
   <w:num w:numId="5" w16cid:durableId="1061446080">
     <w:abstractNumId w:val="2"/>
@@ -2459,7 +6938,7 @@
     <w:abstractNumId w:val="4"/>
   </w:num>
   <w:num w:numId="11" w16cid:durableId="1840775985">
-    <w:abstractNumId w:val="16"/>
+    <w:abstractNumId w:val="19"/>
   </w:num>
   <w:num w:numId="12" w16cid:durableId="270749484">
     <w:abstractNumId w:val="7"/>
@@ -2471,13 +6950,22 @@
     <w:abstractNumId w:val="8"/>
   </w:num>
   <w:num w:numId="15" w16cid:durableId="938610114">
-    <w:abstractNumId w:val="15"/>
+    <w:abstractNumId w:val="17"/>
   </w:num>
   <w:num w:numId="16" w16cid:durableId="2064325475">
     <w:abstractNumId w:val="6"/>
   </w:num>
   <w:num w:numId="17" w16cid:durableId="2093155966">
     <w:abstractNumId w:val="1"/>
+  </w:num>
+  <w:num w:numId="18" w16cid:durableId="80414328">
+    <w:abstractNumId w:val="13"/>
+  </w:num>
+  <w:num w:numId="19" w16cid:durableId="414086775">
+    <w:abstractNumId w:val="18"/>
+  </w:num>
+  <w:num w:numId="20" w16cid:durableId="523205192">
+    <w:abstractNumId w:val="16"/>
   </w:num>
 </w:numbering>
 </file>
@@ -2889,7 +7377,6 @@
   <w:style w:type="character" w:default="1" w:styleId="a0">
     <w:name w:val="Default Paragraph Font"/>
     <w:uiPriority w:val="1"/>
-    <w:semiHidden/>
     <w:unhideWhenUsed/>
   </w:style>
   <w:style w:type="table" w:default="1" w:styleId="a1">

--- a/DCS_FINAL/final_report_dcs151.docx
+++ b/DCS_FINAL/final_report_dcs151.docx
@@ -247,51 +247,22 @@
       </w:pPr>
       <w:r>
         <w:rPr>
-          <w:rFonts w:ascii="Times New Roman" w:eastAsia="標楷體" w:hAnsi="Times New Roman"/>
-          <w:b/>
-          <w:color w:val="000080"/>
-        </w:rPr>
-        <w:t>Architecture</w:t>
-      </w:r>
-      <w:r>
-        <w:rPr>
-          <w:rFonts w:ascii="Times New Roman" w:eastAsia="標楷體" w:hAnsi="Times New Roman"/>
-          <w:b/>
-          <w:color w:val="000080"/>
-        </w:rPr>
-        <w:t xml:space="preserve"> (2 points)</w:t>
-      </w:r>
-    </w:p>
-    <w:p>
-      <w:pPr>
-        <w:rPr>
-          <w:rFonts w:eastAsia="標楷體"/>
-        </w:rPr>
-      </w:pPr>
-      <w:r>
-        <w:rPr>
-          <w:rFonts w:eastAsia="標楷體"/>
-        </w:rPr>
-        <w:t>Draw your architecture diagram or Block diagram</w:t>
-      </w:r>
-    </w:p>
-    <w:p>
-      <w:pPr>
-        <w:jc w:val="center"/>
-        <w:rPr>
-          <w:rFonts w:eastAsia="標楷體"/>
-        </w:rPr>
-      </w:pPr>
-      <w:r>
-        <w:rPr>
           <w:rFonts w:eastAsia="標楷體"/>
           <w:noProof/>
         </w:rPr>
         <w:drawing>
-          <wp:inline distT="0" distB="0" distL="0" distR="0" wp14:anchorId="41CC2126" wp14:editId="36CD8957">
-            <wp:extent cx="6150334" cy="3564579"/>
-            <wp:effectExtent l="0" t="0" r="3175" b="0"/>
-            <wp:docPr id="1093108171" name="圖片 2"/>
+          <wp:anchor distT="0" distB="0" distL="114300" distR="114300" simplePos="0" relativeHeight="251658240" behindDoc="0" locked="0" layoutInCell="1" allowOverlap="1" wp14:anchorId="1156C332" wp14:editId="0F77D115">
+            <wp:simplePos x="0" y="0"/>
+            <wp:positionH relativeFrom="margin">
+              <wp:posOffset>-534670</wp:posOffset>
+            </wp:positionH>
+            <wp:positionV relativeFrom="paragraph">
+              <wp:posOffset>524510</wp:posOffset>
+            </wp:positionV>
+            <wp:extent cx="7256780" cy="4253865"/>
+            <wp:effectExtent l="0" t="0" r="1270" b="0"/>
+            <wp:wrapSquare wrapText="bothSides"/>
+            <wp:docPr id="173867860" name="圖片 1"/>
             <wp:cNvGraphicFramePr>
               <a:graphicFrameLocks xmlns:a="http://schemas.openxmlformats.org/drawingml/2006/main" noChangeAspect="1"/>
             </wp:cNvGraphicFramePr>
@@ -299,18 +270,18 @@
               <a:graphicData uri="http://schemas.openxmlformats.org/drawingml/2006/picture">
                 <pic:pic xmlns:pic="http://schemas.openxmlformats.org/drawingml/2006/picture">
                   <pic:nvPicPr>
-                    <pic:cNvPr id="1093108171" name="圖片 1093108171"/>
+                    <pic:cNvPr id="173867860" name="圖片 173867860"/>
                     <pic:cNvPicPr/>
                   </pic:nvPicPr>
                   <pic:blipFill rotWithShape="1">
-                    <a:blip r:embed="rId8" cstate="print">
+                    <a:blip r:embed="rId8">
                       <a:extLst>
                         <a:ext uri="{28A0092B-C50C-407E-A947-70E740481C1C}">
                           <a14:useLocalDpi xmlns:a14="http://schemas.microsoft.com/office/drawing/2010/main" val="0"/>
                         </a:ext>
                       </a:extLst>
                     </a:blip>
-                    <a:srcRect l="668" t="-1" r="369" b="781"/>
+                    <a:srcRect l="2661" t="3040" r="1219" b="2671"/>
                     <a:stretch>
                       <a:fillRect/>
                     </a:stretch>
@@ -318,7 +289,7 @@
                   <pic:spPr bwMode="auto">
                     <a:xfrm>
                       <a:off x="0" y="0"/>
-                      <a:ext cx="6181011" cy="3582359"/>
+                      <a:ext cx="7256780" cy="4253865"/>
                     </a:xfrm>
                     <a:prstGeom prst="rect">
                       <a:avLst/>
@@ -335,9 +306,38 @@
                 </pic:pic>
               </a:graphicData>
             </a:graphic>
-          </wp:inline>
+            <wp14:sizeRelH relativeFrom="margin">
+              <wp14:pctWidth>0</wp14:pctWidth>
+            </wp14:sizeRelH>
+            <wp14:sizeRelV relativeFrom="margin">
+              <wp14:pctHeight>0</wp14:pctHeight>
+            </wp14:sizeRelV>
+          </wp:anchor>
         </w:drawing>
       </w:r>
+      <w:r>
+        <w:rPr>
+          <w:rFonts w:ascii="Times New Roman" w:eastAsia="標楷體" w:hAnsi="Times New Roman"/>
+          <w:b/>
+          <w:color w:val="000080"/>
+        </w:rPr>
+        <w:t>Architecture</w:t>
+      </w:r>
+      <w:r>
+        <w:rPr>
+          <w:rFonts w:ascii="Times New Roman" w:eastAsia="標楷體" w:hAnsi="Times New Roman"/>
+          <w:b/>
+          <w:color w:val="000080"/>
+        </w:rPr>
+        <w:t xml:space="preserve"> (2 points)</w:t>
+      </w:r>
+    </w:p>
+    <w:p>
+      <w:pPr>
+        <w:rPr>
+          <w:rFonts w:eastAsia="標楷體" w:hint="eastAsia"/>
+        </w:rPr>
+      </w:pPr>
     </w:p>
     <w:p>
       <w:pPr>
@@ -399,9 +399,9 @@
     </w:p>
     <w:p>
       <w:pPr>
-        <w:spacing w:before="240"/>
-        <w:rPr>
-          <w:rFonts w:eastAsia="標楷體"/>
+        <w:spacing w:before="240" w:after="240"/>
+        <w:rPr>
+          <w:rFonts w:eastAsia="標楷體" w:hint="eastAsia"/>
         </w:rPr>
       </w:pPr>
       <w:r>
@@ -590,18 +590,89 @@
         </w:rPr>
         <w:t>，以及最後的資料輸出與寫回。</w:t>
       </w:r>
-    </w:p>
-    <w:p>
-      <w:pPr>
-        <w:rPr>
-          <w:rFonts w:eastAsia="標楷體"/>
-        </w:rPr>
-      </w:pPr>
-      <w:r>
-        <w:rPr>
-          <w:rFonts w:eastAsia="標楷體"/>
-        </w:rPr>
-        <w:t>FSM</w:t>
+      <w:r>
+        <w:rPr>
+          <w:rFonts w:eastAsia="標楷體"/>
+        </w:rPr>
+        <w:t xml:space="preserve">FSM </w:t>
+      </w:r>
+      <w:r>
+        <w:rPr>
+          <w:rFonts w:eastAsia="標楷體"/>
+        </w:rPr>
+        <w:t>主要包含五個狀態：</w:t>
+      </w:r>
+      <w:r>
+        <w:rPr>
+          <w:rFonts w:eastAsia="標楷體"/>
+        </w:rPr>
+        <w:t>S_IDLE</w:t>
+      </w:r>
+      <w:r>
+        <w:rPr>
+          <w:rFonts w:eastAsia="標楷體"/>
+        </w:rPr>
+        <w:t>、</w:t>
+      </w:r>
+      <w:r>
+        <w:rPr>
+          <w:rFonts w:eastAsia="標楷體"/>
+        </w:rPr>
+        <w:t>S_FAST_RUN</w:t>
+      </w:r>
+      <w:r>
+        <w:rPr>
+          <w:rFonts w:eastAsia="標楷體"/>
+        </w:rPr>
+        <w:t>、</w:t>
+      </w:r>
+      <w:r>
+        <w:rPr>
+          <w:rFonts w:eastAsia="標楷體"/>
+        </w:rPr>
+        <w:t>S_ATT_PARAM</w:t>
+      </w:r>
+      <w:r>
+        <w:rPr>
+          <w:rFonts w:eastAsia="標楷體"/>
+        </w:rPr>
+        <w:t>、</w:t>
+      </w:r>
+      <w:r>
+        <w:rPr>
+          <w:rFonts w:eastAsia="標楷體"/>
+        </w:rPr>
+        <w:t>S_ATT_READ</w:t>
+      </w:r>
+      <w:r>
+        <w:rPr>
+          <w:rFonts w:eastAsia="標楷體"/>
+        </w:rPr>
+        <w:t>、</w:t>
+      </w:r>
+      <w:r>
+        <w:rPr>
+          <w:rFonts w:eastAsia="標楷體"/>
+        </w:rPr>
+        <w:t>S_ATT_WAIT</w:t>
+      </w:r>
+      <w:r>
+        <w:rPr>
+          <w:rFonts w:eastAsia="標楷體"/>
+        </w:rPr>
+        <w:t>。當系統位於</w:t>
+      </w:r>
+      <w:r>
+        <w:rPr>
+          <w:rFonts w:eastAsia="標楷體"/>
+        </w:rPr>
+        <w:t xml:space="preserve"> S_IDLE</w:t>
+      </w:r>
+      <w:r>
+        <w:rPr>
+          <w:rFonts w:eastAsia="標楷體"/>
+        </w:rPr>
+        <w:t>，且</w:t>
       </w:r>
       <w:r>
         <w:rPr>
@@ -609,17 +680,76 @@
         </w:rPr>
         <w:t xml:space="preserve"> </w:t>
       </w:r>
-      <w:r>
-        <w:rPr>
-          <w:rFonts w:eastAsia="標楷體"/>
-        </w:rPr>
-        <w:t>主要包含五個狀態：</w:t>
-      </w:r>
-      <w:r>
-        <w:rPr>
-          <w:rFonts w:eastAsia="標楷體"/>
-        </w:rPr>
-        <w:t>S_IDLE</w:t>
+      <w:proofErr w:type="spellStart"/>
+      <w:r>
+        <w:rPr>
+          <w:rFonts w:eastAsia="標楷體"/>
+        </w:rPr>
+        <w:t>mem_set</w:t>
+      </w:r>
+      <w:proofErr w:type="spellEnd"/>
+      <w:r>
+        <w:rPr>
+          <w:rFonts w:eastAsia="標楷體"/>
+        </w:rPr>
+        <w:t xml:space="preserve"> </w:t>
+      </w:r>
+      <w:r>
+        <w:rPr>
+          <w:rFonts w:eastAsia="標楷體"/>
+        </w:rPr>
+        <w:t>與</w:t>
+      </w:r>
+      <w:r>
+        <w:rPr>
+          <w:rFonts w:eastAsia="標楷體"/>
+        </w:rPr>
+        <w:t xml:space="preserve"> </w:t>
+      </w:r>
+      <w:proofErr w:type="spellStart"/>
+      <w:r>
+        <w:rPr>
+          <w:rFonts w:eastAsia="標楷體"/>
+        </w:rPr>
+        <w:t>in_valid</w:t>
+      </w:r>
+      <w:proofErr w:type="spellEnd"/>
+      <w:r>
+        <w:rPr>
+          <w:rFonts w:eastAsia="標楷體"/>
+        </w:rPr>
+        <w:t xml:space="preserve"> </w:t>
+      </w:r>
+      <w:r>
+        <w:rPr>
+          <w:rFonts w:eastAsia="標楷體"/>
+        </w:rPr>
+        <w:t>被拉起時，控制器會接收新的</w:t>
+      </w:r>
+      <w:r>
+        <w:rPr>
+          <w:rFonts w:eastAsia="標楷體"/>
+        </w:rPr>
+        <w:t xml:space="preserve"> operation set</w:t>
+      </w:r>
+      <w:r>
+        <w:rPr>
+          <w:rFonts w:eastAsia="標楷體"/>
+        </w:rPr>
+        <w:t>，</w:t>
+      </w:r>
+      <w:r>
+        <w:rPr>
+          <w:rFonts w:eastAsia="標楷體"/>
+        </w:rPr>
+        <w:lastRenderedPageBreak/>
+        <w:t>並將</w:t>
+      </w:r>
+      <w:r>
+        <w:rPr>
+          <w:rFonts w:eastAsia="標楷體"/>
+        </w:rPr>
+        <w:t xml:space="preserve"> op</w:t>
       </w:r>
       <w:r>
         <w:rPr>
@@ -631,142 +761,6 @@
         <w:rPr>
           <w:rFonts w:eastAsia="標楷體"/>
         </w:rPr>
-        <w:t>S_FAST_RUN</w:t>
-      </w:r>
-      <w:r>
-        <w:rPr>
-          <w:rFonts w:eastAsia="標楷體"/>
-        </w:rPr>
-        <w:t>、</w:t>
-      </w:r>
-      <w:r>
-        <w:rPr>
-          <w:rFonts w:eastAsia="標楷體"/>
-        </w:rPr>
-        <w:t>S_ATT_PARAM</w:t>
-      </w:r>
-      <w:r>
-        <w:rPr>
-          <w:rFonts w:eastAsia="標楷體"/>
-        </w:rPr>
-        <w:t>、</w:t>
-      </w:r>
-      <w:r>
-        <w:rPr>
-          <w:rFonts w:eastAsia="標楷體"/>
-        </w:rPr>
-        <w:t>S_ATT_READ</w:t>
-      </w:r>
-      <w:r>
-        <w:rPr>
-          <w:rFonts w:eastAsia="標楷體"/>
-        </w:rPr>
-        <w:t>、</w:t>
-      </w:r>
-      <w:r>
-        <w:rPr>
-          <w:rFonts w:eastAsia="標楷體"/>
-        </w:rPr>
-        <w:t>S_ATT_WAIT</w:t>
-      </w:r>
-      <w:r>
-        <w:rPr>
-          <w:rFonts w:eastAsia="標楷體"/>
-        </w:rPr>
-        <w:t>。當系統位於</w:t>
-      </w:r>
-      <w:r>
-        <w:rPr>
-          <w:rFonts w:eastAsia="標楷體"/>
-        </w:rPr>
-        <w:t xml:space="preserve"> S_IDLE</w:t>
-      </w:r>
-      <w:r>
-        <w:rPr>
-          <w:rFonts w:eastAsia="標楷體"/>
-        </w:rPr>
-        <w:t>，且</w:t>
-      </w:r>
-      <w:r>
-        <w:rPr>
-          <w:rFonts w:eastAsia="標楷體"/>
-        </w:rPr>
-        <w:t xml:space="preserve"> </w:t>
-      </w:r>
-      <w:proofErr w:type="spellStart"/>
-      <w:r>
-        <w:rPr>
-          <w:rFonts w:eastAsia="標楷體"/>
-        </w:rPr>
-        <w:t>mem_set</w:t>
-      </w:r>
-      <w:proofErr w:type="spellEnd"/>
-      <w:r>
-        <w:rPr>
-          <w:rFonts w:eastAsia="標楷體"/>
-        </w:rPr>
-        <w:t xml:space="preserve"> </w:t>
-      </w:r>
-      <w:r>
-        <w:rPr>
-          <w:rFonts w:eastAsia="標楷體"/>
-        </w:rPr>
-        <w:t>與</w:t>
-      </w:r>
-      <w:r>
-        <w:rPr>
-          <w:rFonts w:eastAsia="標楷體"/>
-        </w:rPr>
-        <w:t xml:space="preserve"> </w:t>
-      </w:r>
-      <w:proofErr w:type="spellStart"/>
-      <w:r>
-        <w:rPr>
-          <w:rFonts w:eastAsia="標楷體"/>
-        </w:rPr>
-        <w:t>in_valid</w:t>
-      </w:r>
-      <w:proofErr w:type="spellEnd"/>
-      <w:r>
-        <w:rPr>
-          <w:rFonts w:eastAsia="標楷體"/>
-        </w:rPr>
-        <w:t xml:space="preserve"> </w:t>
-      </w:r>
-      <w:r>
-        <w:rPr>
-          <w:rFonts w:eastAsia="標楷體"/>
-        </w:rPr>
-        <w:t>被拉起時，控制器會接收新的</w:t>
-      </w:r>
-      <w:r>
-        <w:rPr>
-          <w:rFonts w:eastAsia="標楷體"/>
-        </w:rPr>
-        <w:t xml:space="preserve"> operation set</w:t>
-      </w:r>
-      <w:r>
-        <w:rPr>
-          <w:rFonts w:eastAsia="標楷體"/>
-        </w:rPr>
-        <w:t>，並將</w:t>
-      </w:r>
-      <w:r>
-        <w:rPr>
-          <w:rFonts w:eastAsia="標楷體"/>
-        </w:rPr>
-        <w:t xml:space="preserve"> op</w:t>
-      </w:r>
-      <w:r>
-        <w:rPr>
-          <w:rFonts w:eastAsia="標楷體"/>
-        </w:rPr>
-        <w:t>、</w:t>
-      </w:r>
-      <w:r>
-        <w:rPr>
-          <w:rFonts w:eastAsia="標楷體"/>
-        </w:rPr>
         <w:t xml:space="preserve">act </w:t>
       </w:r>
       <w:r>
@@ -822,19 +816,6 @@
           <w:rFonts w:eastAsia="標楷體"/>
         </w:rPr>
         <w:t>運算流程。</w:t>
-      </w:r>
-    </w:p>
-    <w:p>
-      <w:pPr>
-        <w:rPr>
-          <w:rFonts w:eastAsia="標楷體"/>
-        </w:rPr>
-      </w:pPr>
-      <w:r>
-        <w:rPr>
-          <w:rFonts w:eastAsia="標楷體"/>
-        </w:rPr>
-        <w:tab/>
       </w:r>
     </w:p>
     <w:p>
@@ -853,7 +834,6 @@
         <w:rPr>
           <w:rFonts w:eastAsia="標楷體"/>
         </w:rPr>
-        <w:lastRenderedPageBreak/>
         <w:t>當</w:t>
       </w:r>
       <w:r>
@@ -944,21 +924,7 @@
         <w:rPr>
           <w:rFonts w:eastAsia="標楷體"/>
         </w:rPr>
-        <w:t>的</w:t>
-      </w:r>
-      <w:proofErr w:type="gramStart"/>
-      <w:r>
-        <w:rPr>
-          <w:rFonts w:eastAsia="標楷體"/>
-        </w:rPr>
-        <w:t>前半部與後半</w:t>
-      </w:r>
-      <w:proofErr w:type="gramEnd"/>
-      <w:r>
-        <w:rPr>
-          <w:rFonts w:eastAsia="標楷體"/>
-        </w:rPr>
-        <w:t>部資料，共處理</w:t>
+        <w:t>的前半部與後半部資料，共處理</w:t>
       </w:r>
       <w:r>
         <w:rPr>
@@ -1639,7 +1605,7 @@
     <w:p>
       <w:pPr>
         <w:rPr>
-          <w:rFonts w:eastAsia="標楷體" w:hint="eastAsia"/>
+          <w:rFonts w:eastAsia="標楷體"/>
         </w:rPr>
       </w:pPr>
       <w:r>
@@ -1647,7 +1613,7 @@
           <w:rFonts w:eastAsia="標楷體"/>
         </w:rPr>
         <w:pict w14:anchorId="429CFF28">
-          <v:rect id="_x0000_i1043" style="width:0;height:1.5pt" o:hralign="center" o:hrstd="t" o:hr="t" fillcolor="#a0a0a0" stroked="f"/>
+          <v:rect id="_x0000_i1025" style="width:0;height:1.5pt" o:hralign="center" o:hrstd="t" o:hr="t" fillcolor="#a0a0a0" stroked="f"/>
         </w:pict>
       </w:r>
       <w:r>
@@ -1712,7 +1678,7 @@
         <w:rPr>
           <w:rFonts w:eastAsia="標楷體"/>
         </w:rPr>
-        <w:t xml:space="preserve">FSM </w:t>
+        <w:t>FSM</w:t>
       </w:r>
       <w:r>
         <w:rPr>
@@ -1888,7 +1854,7 @@
     <w:p>
       <w:pPr>
         <w:rPr>
-          <w:rFonts w:eastAsia="標楷體" w:hint="eastAsia"/>
+          <w:rFonts w:eastAsia="標楷體"/>
         </w:rPr>
       </w:pPr>
       <w:r>
@@ -2089,35 +2055,7 @@
         <w:rPr>
           <w:rFonts w:eastAsia="標楷體" w:hint="eastAsia"/>
         </w:rPr>
-        <w:t>可以在前面還</w:t>
-      </w:r>
-      <w:proofErr w:type="gramStart"/>
-      <w:r>
-        <w:rPr>
-          <w:rFonts w:eastAsia="標楷體" w:hint="eastAsia"/>
-        </w:rPr>
-        <w:t>沒算完的</w:t>
-      </w:r>
-      <w:proofErr w:type="gramEnd"/>
-      <w:r>
-        <w:rPr>
-          <w:rFonts w:eastAsia="標楷體" w:hint="eastAsia"/>
-        </w:rPr>
-        <w:t>時候就先發出，這樣</w:t>
-      </w:r>
-      <w:proofErr w:type="gramStart"/>
-      <w:r>
-        <w:rPr>
-          <w:rFonts w:eastAsia="標楷體" w:hint="eastAsia"/>
-        </w:rPr>
-        <w:t>等算完</w:t>
-      </w:r>
-      <w:proofErr w:type="gramEnd"/>
-      <w:r>
-        <w:rPr>
-          <w:rFonts w:eastAsia="標楷體" w:hint="eastAsia"/>
-        </w:rPr>
-        <w:t>沒多久之後，</w:t>
+        <w:t>可以在前面還沒算完的時候就先發出，這樣等算完沒多久之後，</w:t>
       </w:r>
       <w:r>
         <w:rPr>
@@ -2153,11 +2091,12 @@
       <w:r>
         <w:rPr>
           <w:rFonts w:eastAsia="標楷體"/>
+          <w:noProof/>
         </w:rPr>
         <w:drawing>
-          <wp:inline distT="0" distB="0" distL="0" distR="0" wp14:anchorId="5BA782B9" wp14:editId="69CBA1FB">
-            <wp:extent cx="3799694" cy="1674891"/>
-            <wp:effectExtent l="0" t="0" r="0" b="1905"/>
+          <wp:inline distT="0" distB="0" distL="0" distR="0" wp14:anchorId="5BA782B9" wp14:editId="2887F700">
+            <wp:extent cx="4566623" cy="2012950"/>
+            <wp:effectExtent l="0" t="0" r="5715" b="6350"/>
             <wp:docPr id="1218616387" name="圖片 1"/>
             <wp:cNvGraphicFramePr>
               <a:graphicFrameLocks xmlns:a="http://schemas.openxmlformats.org/drawingml/2006/main" noChangeAspect="1"/>
@@ -2178,7 +2117,7 @@
                   <pic:spPr>
                     <a:xfrm>
                       <a:off x="0" y="0"/>
-                      <a:ext cx="3907890" cy="1722583"/>
+                      <a:ext cx="4737922" cy="2088458"/>
                     </a:xfrm>
                     <a:prstGeom prst="rect">
                       <a:avLst/>
@@ -2196,34 +2135,39 @@
         </w:rPr>
         <w:t xml:space="preserve"> </w:t>
       </w:r>
+    </w:p>
+    <w:p>
+      <w:pPr>
+        <w:rPr>
+          <w:rFonts w:eastAsia="標楷體"/>
+        </w:rPr>
+      </w:pPr>
       <w:r>
         <w:rPr>
           <w:rFonts w:eastAsia="標楷體" w:hint="eastAsia"/>
         </w:rPr>
         <w:t>在上筆輸出還沒結束先拉高</w:t>
       </w:r>
-      <w:proofErr w:type="spellStart"/>
       <w:r>
         <w:rPr>
           <w:rFonts w:eastAsia="標楷體" w:hint="eastAsia"/>
         </w:rPr>
         <w:t>rd_en</w:t>
       </w:r>
-      <w:proofErr w:type="spellEnd"/>
-      <w:r>
-        <w:rPr>
-          <w:rFonts w:eastAsia="標楷體"/>
-        </w:rPr>
-        <w:pict w14:anchorId="1BF56951">
-          <v:rect id="_x0000_i1044" style="width:0;height:1.5pt" o:hralign="center" o:hrstd="t" o:hr="t" fillcolor="#a0a0a0" stroked="f"/>
-        </w:pict>
-      </w:r>
+    </w:p>
+    <w:p>
+      <w:pPr>
+        <w:rPr>
+          <w:rFonts w:eastAsia="標楷體"/>
+        </w:rPr>
+      </w:pPr>
       <w:r>
         <w:rPr>
           <w:rFonts w:eastAsia="標楷體"/>
           <w:b/>
           <w:bCs/>
         </w:rPr>
+        <w:lastRenderedPageBreak/>
         <w:t xml:space="preserve">3. Cycle Time Optimization </w:t>
       </w:r>
       <w:r>
@@ -2341,23 +2285,14 @@
         <w:rPr>
           <w:rFonts w:eastAsia="標楷體" w:hint="eastAsia"/>
         </w:rPr>
-        <w:lastRenderedPageBreak/>
         <w:t>在乘法</w:t>
       </w:r>
       <w:r>
         <w:rPr>
           <w:rFonts w:eastAsia="標楷體"/>
         </w:rPr>
-        <w:t>階段中，乘法與加總運算並不是全部放在同一</w:t>
-      </w:r>
-      <w:proofErr w:type="gramStart"/>
-      <w:r>
-        <w:rPr>
-          <w:rFonts w:eastAsia="標楷體"/>
-        </w:rPr>
-        <w:t>個</w:t>
-      </w:r>
-      <w:proofErr w:type="gramEnd"/>
+        <w:t>階段中，乘法與加總運算並不是全部放在同一個</w:t>
+      </w:r>
       <w:r>
         <w:rPr>
           <w:rFonts w:eastAsia="標楷體"/>
@@ -2368,16 +2303,8 @@
         <w:rPr>
           <w:rFonts w:eastAsia="標楷體"/>
         </w:rPr>
-        <w:t>中完成，而是</w:t>
-      </w:r>
-      <w:proofErr w:type="gramStart"/>
-      <w:r>
-        <w:rPr>
-          <w:rFonts w:eastAsia="標楷體"/>
-        </w:rPr>
-        <w:t>透過多級</w:t>
-      </w:r>
-      <w:proofErr w:type="gramEnd"/>
+        <w:t>中完成，而是透過多級</w:t>
+      </w:r>
       <w:r>
         <w:rPr>
           <w:rFonts w:eastAsia="標楷體"/>
@@ -2730,19 +2657,11 @@
         </w:rPr>
         <w:t xml:space="preserve"> 64 </w:t>
       </w:r>
-      <w:proofErr w:type="gramStart"/>
-      <w:r>
-        <w:rPr>
-          <w:rFonts w:eastAsia="標楷體"/>
-        </w:rPr>
-        <w:t>個</w:t>
-      </w:r>
-      <w:proofErr w:type="gramEnd"/>
-      <w:r>
-        <w:rPr>
-          <w:rFonts w:eastAsia="標楷體"/>
-        </w:rPr>
-        <w:t>元素中的最大值，會造成較大的面積與較長的</w:t>
+      <w:r>
+        <w:rPr>
+          <w:rFonts w:eastAsia="標楷體"/>
+        </w:rPr>
+        <w:t>個元素中的最大值，會造成較大的面積與較長的</w:t>
       </w:r>
       <w:r>
         <w:rPr>
@@ -2826,16 +2745,8 @@
         <w:rPr>
           <w:rFonts w:eastAsia="標楷體"/>
         </w:rPr>
-        <w:t>。這種方式比完整大小</w:t>
-      </w:r>
-      <w:proofErr w:type="gramStart"/>
-      <w:r>
-        <w:rPr>
-          <w:rFonts w:eastAsia="標楷體"/>
-        </w:rPr>
-        <w:t>比較器更適合</w:t>
-      </w:r>
-      <w:proofErr w:type="gramEnd"/>
+        <w:t>。這種方式比完整大小比較器更適合</w:t>
+      </w:r>
       <w:r>
         <w:rPr>
           <w:rFonts w:eastAsia="標楷體"/>
@@ -2973,21 +2884,7 @@
         <w:rPr>
           <w:rFonts w:eastAsia="標楷體"/>
         </w:rPr>
-        <w:t>，因此可以降低</w:t>
-      </w:r>
-      <w:proofErr w:type="gramStart"/>
-      <w:r>
-        <w:rPr>
-          <w:rFonts w:eastAsia="標楷體"/>
-        </w:rPr>
-        <w:t>單級乘加</w:t>
-      </w:r>
-      <w:proofErr w:type="gramEnd"/>
-      <w:r>
-        <w:rPr>
-          <w:rFonts w:eastAsia="標楷體"/>
-        </w:rPr>
-        <w:t>路徑的延遲。</w:t>
+        <w:t>，因此可以降低單級乘加路徑的延遲。</w:t>
       </w:r>
     </w:p>
     <w:p>
@@ -3001,7 +2898,7 @@
           <w:rFonts w:eastAsia="標楷體"/>
         </w:rPr>
         <w:pict w14:anchorId="30D5FC5A">
-          <v:rect id="_x0000_i1045" style="width:0;height:1.5pt" o:hralign="center" o:hrstd="t" o:hr="t" fillcolor="#a0a0a0" stroked="f"/>
+          <v:rect id="_x0000_i1027" style="width:0;height:1.5pt" o:hralign="center" o:hrstd="t" o:hr="t" fillcolor="#a0a0a0" stroked="f"/>
         </w:pict>
       </w:r>
       <w:r>
@@ -3029,7 +2926,7 @@
       <w:pPr>
         <w:spacing w:before="240"/>
         <w:rPr>
-          <w:rFonts w:eastAsia="標楷體" w:hint="eastAsia"/>
+          <w:rFonts w:eastAsia="標楷體"/>
         </w:rPr>
       </w:pPr>
       <w:r>
@@ -3111,14 +3008,12 @@
         </w:rPr>
         <w:t xml:space="preserve"> 64 </w:t>
       </w:r>
-      <w:proofErr w:type="gramStart"/>
       <w:r>
         <w:rPr>
           <w:rFonts w:eastAsia="標楷體"/>
         </w:rPr>
         <w:t>個</w:t>
       </w:r>
-      <w:proofErr w:type="gramEnd"/>
       <w:r>
         <w:rPr>
           <w:rFonts w:eastAsia="標楷體"/>
@@ -3155,21 +3050,7 @@
         <w:rPr>
           <w:rFonts w:eastAsia="標楷體"/>
         </w:rPr>
-        <w:t>內部</w:t>
-      </w:r>
-      <w:proofErr w:type="gramStart"/>
-      <w:r>
-        <w:rPr>
-          <w:rFonts w:eastAsia="標楷體"/>
-        </w:rPr>
-        <w:t>進行乘加累積</w:t>
-      </w:r>
-      <w:proofErr w:type="gramEnd"/>
-      <w:r>
-        <w:rPr>
-          <w:rFonts w:eastAsia="標楷體"/>
-        </w:rPr>
-        <w:t>時，才使用較寬的</w:t>
+        <w:t>內部進行乘加累積時，才使用較寬的</w:t>
       </w:r>
       <w:r>
         <w:rPr>
@@ -3370,21 +3251,7 @@
         <w:rPr>
           <w:rFonts w:eastAsia="標楷體"/>
         </w:rPr>
-        <w:t>各自建立一套</w:t>
-      </w:r>
-      <w:proofErr w:type="gramStart"/>
-      <w:r>
-        <w:rPr>
-          <w:rFonts w:eastAsia="標楷體"/>
-        </w:rPr>
-        <w:t>獨立乘加</w:t>
-      </w:r>
-      <w:proofErr w:type="gramEnd"/>
-      <w:r>
-        <w:rPr>
-          <w:rFonts w:eastAsia="標楷體"/>
-        </w:rPr>
-        <w:t>架構</w:t>
+        <w:t>各自建立一套獨立乘加架構</w:t>
       </w:r>
       <w:r>
         <w:rPr>
@@ -3444,16 +3311,8 @@
         <w:rPr>
           <w:rFonts w:eastAsia="標楷體" w:hint="eastAsia"/>
         </w:rPr>
-        <w:t>的計算都是獨立的</w:t>
-      </w:r>
-      <w:proofErr w:type="gramStart"/>
-      <w:r>
-        <w:rPr>
-          <w:rFonts w:eastAsia="標楷體" w:hint="eastAsia"/>
-        </w:rPr>
-        <w:t>乘加器</w:t>
-      </w:r>
-      <w:proofErr w:type="gramEnd"/>
+        <w:t>的計算都是獨立的乘加器</w:t>
+      </w:r>
       <w:r>
         <w:rPr>
           <w:rFonts w:eastAsia="標楷體"/>
@@ -3561,19 +3420,11 @@
         </w:rPr>
         <w:t xml:space="preserve"> 64 </w:t>
       </w:r>
-      <w:proofErr w:type="gramStart"/>
-      <w:r>
-        <w:rPr>
-          <w:rFonts w:eastAsia="標楷體"/>
-        </w:rPr>
-        <w:t>個</w:t>
-      </w:r>
-      <w:proofErr w:type="gramEnd"/>
-      <w:r>
-        <w:rPr>
-          <w:rFonts w:eastAsia="標楷體"/>
-        </w:rPr>
-        <w:t>元素的大小，因此</w:t>
+      <w:r>
+        <w:rPr>
+          <w:rFonts w:eastAsia="標楷體"/>
+        </w:rPr>
+        <w:t>個元素的大小，因此</w:t>
       </w:r>
       <w:r>
         <w:rPr>
@@ -3639,13 +3490,14 @@
     <w:p>
       <w:pPr>
         <w:rPr>
-          <w:rFonts w:eastAsia="標楷體" w:hint="eastAsia"/>
-        </w:rPr>
-      </w:pPr>
-      <w:r>
-        <w:rPr>
-          <w:rFonts w:eastAsia="標楷體"/>
-        </w:rPr>
+          <w:rFonts w:eastAsia="標楷體"/>
+        </w:rPr>
+      </w:pPr>
+      <w:r>
+        <w:rPr>
+          <w:rFonts w:eastAsia="標楷體"/>
+        </w:rPr>
+        <w:lastRenderedPageBreak/>
         <w:tab/>
       </w:r>
       <w:r>
@@ -3772,21 +3624,7 @@
         <w:rPr>
           <w:rFonts w:eastAsia="標楷體" w:hint="eastAsia"/>
         </w:rPr>
-        <w:t>的概念，因此也導致</w:t>
-      </w:r>
-      <w:proofErr w:type="gramStart"/>
-      <w:r>
-        <w:rPr>
-          <w:rFonts w:eastAsia="標楷體" w:hint="eastAsia"/>
-        </w:rPr>
-        <w:t>面積變蠻大</w:t>
-      </w:r>
-      <w:proofErr w:type="gramEnd"/>
-      <w:r>
-        <w:rPr>
-          <w:rFonts w:eastAsia="標楷體" w:hint="eastAsia"/>
-        </w:rPr>
-        <w:t>的，不知道怎麼壓進去，乘法器也沒辦法共用的很多，最後也只能放著很大量的面積</w:t>
+        <w:t>的概念，因此也導致面積變蠻大的，不知道怎麼壓進去，乘法器也沒辦法共用的很多，最後也只能放著很大量的面積</w:t>
       </w:r>
       <w:r>
         <w:rPr>
@@ -3798,14 +3636,7 @@
         <w:rPr>
           <w:rFonts w:eastAsia="標楷體" w:hint="eastAsia"/>
         </w:rPr>
-        <w:t>多</w:t>
-      </w:r>
-      <w:r>
-        <w:rPr>
-          <w:rFonts w:eastAsia="標楷體" w:hint="eastAsia"/>
-        </w:rPr>
-        <w:lastRenderedPageBreak/>
-        <w:t>萬，每次跑合成都要跑很久，剛寫出來的時候甚至還合成超過</w:t>
+        <w:t>多萬，每次跑合成都要跑很久，剛寫出來的時候甚至還合成超過</w:t>
       </w:r>
       <w:r>
         <w:rPr>
@@ -3929,8 +3760,9 @@
     </w:p>
     <w:p>
       <w:pPr>
-        <w:rPr>
-          <w:rFonts w:eastAsia="標楷體"/>
+        <w:spacing w:after="240"/>
+        <w:rPr>
+          <w:rFonts w:eastAsia="標楷體" w:hint="eastAsia"/>
         </w:rPr>
       </w:pPr>
       <w:r>
@@ -3961,21 +3793,7 @@
         <w:rPr>
           <w:rFonts w:eastAsia="標楷體"/>
         </w:rPr>
-        <w:t>二下的必修</w:t>
-      </w:r>
-      <w:proofErr w:type="gramStart"/>
-      <w:r>
-        <w:rPr>
-          <w:rFonts w:eastAsia="標楷體"/>
-        </w:rPr>
-        <w:t>好多，</w:t>
-      </w:r>
-      <w:proofErr w:type="gramEnd"/>
-      <w:r>
-        <w:rPr>
-          <w:rFonts w:eastAsia="標楷體"/>
-        </w:rPr>
-        <w:t>這學期</w:t>
+        <w:t>二下的必修好多，這學期</w:t>
       </w:r>
       <w:r>
         <w:rPr>
@@ -4047,14 +3865,7 @@
         <w:rPr>
           <w:rFonts w:eastAsia="標楷體"/>
         </w:rPr>
-        <w:t>學習到了</w:t>
-      </w:r>
-      <w:proofErr w:type="gramStart"/>
-      <w:r>
-        <w:rPr>
-          <w:rFonts w:eastAsia="標楷體"/>
-        </w:rPr>
-        <w:t>很多</w:t>
+        <w:t>學習到了很多</w:t>
       </w:r>
       <w:r>
         <w:rPr>
@@ -4062,7 +3873,6 @@
         </w:rPr>
         <w:t>切</w:t>
       </w:r>
-      <w:proofErr w:type="gramEnd"/>
       <w:r>
         <w:rPr>
           <w:rFonts w:eastAsia="標楷體" w:hint="eastAsia"/>
@@ -4188,93 +3998,85 @@
       <w:pPr>
         <w:rPr>
           <w:rFonts w:eastAsia="標楷體"/>
-        </w:rPr>
-      </w:pPr>
+          <w:b/>
+          <w:bCs/>
+        </w:rPr>
+      </w:pPr>
+      <w:r>
+        <w:rPr>
+          <w:rFonts w:eastAsia="標楷體" w:hint="eastAsia"/>
+          <w:b/>
+          <w:bCs/>
+        </w:rPr>
+        <w:t>小彩蛋</w:t>
+      </w:r>
+      <w:r>
+        <w:rPr>
+          <w:rFonts w:eastAsia="標楷體" w:hint="eastAsia"/>
+          <w:b/>
+          <w:bCs/>
+        </w:rPr>
+        <w:t xml:space="preserve"> (</w:t>
+      </w:r>
+      <w:r>
+        <w:rPr>
+          <w:rFonts w:eastAsia="標楷體" w:hint="eastAsia"/>
+          <w:b/>
+          <w:bCs/>
+        </w:rPr>
+        <w:t>看助教</w:t>
+      </w:r>
+      <w:r>
+        <w:rPr>
+          <w:rFonts w:eastAsia="標楷體" w:hint="eastAsia"/>
+          <w:b/>
+          <w:bCs/>
+        </w:rPr>
+        <w:t>Pass Pattern</w:t>
+      </w:r>
+      <w:r>
+        <w:rPr>
+          <w:rFonts w:eastAsia="標楷體" w:hint="eastAsia"/>
+          <w:b/>
+          <w:bCs/>
+        </w:rPr>
+        <w:t>太可愛也是</w:t>
+      </w:r>
+      <w:r>
+        <w:rPr>
+          <w:rFonts w:eastAsia="標楷體" w:hint="eastAsia"/>
+          <w:b/>
+          <w:bCs/>
+        </w:rPr>
+        <w:t>自己</w:t>
+      </w:r>
+      <w:r>
+        <w:rPr>
+          <w:rFonts w:eastAsia="標楷體" w:hint="eastAsia"/>
+          <w:b/>
+          <w:bCs/>
+        </w:rPr>
+        <w:t>玩上了</w:t>
+      </w:r>
+      <w:r>
+        <w:rPr>
+          <w:rFonts w:eastAsia="標楷體" w:hint="eastAsia"/>
+          <w:b/>
+          <w:bCs/>
+        </w:rPr>
+        <w:t>~)</w:t>
+      </w:r>
     </w:p>
     <w:p>
       <w:pPr>
         <w:rPr>
           <w:rFonts w:eastAsia="標楷體"/>
-          <w:b/>
-          <w:bCs/>
-        </w:rPr>
-      </w:pPr>
-      <w:proofErr w:type="gramStart"/>
-      <w:r>
-        <w:rPr>
-          <w:rFonts w:eastAsia="標楷體" w:hint="eastAsia"/>
-          <w:b/>
-          <w:bCs/>
-        </w:rPr>
-        <w:t>小彩蛋</w:t>
-      </w:r>
-      <w:proofErr w:type="gramEnd"/>
-      <w:r>
-        <w:rPr>
-          <w:rFonts w:eastAsia="標楷體" w:hint="eastAsia"/>
-          <w:b/>
-          <w:bCs/>
-        </w:rPr>
-        <w:t xml:space="preserve"> (</w:t>
-      </w:r>
-      <w:r>
-        <w:rPr>
-          <w:rFonts w:eastAsia="標楷體" w:hint="eastAsia"/>
-          <w:b/>
-          <w:bCs/>
-        </w:rPr>
-        <w:t>看助教</w:t>
-      </w:r>
-      <w:r>
-        <w:rPr>
-          <w:rFonts w:eastAsia="標楷體" w:hint="eastAsia"/>
-          <w:b/>
-          <w:bCs/>
-        </w:rPr>
-        <w:t>Pass Pattern</w:t>
-      </w:r>
-      <w:r>
-        <w:rPr>
-          <w:rFonts w:eastAsia="標楷體" w:hint="eastAsia"/>
-          <w:b/>
-          <w:bCs/>
-        </w:rPr>
-        <w:t>太可愛也是</w:t>
-      </w:r>
-      <w:r>
-        <w:rPr>
-          <w:rFonts w:eastAsia="標楷體" w:hint="eastAsia"/>
-          <w:b/>
-          <w:bCs/>
-        </w:rPr>
-        <w:t>自己</w:t>
-      </w:r>
-      <w:r>
-        <w:rPr>
-          <w:rFonts w:eastAsia="標楷體" w:hint="eastAsia"/>
-          <w:b/>
-          <w:bCs/>
-        </w:rPr>
-        <w:t>玩上了</w:t>
-      </w:r>
-      <w:r>
-        <w:rPr>
-          <w:rFonts w:eastAsia="標楷體" w:hint="eastAsia"/>
-          <w:b/>
-          <w:bCs/>
-        </w:rPr>
-        <w:t>~)</w:t>
-      </w:r>
-    </w:p>
-    <w:p>
-      <w:pPr>
-        <w:rPr>
-          <w:rFonts w:eastAsia="標楷體" w:hint="eastAsia"/>
-        </w:rPr>
-      </w:pPr>
-      <w:r>
-        <w:rPr>
-          <w:rFonts w:eastAsia="標楷體"/>
+        </w:rPr>
+      </w:pPr>
+      <w:r>
+        <w:rPr>
+          <w:rFonts w:eastAsia="標楷體"/>
+          <w:noProof/>
         </w:rPr>
         <w:drawing>
           <wp:inline distT="0" distB="0" distL="0" distR="0" wp14:anchorId="50C00E97" wp14:editId="5F099742">
@@ -4321,6 +4123,7 @@
       <w:r>
         <w:rPr>
           <w:rFonts w:eastAsia="標楷體"/>
+          <w:noProof/>
         </w:rPr>
         <w:drawing>
           <wp:inline distT="0" distB="0" distL="0" distR="0" wp14:anchorId="502E90C0" wp14:editId="0DDFD3C9">
@@ -4401,19 +4204,6 @@
     </w:p>
     <w:p>
       <w:pPr>
-        <w:rPr>
-          <w:rFonts w:eastAsia="標楷體" w:hint="eastAsia"/>
-        </w:rPr>
-      </w:pPr>
-      <w:r>
-        <w:rPr>
-          <w:rFonts w:eastAsia="標楷體" w:hint="eastAsia"/>
-        </w:rPr>
-        <w:t>Codex + Claude</w:t>
-      </w:r>
-    </w:p>
-    <w:p>
-      <w:pPr>
         <w:pStyle w:val="a6"/>
         <w:numPr>
           <w:ilvl w:val="0"/>
@@ -4450,9 +4240,18 @@
         <w:pStyle w:val="a6"/>
         <w:ind w:leftChars="0" w:left="284"/>
         <w:rPr>
-          <w:rFonts w:eastAsia="標楷體" w:hint="eastAsia"/>
-        </w:rPr>
-      </w:pPr>
+          <w:rFonts w:eastAsia="標楷體"/>
+        </w:rPr>
+      </w:pPr>
+      <w:hyperlink r:id="rId12" w:history="1">
+        <w:r>
+          <w:rPr>
+            <w:rStyle w:val="a7"/>
+            <w:rFonts w:eastAsia="標楷體"/>
+          </w:rPr>
+          <w:t>https://github.com/xiaotin22/NYCU_DCS_2026/blob/main/DCS_FINAL/AI_uselog.md</w:t>
+        </w:r>
+      </w:hyperlink>
     </w:p>
     <w:p>
       <w:pPr>
@@ -4463,7 +4262,7 @@
         </w:numPr>
         <w:ind w:leftChars="0"/>
         <w:rPr>
-          <w:rFonts w:eastAsia="標楷體" w:hint="eastAsia"/>
+          <w:rFonts w:eastAsia="標楷體"/>
         </w:rPr>
       </w:pPr>
       <w:r>
@@ -4496,7 +4295,7 @@
     <w:p>
       <w:pPr>
         <w:rPr>
-          <w:rFonts w:eastAsia="標楷體" w:hint="eastAsia"/>
+          <w:rFonts w:eastAsia="標楷體"/>
         </w:rPr>
       </w:pPr>
       <w:r>
@@ -4527,7 +4326,7 @@
         <w:rPr>
           <w:rFonts w:eastAsia="標楷體" w:hint="eastAsia"/>
         </w:rPr>
-        <w:t xml:space="preserve"> FINAL CA.sv </w:t>
+        <w:t xml:space="preserve"> FINAL CA.sv</w:t>
       </w:r>
       <w:r>
         <w:rPr>
@@ -4539,7 +4338,7 @@
     <w:p>
       <w:pPr>
         <w:rPr>
-          <w:rFonts w:eastAsia="標楷體" w:hint="eastAsia"/>
+          <w:rFonts w:eastAsia="標楷體"/>
         </w:rPr>
       </w:pPr>
       <w:r>
@@ -4594,7 +4393,7 @@
     <w:p>
       <w:pPr>
         <w:rPr>
-          <w:rFonts w:eastAsia="標楷體" w:hint="eastAsia"/>
+          <w:rFonts w:eastAsia="標楷體"/>
         </w:rPr>
       </w:pPr>
       <w:r>
@@ -4613,7 +4412,25 @@
         <w:rPr>
           <w:rFonts w:eastAsia="標楷體" w:hint="eastAsia"/>
         </w:rPr>
-        <w:t>幫我切</w:t>
+        <w:t>幫我</w:t>
+      </w:r>
+      <w:r>
+        <w:rPr>
+          <w:rFonts w:eastAsia="標楷體" w:hint="eastAsia"/>
+        </w:rPr>
+        <w:t>根據</w:t>
+      </w:r>
+      <w:r>
+        <w:rPr>
+          <w:rFonts w:eastAsia="標楷體" w:hint="eastAsia"/>
+        </w:rPr>
+        <w:t>critical path</w:t>
+      </w:r>
+      <w:r>
+        <w:rPr>
+          <w:rFonts w:eastAsia="標楷體" w:hint="eastAsia"/>
+        </w:rPr>
+        <w:t>切</w:t>
       </w:r>
       <w:r>
         <w:rPr>
@@ -4631,7 +4448,7 @@
     <w:p>
       <w:pPr>
         <w:rPr>
-          <w:rFonts w:eastAsia="標楷體" w:hint="eastAsia"/>
+          <w:rFonts w:eastAsia="標楷體"/>
         </w:rPr>
       </w:pPr>
       <w:r>
@@ -4704,19 +4521,11 @@
         </w:rPr>
         <w:t xml:space="preserve"> QKV </w:t>
       </w:r>
-      <w:proofErr w:type="gramStart"/>
-      <w:r>
-        <w:rPr>
-          <w:rFonts w:eastAsia="標楷體" w:hint="eastAsia"/>
-        </w:rPr>
-        <w:t>衝</w:t>
-      </w:r>
-      <w:proofErr w:type="gramEnd"/>
-      <w:r>
-        <w:rPr>
-          <w:rFonts w:eastAsia="標楷體" w:hint="eastAsia"/>
-        </w:rPr>
-        <w:t>到」</w:t>
+      <w:r>
+        <w:rPr>
+          <w:rFonts w:eastAsia="標楷體" w:hint="eastAsia"/>
+        </w:rPr>
+        <w:t>衝到」</w:t>
       </w:r>
     </w:p>
     <w:p>
@@ -7377,6 +7186,7 @@
   <w:style w:type="character" w:default="1" w:styleId="a0">
     <w:name w:val="Default Paragraph Font"/>
     <w:uiPriority w:val="1"/>
+    <w:semiHidden/>
     <w:unhideWhenUsed/>
   </w:style>
   <w:style w:type="table" w:default="1" w:styleId="a1">
@@ -7597,6 +7407,18 @@
       <w:rFonts w:ascii="細明體" w:eastAsia="細明體" w:hAnsi="細明體" w:cs="細明體"/>
       <w:sz w:val="24"/>
       <w:szCs w:val="24"/>
+    </w:rPr>
+  </w:style>
+  <w:style w:type="character" w:styleId="ac">
+    <w:name w:val="Unresolved Mention"/>
+    <w:basedOn w:val="a0"/>
+    <w:uiPriority w:val="99"/>
+    <w:semiHidden/>
+    <w:unhideWhenUsed/>
+    <w:rsid w:val="00A6050D"/>
+    <w:rPr>
+      <w:color w:val="605E5C"/>
+      <w:shd w:val="clear" w:color="auto" w:fill="E1DFDD"/>
     </w:rPr>
   </w:style>
 </w:styles>
